--- a/book/docx-por-capitulo/capitulo-22-transcripcion-reuniones.docx
+++ b/book/docx-por-capitulo/capitulo-22-transcripcion-reuniones.docx
@@ -7,6 +7,7 @@
         <w:pStyle w:val="Endure-ChapterTitle"/>
         <w:keepNext/>
         <w:spacing w:before="480" w:after="240"/>
+        <w:outlineLvl w:val="0"/>
       </w:pPr>
       <w:r>
         <w:rPr>
@@ -26,40 +27,55 @@
         <w:pStyle w:val="Endure-Subhead"/>
         <w:keepNext/>
         <w:spacing w:before="240" w:after="60"/>
+        <w:outlineLvl w:val="1"/>
       </w:pPr>
       <w:r>
+        <w:rPr>
+          <w:sz w:val="24"/>
+        </w:rPr>
         <w:t>Introducción</w:t>
       </w:r>
     </w:p>
     <w:p>
       <w:pPr>
         <w:pStyle w:val="Endure-FirstParagraphBodyText"/>
+        <w:spacing w:before="100" w:after="100"/>
       </w:pPr>
       <w:r>
+        <w:rPr>
+          <w:sz w:val="20"/>
+        </w:rPr>
         <w:t>Cada reunión, conferencia o clase genera información valiosa que se pierde porque nadie tiene tiempo de transcribirla manualmente. Este capítulo construye un sistema automatizado que procesa archivos de audio, los transcribe con faster-whisper, los analiza con un LLM y entrega el resultado completo por email — sin conexión a servicios externos y sin costos recurrentes.</w:t>
       </w:r>
     </w:p>
     <w:p>
       <w:pPr>
         <w:pStyle w:val="Endure-ChapterBodyText"/>
+        <w:spacing w:before="100" w:after="100"/>
       </w:pPr>
       <w:r>
         <w:rPr>
           <w:b/>
+          <w:sz w:val="20"/>
         </w:rPr>
         <w:t>Caso de uso principal:</w:t>
       </w:r>
       <w:r>
+        <w:rPr>
+          <w:sz w:val="20"/>
+        </w:rPr>
         <w:t xml:space="preserve"> Deja una reunión de equipo grabada en el Jetson. Al terminar, ejecutas un comando. 15 minutos después recibes en tu email la transcripción completa + resumen ejecutivo + puntos de acción.</w:t>
       </w:r>
     </w:p>
     <w:p>
       <w:pPr>
         <w:pStyle w:val="Endure-ChapterBodyText"/>
+        <w:spacing w:before="100" w:after="100"/>
       </w:pPr>
       <w:r>
         <w:rPr>
           <w:b/>
+          <w:sz w:val="20"/>
         </w:rPr>
         <w:t>Prerrequisitos:</w:t>
       </w:r>
@@ -67,38 +83,44 @@
     <w:p>
       <w:pPr>
         <w:pStyle w:val="Endure-ChapterBodyText"/>
-        <w:spacing w:before="20" w:after="20"/>
+        <w:spacing w:before="40" w:after="40"/>
         <w:ind w:left="360" w:hanging="216"/>
       </w:pPr>
       <w:r>
         <w:rPr>
-          <w:sz w:val="18"/>
+          <w:sz w:val="20"/>
         </w:rPr>
         <w:t xml:space="preserve">• </w:t>
       </w:r>
       <w:r>
+        <w:rPr>
+          <w:sz w:val="20"/>
+        </w:rPr>
         <w:t>Capítulo 18 completado (faster-whisper disponible)</w:t>
       </w:r>
     </w:p>
     <w:p>
       <w:pPr>
         <w:pStyle w:val="Endure-ChapterBodyText"/>
-        <w:spacing w:before="20" w:after="20"/>
+        <w:spacing w:before="40" w:after="40"/>
         <w:ind w:left="360" w:hanging="216"/>
       </w:pPr>
       <w:r>
         <w:rPr>
-          <w:sz w:val="18"/>
+          <w:sz w:val="20"/>
         </w:rPr>
         <w:t xml:space="preserve">• </w:t>
       </w:r>
       <w:r>
+        <w:rPr>
+          <w:sz w:val="20"/>
+        </w:rPr>
         <w:t xml:space="preserve">Ollama activo con </w:t>
       </w:r>
       <w:r>
         <w:rPr>
           <w:rFonts w:ascii="Courier New" w:hAnsi="Courier New"/>
-          <w:sz w:val="17"/>
+          <w:sz w:val="16"/>
         </w:rPr>
         <w:t>qwen3:7b</w:t>
       </w:r>
@@ -106,39 +128,45 @@
     <w:p>
       <w:pPr>
         <w:pStyle w:val="Endure-ChapterBodyText"/>
-        <w:spacing w:before="20" w:after="20"/>
+        <w:spacing w:before="40" w:after="40"/>
         <w:ind w:left="360" w:hanging="216"/>
       </w:pPr>
       <w:r>
         <w:rPr>
-          <w:sz w:val="18"/>
+          <w:sz w:val="20"/>
         </w:rPr>
         <w:t xml:space="preserve">• </w:t>
       </w:r>
       <w:r>
+        <w:rPr>
+          <w:sz w:val="20"/>
+        </w:rPr>
         <w:t>Cuenta de email con acceso SMTP (Gmail con App Password funciona)</w:t>
       </w:r>
     </w:p>
     <w:p>
       <w:pPr>
         <w:pStyle w:val="Endure-ChapterBodyText"/>
-        <w:spacing w:before="20" w:after="20"/>
+        <w:spacing w:before="40" w:after="40"/>
         <w:ind w:left="360" w:hanging="216"/>
       </w:pPr>
       <w:r>
         <w:rPr>
-          <w:sz w:val="18"/>
+          <w:sz w:val="20"/>
         </w:rPr>
         <w:t xml:space="preserve">• </w:t>
       </w:r>
       <w:r>
         <w:rPr>
           <w:rFonts w:ascii="Courier New" w:hAnsi="Courier New"/>
-          <w:sz w:val="17"/>
+          <w:sz w:val="16"/>
         </w:rPr>
         <w:t>ffmpeg</w:t>
       </w:r>
       <w:r>
+        <w:rPr>
+          <w:sz w:val="20"/>
+        </w:rPr>
         <w:t xml:space="preserve"> instalado</w:t>
       </w:r>
     </w:p>
@@ -150,10 +178,12 @@
     <w:p>
       <w:pPr>
         <w:pStyle w:val="Endure-ChapterBodyText"/>
+        <w:spacing w:before="100" w:after="100"/>
       </w:pPr>
       <w:r>
         <w:rPr>
           <w:b/>
+          <w:sz w:val="20"/>
         </w:rPr>
         <w:t>Tiempo de procesamiento por hora de audio:</w:t>
       </w:r>
@@ -161,66 +191,76 @@
     <w:p>
       <w:pPr>
         <w:pStyle w:val="Endure-ChapterBodyText"/>
-        <w:spacing w:before="20" w:after="20"/>
+        <w:spacing w:before="40" w:after="40"/>
         <w:ind w:left="360" w:hanging="216"/>
       </w:pPr>
       <w:r>
         <w:rPr>
-          <w:sz w:val="18"/>
+          <w:sz w:val="20"/>
         </w:rPr>
         <w:t xml:space="preserve">• </w:t>
       </w:r>
       <w:r>
+        <w:rPr>
+          <w:sz w:val="20"/>
+        </w:rPr>
         <w:t>Transcripción (large-v3): ~8–12 minutos</w:t>
       </w:r>
     </w:p>
     <w:p>
       <w:pPr>
         <w:pStyle w:val="Endure-ChapterBodyText"/>
-        <w:spacing w:before="20" w:after="20"/>
+        <w:spacing w:before="40" w:after="40"/>
         <w:ind w:left="360" w:hanging="216"/>
       </w:pPr>
       <w:r>
         <w:rPr>
-          <w:sz w:val="18"/>
+          <w:sz w:val="20"/>
         </w:rPr>
         <w:t xml:space="preserve">• </w:t>
       </w:r>
       <w:r>
+        <w:rPr>
+          <w:sz w:val="20"/>
+        </w:rPr>
         <w:t>Análisis LLM: ~3–5 minutos</w:t>
       </w:r>
     </w:p>
     <w:p>
       <w:pPr>
         <w:pStyle w:val="Endure-ChapterBodyText"/>
-        <w:spacing w:before="20" w:after="20"/>
+        <w:spacing w:before="40" w:after="40"/>
         <w:ind w:left="360" w:hanging="216"/>
       </w:pPr>
       <w:r>
         <w:rPr>
-          <w:sz w:val="18"/>
+          <w:sz w:val="20"/>
         </w:rPr>
         <w:t xml:space="preserve">• </w:t>
       </w:r>
       <w:r>
+        <w:rPr>
+          <w:sz w:val="20"/>
+        </w:rPr>
         <w:t>Email: ~5 segundos</w:t>
       </w:r>
     </w:p>
     <w:p>
       <w:pPr>
         <w:pStyle w:val="Endure-ChapterBodyText"/>
-        <w:spacing w:before="20" w:after="20"/>
+        <w:spacing w:before="40" w:after="40"/>
         <w:ind w:left="360" w:hanging="216"/>
       </w:pPr>
       <w:r>
         <w:rPr>
-          <w:sz w:val="18"/>
+          <w:sz w:val="20"/>
         </w:rPr>
         <w:t xml:space="preserve">• </w:t>
       </w:r>
       <w:r>
         <w:rPr>
           <w:b/>
+          <w:sz w:val="20"/>
         </w:rPr>
         <w:t>Total: ~15–20 minutos por hora de reunión</w:t>
       </w:r>
@@ -232,16 +272,41 @@
     </w:p>
     <w:p>
       <w:pPr>
-        <w:pStyle w:val="Endure-ChapterBodyText"/>
+        <w:jc w:val="center"/>
       </w:pPr>
       <w:r>
-        <w:rPr>
-          <w:b/>
-        </w:rPr>
-        <w:t>Modo de energía:</w:t>
-      </w:r>
-      <w:r>
-        <w:t xml:space="preserve"> 30W para STT → MAXN para análisis LLM → 15W al terminar</w:t>
+        <w:drawing>
+          <wp:inline xmlns:a="http://schemas.openxmlformats.org/drawingml/2006/main" xmlns:pic="http://schemas.openxmlformats.org/drawingml/2006/picture">
+            <wp:extent cx="5029200" cy="1461716"/>
+            <wp:docPr id="1" name="Picture 1"/>
+            <wp:cNvGraphicFramePr>
+              <a:graphicFrameLocks noChangeAspect="1"/>
+            </wp:cNvGraphicFramePr>
+            <a:graphic>
+              <a:graphicData uri="http://schemas.openxmlformats.org/drawingml/2006/picture">
+                <pic:pic>
+                  <pic:nvPicPr>
+                    <pic:cNvPr id="0" name="ascii_54081.png"/>
+                    <pic:cNvPicPr/>
+                  </pic:nvPicPr>
+                  <pic:blipFill>
+                    <a:blip r:embed="rId46"/>
+                    <a:stretch>
+                      <a:fillRect/>
+                    </a:stretch>
+                  </pic:blipFill>
+                  <pic:spPr>
+                    <a:xfrm>
+                      <a:off x="0" y="0"/>
+                      <a:ext cx="5029200" cy="1461716"/>
+                    </a:xfrm>
+                    <a:prstGeom prst="rect"/>
+                  </pic:spPr>
+                </pic:pic>
+              </a:graphicData>
+            </a:graphic>
+          </wp:inline>
+        </w:drawing>
       </w:r>
     </w:p>
     <w:p>
@@ -249,8 +314,12 @@
         <w:pStyle w:val="Endure-Subhead"/>
         <w:keepNext/>
         <w:spacing w:before="240" w:after="60"/>
+        <w:outlineLvl w:val="1"/>
       </w:pPr>
       <w:r>
+        <w:rPr>
+          <w:sz w:val="24"/>
+        </w:rPr>
         <w:t>20.1 Prerrequisito — Verificación del Sistema</w:t>
       </w:r>
     </w:p>
@@ -267,7 +336,7 @@
         <w:tc>
           <w:tcPr>
             <w:tcW w:type="dxa" w:w="8152"/>
-            <w:shd w:val="clear" w:color="auto" w:fill="F2F2F2"/>
+            <w:shd w:val="clear" w:color="auto" w:fill="EAEAEA"/>
             <w:tcBorders>
               <w:left w:val="thick" w:sz="24" w:color="1A5A6A"/>
             </w:tcBorders>
@@ -305,6 +374,7 @@
             <w:r>
               <w:rPr>
                 <w:rFonts w:ascii="Courier New" w:hAnsi="Courier New"/>
+                <w:i/>
                 <w:color w:val="555555"/>
                 <w:sz w:val="16"/>
               </w:rPr>
@@ -369,6 +439,7 @@
             <w:r>
               <w:rPr>
                 <w:rFonts w:ascii="Courier New" w:hAnsi="Courier New"/>
+                <w:i/>
                 <w:color w:val="555555"/>
                 <w:sz w:val="16"/>
               </w:rPr>
@@ -385,6 +456,7 @@
             <w:r>
               <w:rPr>
                 <w:rFonts w:ascii="Courier New" w:hAnsi="Courier New"/>
+                <w:i/>
                 <w:color w:val="555555"/>
                 <w:sz w:val="16"/>
               </w:rPr>
@@ -401,6 +473,7 @@
             <w:r>
               <w:rPr>
                 <w:rFonts w:ascii="Courier New" w:hAnsi="Courier New"/>
+                <w:i/>
                 <w:color w:val="555555"/>
                 <w:sz w:val="16"/>
               </w:rPr>
@@ -417,6 +490,7 @@
             <w:r>
               <w:rPr>
                 <w:rFonts w:ascii="Courier New" w:hAnsi="Courier New"/>
+                <w:i/>
                 <w:color w:val="555555"/>
                 <w:sz w:val="16"/>
               </w:rPr>
@@ -433,6 +507,7 @@
             <w:r>
               <w:rPr>
                 <w:rFonts w:ascii="Courier New" w:hAnsi="Courier New"/>
+                <w:i/>
                 <w:color w:val="555555"/>
                 <w:sz w:val="16"/>
               </w:rPr>
@@ -449,6 +524,7 @@
             <w:r>
               <w:rPr>
                 <w:rFonts w:ascii="Courier New" w:hAnsi="Courier New"/>
+                <w:i/>
                 <w:color w:val="555555"/>
                 <w:sz w:val="16"/>
               </w:rPr>
@@ -465,6 +541,7 @@
             <w:r>
               <w:rPr>
                 <w:rFonts w:ascii="Courier New" w:hAnsi="Courier New"/>
+                <w:i/>
                 <w:color w:val="555555"/>
                 <w:sz w:val="16"/>
               </w:rPr>
@@ -512,6 +589,7 @@
             <w:r>
               <w:rPr>
                 <w:rFonts w:ascii="Courier New" w:hAnsi="Courier New"/>
+                <w:i/>
                 <w:color w:val="555555"/>
                 <w:sz w:val="16"/>
               </w:rPr>
@@ -544,6 +622,7 @@
             <w:r>
               <w:rPr>
                 <w:rFonts w:ascii="Courier New" w:hAnsi="Courier New"/>
+                <w:i/>
                 <w:color w:val="555555"/>
                 <w:sz w:val="16"/>
               </w:rPr>
@@ -576,6 +655,7 @@
             <w:r>
               <w:rPr>
                 <w:rFonts w:ascii="Courier New" w:hAnsi="Courier New"/>
+                <w:i/>
                 <w:color w:val="555555"/>
                 <w:sz w:val="16"/>
               </w:rPr>
@@ -640,6 +720,7 @@
             <w:r>
               <w:rPr>
                 <w:rFonts w:ascii="Courier New" w:hAnsi="Courier New"/>
+                <w:i/>
                 <w:color w:val="555555"/>
                 <w:sz w:val="16"/>
               </w:rPr>
@@ -659,8 +740,12 @@
         <w:pStyle w:val="Endure-Subhead"/>
         <w:keepNext/>
         <w:spacing w:before="240" w:after="60"/>
+        <w:outlineLvl w:val="1"/>
       </w:pPr>
       <w:r>
+        <w:rPr>
+          <w:sz w:val="24"/>
+        </w:rPr>
         <w:t>20.2 Estructura del Proyecto</w:t>
       </w:r>
     </w:p>
@@ -677,7 +762,7 @@
         <w:tc>
           <w:tcPr>
             <w:tcW w:type="dxa" w:w="8152"/>
-            <w:shd w:val="clear" w:color="auto" w:fill="F2F2F2"/>
+            <w:shd w:val="clear" w:color="auto" w:fill="EAEAEA"/>
             <w:tcBorders>
               <w:left w:val="thick" w:sz="24" w:color="1A5A6A"/>
             </w:tcBorders>
@@ -741,7 +826,7 @@
         <w:tc>
           <w:tcPr>
             <w:tcW w:type="dxa" w:w="8152"/>
-            <w:shd w:val="clear" w:color="auto" w:fill="F2F2F2"/>
+            <w:shd w:val="clear" w:color="auto" w:fill="EAEAEA"/>
             <w:tcBorders>
               <w:left w:val="thick" w:sz="24" w:color="1A5A6A"/>
             </w:tcBorders>
@@ -762,6 +847,7 @@
             <w:r>
               <w:rPr>
                 <w:rFonts w:ascii="Courier New" w:hAnsi="Courier New"/>
+                <w:i/>
                 <w:color w:val="555555"/>
                 <w:sz w:val="16"/>
               </w:rPr>
@@ -778,6 +864,7 @@
             <w:r>
               <w:rPr>
                 <w:rFonts w:ascii="Courier New" w:hAnsi="Courier New"/>
+                <w:i/>
                 <w:color w:val="555555"/>
                 <w:sz w:val="16"/>
               </w:rPr>
@@ -794,6 +881,7 @@
             <w:r>
               <w:rPr>
                 <w:rFonts w:ascii="Courier New" w:hAnsi="Courier New"/>
+                <w:i/>
                 <w:color w:val="555555"/>
                 <w:sz w:val="16"/>
               </w:rPr>
@@ -810,6 +898,7 @@
             <w:r>
               <w:rPr>
                 <w:rFonts w:ascii="Courier New" w:hAnsi="Courier New"/>
+                <w:i/>
                 <w:color w:val="555555"/>
                 <w:sz w:val="16"/>
               </w:rPr>
@@ -826,6 +915,7 @@
             <w:r>
               <w:rPr>
                 <w:rFonts w:ascii="Courier New" w:hAnsi="Courier New"/>
+                <w:i/>
                 <w:color w:val="555555"/>
                 <w:sz w:val="16"/>
               </w:rPr>
@@ -842,6 +932,7 @@
             <w:r>
               <w:rPr>
                 <w:rFonts w:ascii="Courier New" w:hAnsi="Courier New"/>
+                <w:i/>
                 <w:color w:val="555555"/>
                 <w:sz w:val="16"/>
               </w:rPr>
@@ -858,6 +949,7 @@
             <w:r>
               <w:rPr>
                 <w:rFonts w:ascii="Courier New" w:hAnsi="Courier New"/>
+                <w:i/>
                 <w:color w:val="555555"/>
                 <w:sz w:val="16"/>
               </w:rPr>
@@ -874,6 +966,7 @@
             <w:r>
               <w:rPr>
                 <w:rFonts w:ascii="Courier New" w:hAnsi="Courier New"/>
+                <w:i/>
                 <w:color w:val="555555"/>
                 <w:sz w:val="16"/>
               </w:rPr>
@@ -890,6 +983,7 @@
             <w:r>
               <w:rPr>
                 <w:rFonts w:ascii="Courier New" w:hAnsi="Courier New"/>
+                <w:i/>
                 <w:color w:val="555555"/>
                 <w:sz w:val="16"/>
               </w:rPr>
@@ -906,6 +1000,7 @@
             <w:r>
               <w:rPr>
                 <w:rFonts w:ascii="Courier New" w:hAnsi="Courier New"/>
+                <w:i/>
                 <w:color w:val="555555"/>
                 <w:sz w:val="16"/>
               </w:rPr>
@@ -925,8 +1020,12 @@
         <w:pStyle w:val="Endure-Subhead"/>
         <w:keepNext/>
         <w:spacing w:before="240" w:after="60"/>
+        <w:outlineLvl w:val="1"/>
       </w:pPr>
       <w:r>
+        <w:rPr>
+          <w:sz w:val="24"/>
+        </w:rPr>
         <w:t>20.3 Configuración</w:t>
       </w:r>
     </w:p>
@@ -943,7 +1042,7 @@
         <w:tc>
           <w:tcPr>
             <w:tcW w:type="dxa" w:w="8152"/>
-            <w:shd w:val="clear" w:color="auto" w:fill="F2F2F2"/>
+            <w:shd w:val="clear" w:color="auto" w:fill="EAEAEA"/>
             <w:tcBorders>
               <w:left w:val="thick" w:sz="24" w:color="1A5A6A"/>
             </w:tcBorders>
@@ -997,6 +1096,7 @@
             <w:r>
               <w:rPr>
                 <w:rFonts w:ascii="Courier New" w:hAnsi="Courier New"/>
+                <w:i/>
                 <w:color w:val="555555"/>
                 <w:sz w:val="16"/>
               </w:rPr>
@@ -1013,6 +1113,7 @@
             <w:r>
               <w:rPr>
                 <w:rFonts w:ascii="Courier New" w:hAnsi="Courier New"/>
+                <w:i/>
                 <w:color w:val="555555"/>
                 <w:sz w:val="16"/>
               </w:rPr>
@@ -1029,6 +1130,7 @@
             <w:r>
               <w:rPr>
                 <w:rFonts w:ascii="Courier New" w:hAnsi="Courier New"/>
+                <w:i/>
                 <w:color w:val="555555"/>
                 <w:sz w:val="16"/>
               </w:rPr>
@@ -1045,6 +1147,7 @@
             <w:r>
               <w:rPr>
                 <w:rFonts w:ascii="Courier New" w:hAnsi="Courier New"/>
+                <w:i/>
                 <w:color w:val="555555"/>
                 <w:sz w:val="16"/>
               </w:rPr>
@@ -1061,6 +1164,7 @@
             <w:r>
               <w:rPr>
                 <w:rFonts w:ascii="Courier New" w:hAnsi="Courier New"/>
+                <w:i/>
                 <w:color w:val="555555"/>
                 <w:sz w:val="16"/>
               </w:rPr>
@@ -1077,6 +1181,7 @@
             <w:r>
               <w:rPr>
                 <w:rFonts w:ascii="Courier New" w:hAnsi="Courier New"/>
+                <w:i/>
                 <w:color w:val="555555"/>
                 <w:sz w:val="16"/>
               </w:rPr>
@@ -1093,6 +1198,7 @@
             <w:r>
               <w:rPr>
                 <w:rFonts w:ascii="Courier New" w:hAnsi="Courier New"/>
+                <w:i/>
                 <w:color w:val="555555"/>
                 <w:sz w:val="16"/>
               </w:rPr>
@@ -1109,6 +1215,7 @@
             <w:r>
               <w:rPr>
                 <w:rFonts w:ascii="Courier New" w:hAnsi="Courier New"/>
+                <w:i/>
                 <w:color w:val="555555"/>
                 <w:sz w:val="16"/>
               </w:rPr>
@@ -1125,6 +1232,7 @@
             <w:r>
               <w:rPr>
                 <w:rFonts w:ascii="Courier New" w:hAnsi="Courier New"/>
+                <w:i/>
                 <w:color w:val="555555"/>
                 <w:sz w:val="16"/>
               </w:rPr>
@@ -1141,6 +1249,7 @@
             <w:r>
               <w:rPr>
                 <w:rFonts w:ascii="Courier New" w:hAnsi="Courier New"/>
+                <w:i/>
                 <w:color w:val="555555"/>
                 <w:sz w:val="16"/>
               </w:rPr>
@@ -1157,6 +1266,7 @@
             <w:r>
               <w:rPr>
                 <w:rFonts w:ascii="Courier New" w:hAnsi="Courier New"/>
+                <w:i/>
                 <w:color w:val="555555"/>
                 <w:sz w:val="16"/>
               </w:rPr>
@@ -1173,6 +1283,7 @@
             <w:r>
               <w:rPr>
                 <w:rFonts w:ascii="Courier New" w:hAnsi="Courier New"/>
+                <w:i/>
                 <w:color w:val="555555"/>
                 <w:sz w:val="16"/>
               </w:rPr>
@@ -1189,6 +1300,7 @@
             <w:r>
               <w:rPr>
                 <w:rFonts w:ascii="Courier New" w:hAnsi="Courier New"/>
+                <w:i/>
                 <w:color w:val="555555"/>
                 <w:sz w:val="16"/>
               </w:rPr>
@@ -1205,6 +1317,7 @@
             <w:r>
               <w:rPr>
                 <w:rFonts w:ascii="Courier New" w:hAnsi="Courier New"/>
+                <w:i/>
                 <w:color w:val="555555"/>
                 <w:sz w:val="16"/>
               </w:rPr>
@@ -1221,6 +1334,7 @@
             <w:r>
               <w:rPr>
                 <w:rFonts w:ascii="Courier New" w:hAnsi="Courier New"/>
+                <w:i/>
                 <w:color w:val="555555"/>
                 <w:sz w:val="16"/>
               </w:rPr>
@@ -1237,6 +1351,7 @@
             <w:r>
               <w:rPr>
                 <w:rFonts w:ascii="Courier New" w:hAnsi="Courier New"/>
+                <w:i/>
                 <w:color w:val="555555"/>
                 <w:sz w:val="16"/>
               </w:rPr>
@@ -1253,6 +1368,7 @@
             <w:r>
               <w:rPr>
                 <w:rFonts w:ascii="Courier New" w:hAnsi="Courier New"/>
+                <w:i/>
                 <w:color w:val="555555"/>
                 <w:sz w:val="16"/>
               </w:rPr>
@@ -1269,6 +1385,7 @@
             <w:r>
               <w:rPr>
                 <w:rFonts w:ascii="Courier New" w:hAnsi="Courier New"/>
+                <w:i/>
                 <w:color w:val="555555"/>
                 <w:sz w:val="16"/>
               </w:rPr>
@@ -1285,6 +1402,7 @@
             <w:r>
               <w:rPr>
                 <w:rFonts w:ascii="Courier New" w:hAnsi="Courier New"/>
+                <w:i/>
                 <w:color w:val="555555"/>
                 <w:sz w:val="16"/>
               </w:rPr>
@@ -1301,6 +1419,7 @@
             <w:r>
               <w:rPr>
                 <w:rFonts w:ascii="Courier New" w:hAnsi="Courier New"/>
+                <w:i/>
                 <w:color w:val="555555"/>
                 <w:sz w:val="16"/>
               </w:rPr>
@@ -1317,6 +1436,7 @@
             <w:r>
               <w:rPr>
                 <w:rFonts w:ascii="Courier New" w:hAnsi="Courier New"/>
+                <w:i/>
                 <w:color w:val="555555"/>
                 <w:sz w:val="16"/>
               </w:rPr>
@@ -1333,6 +1453,7 @@
             <w:r>
               <w:rPr>
                 <w:rFonts w:ascii="Courier New" w:hAnsi="Courier New"/>
+                <w:i/>
                 <w:color w:val="555555"/>
                 <w:sz w:val="16"/>
               </w:rPr>
@@ -1349,6 +1470,7 @@
             <w:r>
               <w:rPr>
                 <w:rFonts w:ascii="Courier New" w:hAnsi="Courier New"/>
+                <w:i/>
                 <w:color w:val="555555"/>
                 <w:sz w:val="16"/>
               </w:rPr>
@@ -1365,6 +1487,7 @@
             <w:r>
               <w:rPr>
                 <w:rFonts w:ascii="Courier New" w:hAnsi="Courier New"/>
+                <w:i/>
                 <w:color w:val="555555"/>
                 <w:sz w:val="16"/>
               </w:rPr>
@@ -1381,6 +1504,7 @@
             <w:r>
               <w:rPr>
                 <w:rFonts w:ascii="Courier New" w:hAnsi="Courier New"/>
+                <w:i/>
                 <w:color w:val="555555"/>
                 <w:sz w:val="16"/>
               </w:rPr>
@@ -1397,6 +1521,7 @@
             <w:r>
               <w:rPr>
                 <w:rFonts w:ascii="Courier New" w:hAnsi="Courier New"/>
+                <w:i/>
                 <w:color w:val="555555"/>
                 <w:sz w:val="16"/>
               </w:rPr>
@@ -1457,7 +1582,7 @@
             <w:r>
               <w:rPr>
                 <w:rFonts w:ascii="Courier New" w:hAnsi="Courier New"/>
-                <w:sz w:val="17"/>
+                <w:sz w:val="16"/>
               </w:rPr>
               <w:t>password</w:t>
             </w:r>
@@ -1519,7 +1644,7 @@
             <w:r>
               <w:rPr>
                 <w:rFonts w:ascii="Courier New" w:hAnsi="Courier New"/>
-                <w:sz w:val="17"/>
+                <w:sz w:val="16"/>
               </w:rPr>
               <w:t>google-auth-oauthlib</w:t>
             </w:r>
@@ -1581,7 +1706,7 @@
             <w:r>
               <w:rPr>
                 <w:rFonts w:ascii="Courier New" w:hAnsi="Courier New"/>
-                <w:sz w:val="17"/>
+                <w:sz w:val="16"/>
               </w:rPr>
               <w:t>faster-whisper</w:t>
             </w:r>
@@ -1591,7 +1716,7 @@
             <w:r>
               <w:rPr>
                 <w:rFonts w:ascii="Courier New" w:hAnsi="Courier New"/>
-                <w:sz w:val="17"/>
+                <w:sz w:val="16"/>
               </w:rPr>
               <w:t>nvidia/riva-speech</w:t>
             </w:r>
@@ -1612,8 +1737,12 @@
         <w:pStyle w:val="Endure-Subhead"/>
         <w:keepNext/>
         <w:spacing w:before="240" w:after="60"/>
+        <w:outlineLvl w:val="1"/>
       </w:pPr>
       <w:r>
+        <w:rPr>
+          <w:sz w:val="24"/>
+        </w:rPr>
         <w:t>20.4 Script 1 — Transcripción con faster-whisper</w:t>
       </w:r>
     </w:p>
@@ -1630,7 +1759,7 @@
         <w:tc>
           <w:tcPr>
             <w:tcW w:type="dxa" w:w="8152"/>
-            <w:shd w:val="clear" w:color="auto" w:fill="F2F2F2"/>
+            <w:shd w:val="clear" w:color="auto" w:fill="EAEAEA"/>
             <w:tcBorders>
               <w:left w:val="thick" w:sz="24" w:color="1A5A6A"/>
             </w:tcBorders>
@@ -1651,7 +1780,8 @@
             <w:r>
               <w:rPr>
                 <w:rFonts w:ascii="Courier New" w:hAnsi="Courier New"/>
-                <w:color w:val="1A1A1A"/>
+                <w:i/>
+                <w:color w:val="888888"/>
                 <w:sz w:val="16"/>
               </w:rPr>
               <w:t># scripts/01_transcribe.py</w:t>
@@ -2047,7 +2177,8 @@
             <w:r>
               <w:rPr>
                 <w:rFonts w:ascii="Courier New" w:hAnsi="Courier New"/>
-                <w:color w:val="1A1A1A"/>
+                <w:i/>
+                <w:color w:val="888888"/>
                 <w:sz w:val="16"/>
               </w:rPr>
               <w:t xml:space="preserve">        # Verificar que ya está en el formato correcto</w:t>
@@ -2669,7 +2800,8 @@
             <w:r>
               <w:rPr>
                 <w:rFonts w:ascii="Courier New" w:hAnsi="Courier New"/>
-                <w:color w:val="1A1A1A"/>
+                <w:i/>
+                <w:color w:val="888888"/>
                 <w:sz w:val="16"/>
               </w:rPr>
               <w:t xml:space="preserve">    # Convertir si es necesario</w:t>
@@ -2781,7 +2913,8 @@
             <w:r>
               <w:rPr>
                 <w:rFonts w:ascii="Courier New" w:hAnsi="Courier New"/>
-                <w:color w:val="1A1A1A"/>
+                <w:i/>
+                <w:color w:val="888888"/>
                 <w:sz w:val="16"/>
               </w:rPr>
               <w:t xml:space="preserve">    # Enviar al servidor faster-whisper</w:t>
@@ -3197,7 +3330,8 @@
             <w:r>
               <w:rPr>
                 <w:rFonts w:ascii="Courier New" w:hAnsi="Courier New"/>
-                <w:color w:val="1A1A1A"/>
+                <w:i/>
+                <w:color w:val="888888"/>
                 <w:sz w:val="16"/>
               </w:rPr>
               <w:t xml:space="preserve">    # Extraer información</w:t>
@@ -3309,7 +3443,8 @@
             <w:r>
               <w:rPr>
                 <w:rFonts w:ascii="Courier New" w:hAnsi="Courier New"/>
-                <w:color w:val="1A1A1A"/>
+                <w:i/>
+                <w:color w:val="888888"/>
                 <w:sz w:val="16"/>
               </w:rPr>
               <w:t xml:space="preserve">    # Calcular velocidad de procesamiento</w:t>
@@ -3501,7 +3636,8 @@
             <w:r>
               <w:rPr>
                 <w:rFonts w:ascii="Courier New" w:hAnsi="Courier New"/>
-                <w:color w:val="1A1A1A"/>
+                <w:i/>
+                <w:color w:val="888888"/>
                 <w:sz w:val="16"/>
               </w:rPr>
               <w:t xml:space="preserve">    # Limpiar el WAV convertido si se creó uno nuevo</w:t>
@@ -4236,8 +4372,12 @@
         <w:pStyle w:val="Endure-Subhead"/>
         <w:keepNext/>
         <w:spacing w:before="240" w:after="60"/>
+        <w:outlineLvl w:val="1"/>
       </w:pPr>
       <w:r>
+        <w:rPr>
+          <w:sz w:val="24"/>
+        </w:rPr>
         <w:t>20.5 Script 2 — Análisis con LLM</w:t>
       </w:r>
     </w:p>
@@ -4254,7 +4394,7 @@
         <w:tc>
           <w:tcPr>
             <w:tcW w:type="dxa" w:w="8152"/>
-            <w:shd w:val="clear" w:color="auto" w:fill="F2F2F2"/>
+            <w:shd w:val="clear" w:color="auto" w:fill="EAEAEA"/>
             <w:tcBorders>
               <w:left w:val="thick" w:sz="24" w:color="1A5A6A"/>
             </w:tcBorders>
@@ -4275,7 +4415,8 @@
             <w:r>
               <w:rPr>
                 <w:rFonts w:ascii="Courier New" w:hAnsi="Courier New"/>
-                <w:color w:val="1A1A1A"/>
+                <w:i/>
+                <w:color w:val="888888"/>
                 <w:sz w:val="16"/>
               </w:rPr>
               <w:t># scripts/02_analyze.py</w:t>
@@ -4879,7 +5020,8 @@
             <w:r>
               <w:rPr>
                 <w:rFonts w:ascii="Courier New" w:hAnsi="Courier New"/>
-                <w:color w:val="1A1A1A"/>
+                <w:i/>
+                <w:color w:val="888888"/>
                 <w:sz w:val="16"/>
               </w:rPr>
               <w:t xml:space="preserve">    # Si el texto es muy largo, tomar los primeros 12000 caracteres para el análisis</w:t>
@@ -5007,7 +5149,8 @@
             <w:r>
               <w:rPr>
                 <w:rFonts w:ascii="Courier New" w:hAnsi="Courier New"/>
-                <w:color w:val="1A1A1A"/>
+                <w:i/>
+                <w:color w:val="888888"/>
                 <w:sz w:val="16"/>
               </w:rPr>
               <w:t xml:space="preserve">    # ── Resumen ejecutivo ──────────────────────────────────</w:t>
@@ -5404,7 +5547,8 @@
             <w:r>
               <w:rPr>
                 <w:rFonts w:ascii="Courier New" w:hAnsi="Courier New"/>
-                <w:color w:val="1A1A1A"/>
+                <w:i/>
+                <w:color w:val="888888"/>
                 <w:sz w:val="16"/>
               </w:rPr>
               <w:t xml:space="preserve">    # ── Puntos clave ──────────────────────────────────────</w:t>
@@ -5785,7 +5929,8 @@
             <w:r>
               <w:rPr>
                 <w:rFonts w:ascii="Courier New" w:hAnsi="Courier New"/>
-                <w:color w:val="1A1A1A"/>
+                <w:i/>
+                <w:color w:val="888888"/>
                 <w:sz w:val="16"/>
               </w:rPr>
               <w:t xml:space="preserve">    # ── Elementos de acción ───────────────────────────────</w:t>
@@ -6197,7 +6342,8 @@
             <w:r>
               <w:rPr>
                 <w:rFonts w:ascii="Courier New" w:hAnsi="Courier New"/>
-                <w:color w:val="1A1A1A"/>
+                <w:i/>
+                <w:color w:val="888888"/>
                 <w:sz w:val="16"/>
               </w:rPr>
               <w:t xml:space="preserve">    # ── Índice por timestamps ─────────────────────────────</w:t>
@@ -6213,7 +6359,8 @@
             <w:r>
               <w:rPr>
                 <w:rFonts w:ascii="Courier New" w:hAnsi="Courier New"/>
-                <w:color w:val="1A1A1A"/>
+                <w:i/>
+                <w:color w:val="888888"/>
                 <w:sz w:val="16"/>
               </w:rPr>
               <w:t xml:space="preserve">    # Crear índice simple a partir de los segmentos</w:t>
@@ -6277,7 +6424,8 @@
             <w:r>
               <w:rPr>
                 <w:rFonts w:ascii="Courier New" w:hAnsi="Courier New"/>
-                <w:color w:val="1A1A1A"/>
+                <w:i/>
+                <w:color w:val="888888"/>
                 <w:sz w:val="16"/>
               </w:rPr>
               <w:t xml:space="preserve">        # Tomar 1 segmento cada ~5 minutos</w:t>
@@ -7599,8 +7747,12 @@
         <w:pStyle w:val="Endure-Subhead"/>
         <w:keepNext/>
         <w:spacing w:before="240" w:after="60"/>
+        <w:outlineLvl w:val="1"/>
       </w:pPr>
       <w:r>
+        <w:rPr>
+          <w:sz w:val="24"/>
+        </w:rPr>
         <w:t>20.6 Script 3 — Envío por Email</w:t>
       </w:r>
     </w:p>
@@ -7617,7 +7769,7 @@
         <w:tc>
           <w:tcPr>
             <w:tcW w:type="dxa" w:w="8152"/>
-            <w:shd w:val="clear" w:color="auto" w:fill="F2F2F2"/>
+            <w:shd w:val="clear" w:color="auto" w:fill="EAEAEA"/>
             <w:tcBorders>
               <w:left w:val="thick" w:sz="24" w:color="1A5A6A"/>
             </w:tcBorders>
@@ -7638,7 +7790,8 @@
             <w:r>
               <w:rPr>
                 <w:rFonts w:ascii="Courier New" w:hAnsi="Courier New"/>
-                <w:color w:val="1A1A1A"/>
+                <w:i/>
+                <w:color w:val="888888"/>
                 <w:sz w:val="16"/>
               </w:rPr>
               <w:t># scripts/03_send_email.py</w:t>
@@ -8210,7 +8363,8 @@
             <w:r>
               <w:rPr>
                 <w:rFonts w:ascii="Courier New" w:hAnsi="Courier New"/>
-                <w:color w:val="1A1A1A"/>
+                <w:i/>
+                <w:color w:val="888888"/>
                 <w:sz w:val="16"/>
               </w:rPr>
               <w:t xml:space="preserve">    # ── Construir el email ────────────────────────────────</w:t>
@@ -8306,7 +8460,8 @@
             <w:r>
               <w:rPr>
                 <w:rFonts w:ascii="Courier New" w:hAnsi="Courier New"/>
-                <w:color w:val="1A1A1A"/>
+                <w:i/>
+                <w:color w:val="888888"/>
                 <w:sz w:val="16"/>
               </w:rPr>
               <w:t xml:space="preserve">    # Cuerpo HTML</w:t>
@@ -8798,7 +8953,8 @@
             <w:r>
               <w:rPr>
                 <w:rFonts w:ascii="Courier New" w:hAnsi="Courier New"/>
-                <w:color w:val="1A1A1A"/>
+                <w:i/>
+                <w:color w:val="888888"/>
                 <w:sz w:val="16"/>
               </w:rPr>
               <w:t xml:space="preserve">    # Adjuntar transcripción completa</w:t>
@@ -8974,7 +9130,8 @@
             <w:r>
               <w:rPr>
                 <w:rFonts w:ascii="Courier New" w:hAnsi="Courier New"/>
-                <w:color w:val="1A1A1A"/>
+                <w:i/>
+                <w:color w:val="888888"/>
                 <w:sz w:val="16"/>
               </w:rPr>
               <w:t xml:space="preserve">    # ── Enviar ────────────────────────────────────────────</w:t>
@@ -9329,8 +9486,12 @@
         <w:pStyle w:val="Endure-Subhead"/>
         <w:keepNext/>
         <w:spacing w:before="240" w:after="60"/>
+        <w:outlineLvl w:val="1"/>
       </w:pPr>
       <w:r>
+        <w:rPr>
+          <w:sz w:val="24"/>
+        </w:rPr>
         <w:t>20.7 Orquestador Completo</w:t>
       </w:r>
     </w:p>
@@ -9347,7 +9508,7 @@
         <w:tc>
           <w:tcPr>
             <w:tcW w:type="dxa" w:w="8152"/>
-            <w:shd w:val="clear" w:color="auto" w:fill="F2F2F2"/>
+            <w:shd w:val="clear" w:color="auto" w:fill="EAEAEA"/>
             <w:tcBorders>
               <w:left w:val="thick" w:sz="24" w:color="1A5A6A"/>
             </w:tcBorders>
@@ -9417,6 +9578,7 @@
             <w:r>
               <w:rPr>
                 <w:rFonts w:ascii="Courier New" w:hAnsi="Courier New"/>
+                <w:i/>
                 <w:color w:val="555555"/>
                 <w:sz w:val="16"/>
               </w:rPr>
@@ -9448,149 +9610,233 @@
             <w:r>
               <w:rPr>
                 <w:rFonts w:ascii="Courier New" w:hAnsi="Courier New"/>
+                <w:color w:val="1A1A1A"/>
+                <w:sz w:val="16"/>
+              </w:rPr>
+              <w:t>SCRIPT_DIR="$(cd "$(dirname "${BASH_SOURCE[0]}")" &amp;&amp; pwd)"</w:t>
+            </w:r>
+          </w:p>
+          <w:p>
+            <w:pPr>
+              <w:spacing w:before="0" w:after="0"/>
+              <w:jc w:val="left"/>
+              <w:keepLines/>
+              <w:keepNext/>
+            </w:pPr>
+            <w:r>
+              <w:rPr>
+                <w:rFonts w:ascii="Courier New" w:hAnsi="Courier New"/>
+                <w:color w:val="1A1A1A"/>
+                <w:sz w:val="16"/>
+              </w:rPr>
+              <w:t>INPUT_AUDIO="${1:-}"</w:t>
+            </w:r>
+          </w:p>
+          <w:p>
+            <w:pPr>
+              <w:spacing w:before="0" w:after="0"/>
+              <w:jc w:val="left"/>
+              <w:keepLines/>
+              <w:keepNext/>
+            </w:pPr>
+            <w:r>
+              <w:rPr>
+                <w:rFonts w:ascii="Courier New" w:hAnsi="Courier New"/>
+                <w:color w:val="1A1A1A"/>
+                <w:sz w:val="16"/>
+              </w:rPr>
+              <w:t>ENVIAR_EMAIL="${2:-si}"  # "si" o "no"</w:t>
+            </w:r>
+          </w:p>
+          <w:p>
+            <w:pPr>
+              <w:spacing w:before="0" w:after="0"/>
+              <w:jc w:val="left"/>
+              <w:keepLines/>
+              <w:keepNext/>
+            </w:pPr>
+            <w:r>
+              <w:rPr>
+                <w:rFonts w:ascii="Courier New" w:hAnsi="Courier New"/>
+                <w:color w:val="1A1A1A"/>
+                <w:sz w:val="16"/>
+              </w:rPr>
+            </w:r>
+          </w:p>
+          <w:p>
+            <w:pPr>
+              <w:spacing w:before="0" w:after="0"/>
+              <w:jc w:val="left"/>
+              <w:keepLines/>
+              <w:keepNext/>
+            </w:pPr>
+            <w:r>
+              <w:rPr>
+                <w:rFonts w:ascii="Courier New" w:hAnsi="Courier New"/>
+                <w:i/>
                 <w:color w:val="555555"/>
                 <w:sz w:val="16"/>
               </w:rPr>
-              <w:t>SCRIPT_DIR="$(cd "$(dirname "${BASH_SOURCE[0]}")" &amp;&amp; pwd)"</w:t>
-            </w:r>
-          </w:p>
-          <w:p>
-            <w:pPr>
-              <w:spacing w:before="0" w:after="0"/>
-              <w:jc w:val="left"/>
-              <w:keepLines/>
-              <w:keepNext/>
-            </w:pPr>
-            <w:r>
-              <w:rPr>
-                <w:rFonts w:ascii="Courier New" w:hAnsi="Courier New"/>
+              <w:t>if [ -z "$INPUT_AUDIO" ]; then</w:t>
+            </w:r>
+          </w:p>
+          <w:p>
+            <w:pPr>
+              <w:spacing w:before="0" w:after="0"/>
+              <w:jc w:val="left"/>
+              <w:keepLines/>
+              <w:keepNext/>
+            </w:pPr>
+            <w:r>
+              <w:rPr>
+                <w:rFonts w:ascii="Courier New" w:hAnsi="Courier New"/>
+                <w:color w:val="1A1A1A"/>
+                <w:sz w:val="16"/>
+              </w:rPr>
+              <w:t xml:space="preserve">  echo "Uso: $0 &lt;audio.mp3|wav|m4a&gt; [si|no (email)]"</w:t>
+            </w:r>
+          </w:p>
+          <w:p>
+            <w:pPr>
+              <w:spacing w:before="0" w:after="0"/>
+              <w:jc w:val="left"/>
+              <w:keepLines/>
+              <w:keepNext/>
+            </w:pPr>
+            <w:r>
+              <w:rPr>
+                <w:rFonts w:ascii="Courier New" w:hAnsi="Courier New"/>
+                <w:color w:val="1A1A1A"/>
+                <w:sz w:val="16"/>
+              </w:rPr>
+              <w:t xml:space="preserve">  echo "Ejemplos:"</w:t>
+            </w:r>
+          </w:p>
+          <w:p>
+            <w:pPr>
+              <w:spacing w:before="0" w:after="0"/>
+              <w:jc w:val="left"/>
+              <w:keepLines/>
+              <w:keepNext/>
+            </w:pPr>
+            <w:r>
+              <w:rPr>
+                <w:rFonts w:ascii="Courier New" w:hAnsi="Courier New"/>
+                <w:color w:val="1A1A1A"/>
+                <w:sz w:val="16"/>
+              </w:rPr>
+              <w:t xml:space="preserve">  echo "  $0 input/reunion.mp3          # transcribe y envía por email"</w:t>
+            </w:r>
+          </w:p>
+          <w:p>
+            <w:pPr>
+              <w:spacing w:before="0" w:after="0"/>
+              <w:jc w:val="left"/>
+              <w:keepLines/>
+              <w:keepNext/>
+            </w:pPr>
+            <w:r>
+              <w:rPr>
+                <w:rFonts w:ascii="Courier New" w:hAnsi="Courier New"/>
+                <w:color w:val="1A1A1A"/>
+                <w:sz w:val="16"/>
+              </w:rPr>
+              <w:t xml:space="preserve">  echo "  $0 input/reunion.mp3 no       # transcribe, guarda localmente"</w:t>
+            </w:r>
+          </w:p>
+          <w:p>
+            <w:pPr>
+              <w:spacing w:before="0" w:after="0"/>
+              <w:jc w:val="left"/>
+              <w:keepLines/>
+              <w:keepNext/>
+            </w:pPr>
+            <w:r>
+              <w:rPr>
+                <w:rFonts w:ascii="Courier New" w:hAnsi="Courier New"/>
+                <w:i/>
                 <w:color w:val="555555"/>
                 <w:sz w:val="16"/>
               </w:rPr>
-              <w:t>INPUT_AUDIO="${1:-}"</w:t>
-            </w:r>
-          </w:p>
-          <w:p>
-            <w:pPr>
-              <w:spacing w:before="0" w:after="0"/>
-              <w:jc w:val="left"/>
-              <w:keepLines/>
-              <w:keepNext/>
-            </w:pPr>
-            <w:r>
-              <w:rPr>
-                <w:rFonts w:ascii="Courier New" w:hAnsi="Courier New"/>
+              <w:t xml:space="preserve">  exit 1</w:t>
+            </w:r>
+          </w:p>
+          <w:p>
+            <w:pPr>
+              <w:spacing w:before="0" w:after="0"/>
+              <w:jc w:val="left"/>
+              <w:keepLines/>
+              <w:keepNext/>
+            </w:pPr>
+            <w:r>
+              <w:rPr>
+                <w:rFonts w:ascii="Courier New" w:hAnsi="Courier New"/>
+                <w:i/>
                 <w:color w:val="555555"/>
                 <w:sz w:val="16"/>
               </w:rPr>
-              <w:t>ENVIAR_EMAIL="${2:-si}"  # "si" o "no"</w:t>
-            </w:r>
-          </w:p>
-          <w:p>
-            <w:pPr>
-              <w:spacing w:before="0" w:after="0"/>
-              <w:jc w:val="left"/>
-              <w:keepLines/>
-              <w:keepNext/>
-            </w:pPr>
-            <w:r>
-              <w:rPr>
-                <w:rFonts w:ascii="Courier New" w:hAnsi="Courier New"/>
-                <w:color w:val="1A1A1A"/>
-                <w:sz w:val="16"/>
-              </w:rPr>
-            </w:r>
-          </w:p>
-          <w:p>
-            <w:pPr>
-              <w:spacing w:before="0" w:after="0"/>
-              <w:jc w:val="left"/>
-              <w:keepLines/>
-              <w:keepNext/>
-            </w:pPr>
-            <w:r>
-              <w:rPr>
-                <w:rFonts w:ascii="Courier New" w:hAnsi="Courier New"/>
+              <w:t>fi</w:t>
+            </w:r>
+          </w:p>
+          <w:p>
+            <w:pPr>
+              <w:spacing w:before="0" w:after="0"/>
+              <w:jc w:val="left"/>
+              <w:keepLines/>
+              <w:keepNext/>
+            </w:pPr>
+            <w:r>
+              <w:rPr>
+                <w:rFonts w:ascii="Courier New" w:hAnsi="Courier New"/>
+                <w:color w:val="1A1A1A"/>
+                <w:sz w:val="16"/>
+              </w:rPr>
+            </w:r>
+          </w:p>
+          <w:p>
+            <w:pPr>
+              <w:spacing w:before="0" w:after="0"/>
+              <w:jc w:val="left"/>
+              <w:keepLines/>
+              <w:keepNext/>
+            </w:pPr>
+            <w:r>
+              <w:rPr>
+                <w:rFonts w:ascii="Courier New" w:hAnsi="Courier New"/>
+                <w:i/>
                 <w:color w:val="555555"/>
                 <w:sz w:val="16"/>
               </w:rPr>
-              <w:t>if [ -z "$INPUT_AUDIO" ]; then</w:t>
-            </w:r>
-          </w:p>
-          <w:p>
-            <w:pPr>
-              <w:spacing w:before="0" w:after="0"/>
-              <w:jc w:val="left"/>
-              <w:keepLines/>
-              <w:keepNext/>
-            </w:pPr>
-            <w:r>
-              <w:rPr>
-                <w:rFonts w:ascii="Courier New" w:hAnsi="Courier New"/>
-                <w:color w:val="1A1A1A"/>
-                <w:sz w:val="16"/>
-              </w:rPr>
-              <w:t xml:space="preserve">  echo "Uso: $0 &lt;audio.mp3|wav|m4a&gt; [si|no (email)]"</w:t>
-            </w:r>
-          </w:p>
-          <w:p>
-            <w:pPr>
-              <w:spacing w:before="0" w:after="0"/>
-              <w:jc w:val="left"/>
-              <w:keepLines/>
-              <w:keepNext/>
-            </w:pPr>
-            <w:r>
-              <w:rPr>
-                <w:rFonts w:ascii="Courier New" w:hAnsi="Courier New"/>
-                <w:color w:val="1A1A1A"/>
-                <w:sz w:val="16"/>
-              </w:rPr>
-              <w:t xml:space="preserve">  echo "Ejemplos:"</w:t>
-            </w:r>
-          </w:p>
-          <w:p>
-            <w:pPr>
-              <w:spacing w:before="0" w:after="0"/>
-              <w:jc w:val="left"/>
-              <w:keepLines/>
-              <w:keepNext/>
-            </w:pPr>
-            <w:r>
-              <w:rPr>
-                <w:rFonts w:ascii="Courier New" w:hAnsi="Courier New"/>
-                <w:color w:val="1A1A1A"/>
-                <w:sz w:val="16"/>
-              </w:rPr>
-              <w:t xml:space="preserve">  echo "  $0 input/reunion.mp3          # transcribe y envía por email"</w:t>
-            </w:r>
-          </w:p>
-          <w:p>
-            <w:pPr>
-              <w:spacing w:before="0" w:after="0"/>
-              <w:jc w:val="left"/>
-              <w:keepLines/>
-              <w:keepNext/>
-            </w:pPr>
-            <w:r>
-              <w:rPr>
-                <w:rFonts w:ascii="Courier New" w:hAnsi="Courier New"/>
-                <w:color w:val="1A1A1A"/>
-                <w:sz w:val="16"/>
-              </w:rPr>
-              <w:t xml:space="preserve">  echo "  $0 input/reunion.mp3 no       # transcribe, guarda localmente"</w:t>
-            </w:r>
-          </w:p>
-          <w:p>
-            <w:pPr>
-              <w:spacing w:before="0" w:after="0"/>
-              <w:jc w:val="left"/>
-              <w:keepLines/>
-              <w:keepNext/>
-            </w:pPr>
-            <w:r>
-              <w:rPr>
-                <w:rFonts w:ascii="Courier New" w:hAnsi="Courier New"/>
+              <w:t>if [ ! -f "$INPUT_AUDIO" ]; then</w:t>
+            </w:r>
+          </w:p>
+          <w:p>
+            <w:pPr>
+              <w:spacing w:before="0" w:after="0"/>
+              <w:jc w:val="left"/>
+              <w:keepLines/>
+              <w:keepNext/>
+            </w:pPr>
+            <w:r>
+              <w:rPr>
+                <w:rFonts w:ascii="Courier New" w:hAnsi="Courier New"/>
+                <w:color w:val="1A1A1A"/>
+                <w:sz w:val="16"/>
+              </w:rPr>
+              <w:t xml:space="preserve">  echo "[ERROR] Archivo no encontrado: $INPUT_AUDIO"</w:t>
+            </w:r>
+          </w:p>
+          <w:p>
+            <w:pPr>
+              <w:spacing w:before="0" w:after="0"/>
+              <w:jc w:val="left"/>
+              <w:keepLines/>
+              <w:keepNext/>
+            </w:pPr>
+            <w:r>
+              <w:rPr>
+                <w:rFonts w:ascii="Courier New" w:hAnsi="Courier New"/>
+                <w:i/>
                 <w:color w:val="555555"/>
                 <w:sz w:val="16"/>
               </w:rPr>
@@ -9607,6 +9853,7 @@
             <w:r>
               <w:rPr>
                 <w:rFonts w:ascii="Courier New" w:hAnsi="Courier New"/>
+                <w:i/>
                 <w:color w:val="555555"/>
                 <w:sz w:val="16"/>
               </w:rPr>
@@ -9638,57 +9885,581 @@
             <w:r>
               <w:rPr>
                 <w:rFonts w:ascii="Courier New" w:hAnsi="Courier New"/>
+                <w:color w:val="1A1A1A"/>
+                <w:sz w:val="16"/>
+              </w:rPr>
+              <w:t>NOMBRE=$(basename "$INPUT_AUDIO" | sed 's/\.[^.]*$//')</w:t>
+            </w:r>
+          </w:p>
+          <w:p>
+            <w:pPr>
+              <w:spacing w:before="0" w:after="0"/>
+              <w:jc w:val="left"/>
+              <w:keepLines/>
+              <w:keepNext/>
+            </w:pPr>
+            <w:r>
+              <w:rPr>
+                <w:rFonts w:ascii="Courier New" w:hAnsi="Courier New"/>
+                <w:color w:val="1A1A1A"/>
+                <w:sz w:val="16"/>
+              </w:rPr>
+              <w:t>TIMESTAMP=$(date +%Y%m%d_%H%M%S)</w:t>
+            </w:r>
+          </w:p>
+          <w:p>
+            <w:pPr>
+              <w:spacing w:before="0" w:after="0"/>
+              <w:jc w:val="left"/>
+              <w:keepLines/>
+              <w:keepNext/>
+            </w:pPr>
+            <w:r>
+              <w:rPr>
+                <w:rFonts w:ascii="Courier New" w:hAnsi="Courier New"/>
+                <w:color w:val="1A1A1A"/>
+                <w:sz w:val="16"/>
+              </w:rPr>
+              <w:t>OUTPUT_BASE="$SCRIPT_DIR/output/${NOMBRE}_${TIMESTAMP}"</w:t>
+            </w:r>
+          </w:p>
+          <w:p>
+            <w:pPr>
+              <w:spacing w:before="0" w:after="0"/>
+              <w:jc w:val="left"/>
+              <w:keepLines/>
+              <w:keepNext/>
+            </w:pPr>
+            <w:r>
+              <w:rPr>
+                <w:rFonts w:ascii="Courier New" w:hAnsi="Courier New"/>
+                <w:color w:val="1A1A1A"/>
+                <w:sz w:val="16"/>
+              </w:rPr>
+              <w:t>TMP_JSON="${OUTPUT_BASE}_transcripcion.json"</w:t>
+            </w:r>
+          </w:p>
+          <w:p>
+            <w:pPr>
+              <w:spacing w:before="0" w:after="0"/>
+              <w:jc w:val="left"/>
+              <w:keepLines/>
+              <w:keepNext/>
+            </w:pPr>
+            <w:r>
+              <w:rPr>
+                <w:rFonts w:ascii="Courier New" w:hAnsi="Courier New"/>
+                <w:color w:val="1A1A1A"/>
+                <w:sz w:val="16"/>
+              </w:rPr>
+              <w:t>INFORME_TXT="${OUTPUT_BASE}_informe.txt"</w:t>
+            </w:r>
+          </w:p>
+          <w:p>
+            <w:pPr>
+              <w:spacing w:before="0" w:after="0"/>
+              <w:jc w:val="left"/>
+              <w:keepLines/>
+              <w:keepNext/>
+            </w:pPr>
+            <w:r>
+              <w:rPr>
+                <w:rFonts w:ascii="Courier New" w:hAnsi="Courier New"/>
+                <w:color w:val="1A1A1A"/>
+                <w:sz w:val="16"/>
+              </w:rPr>
+            </w:r>
+          </w:p>
+          <w:p>
+            <w:pPr>
+              <w:spacing w:before="0" w:after="0"/>
+              <w:jc w:val="left"/>
+              <w:keepLines/>
+              <w:keepNext/>
+            </w:pPr>
+            <w:r>
+              <w:rPr>
+                <w:rFonts w:ascii="Courier New" w:hAnsi="Courier New"/>
+                <w:i/>
+                <w:color w:val="888888"/>
+                <w:sz w:val="16"/>
+              </w:rPr>
+              <w:t># Crear directorio de salida</w:t>
+            </w:r>
+          </w:p>
+          <w:p>
+            <w:pPr>
+              <w:spacing w:before="0" w:after="0"/>
+              <w:jc w:val="left"/>
+              <w:keepLines/>
+              <w:keepNext/>
+            </w:pPr>
+            <w:r>
+              <w:rPr>
+                <w:rFonts w:ascii="Courier New" w:hAnsi="Courier New"/>
+                <w:color w:val="1A1A1A"/>
+                <w:sz w:val="16"/>
+              </w:rPr>
+              <w:t>mkdir -p "$(dirname "$OUTPUT_BASE")"</w:t>
+            </w:r>
+          </w:p>
+          <w:p>
+            <w:pPr>
+              <w:spacing w:before="0" w:after="0"/>
+              <w:jc w:val="left"/>
+              <w:keepLines/>
+              <w:keepNext/>
+            </w:pPr>
+            <w:r>
+              <w:rPr>
+                <w:rFonts w:ascii="Courier New" w:hAnsi="Courier New"/>
+                <w:color w:val="1A1A1A"/>
+                <w:sz w:val="16"/>
+              </w:rPr>
+            </w:r>
+          </w:p>
+          <w:p>
+            <w:pPr>
+              <w:spacing w:before="0" w:after="0"/>
+              <w:jc w:val="left"/>
+              <w:keepLines/>
+              <w:keepNext/>
+            </w:pPr>
+            <w:r>
+              <w:rPr>
+                <w:rFonts w:ascii="Courier New" w:hAnsi="Courier New"/>
+                <w:color w:val="1A1A1A"/>
+                <w:sz w:val="16"/>
+              </w:rPr>
+              <w:t>echo "══════════════════════════════════════════════════════"</w:t>
+            </w:r>
+          </w:p>
+          <w:p>
+            <w:pPr>
+              <w:spacing w:before="0" w:after="0"/>
+              <w:jc w:val="left"/>
+              <w:keepLines/>
+              <w:keepNext/>
+            </w:pPr>
+            <w:r>
+              <w:rPr>
+                <w:rFonts w:ascii="Courier New" w:hAnsi="Courier New"/>
+                <w:color w:val="1A1A1A"/>
+                <w:sz w:val="16"/>
+              </w:rPr>
+              <w:t>echo "  BOT DE TRANSCRIPCIÓN — JETSON AGX ORIN"</w:t>
+            </w:r>
+          </w:p>
+          <w:p>
+            <w:pPr>
+              <w:spacing w:before="0" w:after="0"/>
+              <w:jc w:val="left"/>
+              <w:keepLines/>
+              <w:keepNext/>
+            </w:pPr>
+            <w:r>
+              <w:rPr>
+                <w:rFonts w:ascii="Courier New" w:hAnsi="Courier New"/>
+                <w:color w:val="1A1A1A"/>
+                <w:sz w:val="16"/>
+              </w:rPr>
+              <w:t>echo "  Archivo: $INPUT_AUDIO"</w:t>
+            </w:r>
+          </w:p>
+          <w:p>
+            <w:pPr>
+              <w:spacing w:before="0" w:after="0"/>
+              <w:jc w:val="left"/>
+              <w:keepLines/>
+              <w:keepNext/>
+            </w:pPr>
+            <w:r>
+              <w:rPr>
+                <w:rFonts w:ascii="Courier New" w:hAnsi="Courier New"/>
+                <w:color w:val="1A1A1A"/>
+                <w:sz w:val="16"/>
+              </w:rPr>
+              <w:t>echo "══════════════════════════════════════════════════════"</w:t>
+            </w:r>
+          </w:p>
+          <w:p>
+            <w:pPr>
+              <w:spacing w:before="0" w:after="0"/>
+              <w:jc w:val="left"/>
+              <w:keepLines/>
+              <w:keepNext/>
+            </w:pPr>
+            <w:r>
+              <w:rPr>
+                <w:rFonts w:ascii="Courier New" w:hAnsi="Courier New"/>
+                <w:color w:val="1A1A1A"/>
+                <w:sz w:val="16"/>
+              </w:rPr>
+            </w:r>
+          </w:p>
+          <w:p>
+            <w:pPr>
+              <w:spacing w:before="0" w:after="0"/>
+              <w:jc w:val="left"/>
+              <w:keepLines/>
+              <w:keepNext/>
+            </w:pPr>
+            <w:r>
+              <w:rPr>
+                <w:rFonts w:ascii="Courier New" w:hAnsi="Courier New"/>
+                <w:i/>
+                <w:color w:val="888888"/>
+                <w:sz w:val="16"/>
+              </w:rPr>
+              <w:t># ── Activar entorno virtual ────────────────────────────</w:t>
+            </w:r>
+          </w:p>
+          <w:p>
+            <w:pPr>
+              <w:spacing w:before="0" w:after="0"/>
+              <w:jc w:val="left"/>
+              <w:keepLines/>
+              <w:keepNext/>
+            </w:pPr>
+            <w:r>
+              <w:rPr>
+                <w:rFonts w:ascii="Courier New" w:hAnsi="Courier New"/>
+                <w:color w:val="1A1A1A"/>
+                <w:sz w:val="16"/>
+              </w:rPr>
+              <w:t>source ~/venvs/dev/bin/activate</w:t>
+            </w:r>
+          </w:p>
+          <w:p>
+            <w:pPr>
+              <w:spacing w:before="0" w:after="0"/>
+              <w:jc w:val="left"/>
+              <w:keepLines/>
+              <w:keepNext/>
+            </w:pPr>
+            <w:r>
+              <w:rPr>
+                <w:rFonts w:ascii="Courier New" w:hAnsi="Courier New"/>
+                <w:color w:val="1A1A1A"/>
+                <w:sz w:val="16"/>
+              </w:rPr>
+            </w:r>
+          </w:p>
+          <w:p>
+            <w:pPr>
+              <w:spacing w:before="0" w:after="0"/>
+              <w:jc w:val="left"/>
+              <w:keepLines/>
+              <w:keepNext/>
+            </w:pPr>
+            <w:r>
+              <w:rPr>
+                <w:rFonts w:ascii="Courier New" w:hAnsi="Courier New"/>
+                <w:i/>
+                <w:color w:val="888888"/>
+                <w:sz w:val="16"/>
+              </w:rPr>
+              <w:t># ── Verificar faster-whisper ──────────────────────────</w:t>
+            </w:r>
+          </w:p>
+          <w:p>
+            <w:pPr>
+              <w:spacing w:before="0" w:after="0"/>
+              <w:jc w:val="left"/>
+              <w:keepLines/>
+              <w:keepNext/>
+            </w:pPr>
+            <w:r>
+              <w:rPr>
+                <w:rFonts w:ascii="Courier New" w:hAnsi="Courier New"/>
+                <w:i/>
                 <w:color w:val="555555"/>
                 <w:sz w:val="16"/>
               </w:rPr>
-              <w:t>if [ ! -f "$INPUT_AUDIO" ]; then</w:t>
-            </w:r>
-          </w:p>
-          <w:p>
-            <w:pPr>
-              <w:spacing w:before="0" w:after="0"/>
-              <w:jc w:val="left"/>
-              <w:keepLines/>
-              <w:keepNext/>
-            </w:pPr>
-            <w:r>
-              <w:rPr>
-                <w:rFonts w:ascii="Courier New" w:hAnsi="Courier New"/>
-                <w:color w:val="1A1A1A"/>
-                <w:sz w:val="16"/>
-              </w:rPr>
-              <w:t xml:space="preserve">  echo "[ERROR] Archivo no encontrado: $INPUT_AUDIO"</w:t>
-            </w:r>
-          </w:p>
-          <w:p>
-            <w:pPr>
-              <w:spacing w:before="0" w:after="0"/>
-              <w:jc w:val="left"/>
-              <w:keepLines/>
-              <w:keepNext/>
-            </w:pPr>
-            <w:r>
-              <w:rPr>
-                <w:rFonts w:ascii="Courier New" w:hAnsi="Courier New"/>
+              <w:t>if ! docker ps | grep -q faster-whisper; then</w:t>
+            </w:r>
+          </w:p>
+          <w:p>
+            <w:pPr>
+              <w:spacing w:before="0" w:after="0"/>
+              <w:jc w:val="left"/>
+              <w:keepLines/>
+              <w:keepNext/>
+            </w:pPr>
+            <w:r>
+              <w:rPr>
+                <w:rFonts w:ascii="Courier New" w:hAnsi="Courier New"/>
+                <w:color w:val="1A1A1A"/>
+                <w:sz w:val="16"/>
+              </w:rPr>
+              <w:t xml:space="preserve">  echo "[WARN]  faster-whisper no activo — iniciando..."</w:t>
+            </w:r>
+          </w:p>
+          <w:p>
+            <w:pPr>
+              <w:spacing w:before="0" w:after="0"/>
+              <w:jc w:val="left"/>
+              <w:keepLines/>
+              <w:keepNext/>
+            </w:pPr>
+            <w:r>
+              <w:rPr>
+                <w:rFonts w:ascii="Courier New" w:hAnsi="Courier New"/>
+                <w:i/>
                 <w:color w:val="555555"/>
                 <w:sz w:val="16"/>
               </w:rPr>
-              <w:t xml:space="preserve">  exit 1</w:t>
-            </w:r>
-          </w:p>
-          <w:p>
-            <w:pPr>
-              <w:spacing w:before="0" w:after="0"/>
-              <w:jc w:val="left"/>
-              <w:keepLines/>
-              <w:keepNext/>
-            </w:pPr>
-            <w:r>
-              <w:rPr>
-                <w:rFonts w:ascii="Courier New" w:hAnsi="Courier New"/>
+              <w:t xml:space="preserve">  pwr-30w</w:t>
+            </w:r>
+          </w:p>
+          <w:p>
+            <w:pPr>
+              <w:spacing w:before="0" w:after="0"/>
+              <w:jc w:val="left"/>
+              <w:keepLines/>
+              <w:keepNext/>
+            </w:pPr>
+            <w:r>
+              <w:rPr>
+                <w:rFonts w:ascii="Courier New" w:hAnsi="Courier New"/>
+                <w:color w:val="1A1A1A"/>
+                <w:sz w:val="16"/>
+              </w:rPr>
+              <w:t xml:space="preserve">  docker run -d \</w:t>
+            </w:r>
+          </w:p>
+          <w:p>
+            <w:pPr>
+              <w:spacing w:before="0" w:after="0"/>
+              <w:jc w:val="left"/>
+              <w:keepLines/>
+              <w:keepNext/>
+            </w:pPr>
+            <w:r>
+              <w:rPr>
+                <w:rFonts w:ascii="Courier New" w:hAnsi="Courier New"/>
+                <w:i/>
                 <w:color w:val="555555"/>
                 <w:sz w:val="16"/>
               </w:rPr>
+              <w:t xml:space="preserve">    --name faster-whisper \</w:t>
+            </w:r>
+          </w:p>
+          <w:p>
+            <w:pPr>
+              <w:spacing w:before="0" w:after="0"/>
+              <w:jc w:val="left"/>
+              <w:keepLines/>
+              <w:keepNext/>
+            </w:pPr>
+            <w:r>
+              <w:rPr>
+                <w:rFonts w:ascii="Courier New" w:hAnsi="Courier New"/>
+                <w:i/>
+                <w:color w:val="555555"/>
+                <w:sz w:val="16"/>
+              </w:rPr>
+              <w:t xml:space="preserve">    --runtime nvidia \</w:t>
+            </w:r>
+          </w:p>
+          <w:p>
+            <w:pPr>
+              <w:spacing w:before="0" w:after="0"/>
+              <w:jc w:val="left"/>
+              <w:keepLines/>
+              <w:keepNext/>
+            </w:pPr>
+            <w:r>
+              <w:rPr>
+                <w:rFonts w:ascii="Courier New" w:hAnsi="Courier New"/>
+                <w:i/>
+                <w:color w:val="555555"/>
+                <w:sz w:val="16"/>
+              </w:rPr>
+              <w:t xml:space="preserve">    --restart no \</w:t>
+            </w:r>
+          </w:p>
+          <w:p>
+            <w:pPr>
+              <w:spacing w:before="0" w:after="0"/>
+              <w:jc w:val="left"/>
+              <w:keepLines/>
+              <w:keepNext/>
+            </w:pPr>
+            <w:r>
+              <w:rPr>
+                <w:rFonts w:ascii="Courier New" w:hAnsi="Courier New"/>
+                <w:i/>
+                <w:color w:val="555555"/>
+                <w:sz w:val="16"/>
+              </w:rPr>
+              <w:t xml:space="preserve">    --network host \</w:t>
+            </w:r>
+          </w:p>
+          <w:p>
+            <w:pPr>
+              <w:spacing w:before="0" w:after="0"/>
+              <w:jc w:val="left"/>
+              <w:keepLines/>
+              <w:keepNext/>
+            </w:pPr>
+            <w:r>
+              <w:rPr>
+                <w:rFonts w:ascii="Courier New" w:hAnsi="Courier New"/>
+                <w:i/>
+                <w:color w:val="555555"/>
+                <w:sz w:val="16"/>
+              </w:rPr>
+              <w:t xml:space="preserve">    -v $HOME/.cache/huggingface:/root/.cache/huggingface \</w:t>
+            </w:r>
+          </w:p>
+          <w:p>
+            <w:pPr>
+              <w:spacing w:before="0" w:after="0"/>
+              <w:jc w:val="left"/>
+              <w:keepLines/>
+              <w:keepNext/>
+            </w:pPr>
+            <w:r>
+              <w:rPr>
+                <w:rFonts w:ascii="Courier New" w:hAnsi="Courier New"/>
+                <w:i/>
+                <w:color w:val="555555"/>
+                <w:sz w:val="16"/>
+              </w:rPr>
+              <w:t xml:space="preserve">    -e WHISPER_MODEL=large-v3 \</w:t>
+            </w:r>
+          </w:p>
+          <w:p>
+            <w:pPr>
+              <w:spacing w:before="0" w:after="0"/>
+              <w:jc w:val="left"/>
+              <w:keepLines/>
+              <w:keepNext/>
+            </w:pPr>
+            <w:r>
+              <w:rPr>
+                <w:rFonts w:ascii="Courier New" w:hAnsi="Courier New"/>
+                <w:i/>
+                <w:color w:val="555555"/>
+                <w:sz w:val="16"/>
+              </w:rPr>
+              <w:t xml:space="preserve">    dustynv/faster-whisper:1.0.3-r39.2.0</w:t>
+            </w:r>
+          </w:p>
+          <w:p>
+            <w:pPr>
+              <w:spacing w:before="0" w:after="0"/>
+              <w:jc w:val="left"/>
+              <w:keepLines/>
+              <w:keepNext/>
+            </w:pPr>
+            <w:r>
+              <w:rPr>
+                <w:rFonts w:ascii="Courier New" w:hAnsi="Courier New"/>
+                <w:color w:val="1A1A1A"/>
+                <w:sz w:val="16"/>
+              </w:rPr>
+              <w:t xml:space="preserve">  </w:t>
+            </w:r>
+          </w:p>
+          <w:p>
+            <w:pPr>
+              <w:spacing w:before="0" w:after="0"/>
+              <w:jc w:val="left"/>
+              <w:keepLines/>
+              <w:keepNext/>
+            </w:pPr>
+            <w:r>
+              <w:rPr>
+                <w:rFonts w:ascii="Courier New" w:hAnsi="Courier New"/>
+                <w:color w:val="1A1A1A"/>
+                <w:sz w:val="16"/>
+              </w:rPr>
+              <w:t xml:space="preserve">  echo "  Esperando que cargue el modelo..."</w:t>
+            </w:r>
+          </w:p>
+          <w:p>
+            <w:pPr>
+              <w:spacing w:before="0" w:after="0"/>
+              <w:jc w:val="left"/>
+              <w:keepLines/>
+              <w:keepNext/>
+            </w:pPr>
+            <w:r>
+              <w:rPr>
+                <w:rFonts w:ascii="Courier New" w:hAnsi="Courier New"/>
+                <w:i/>
+                <w:color w:val="555555"/>
+                <w:sz w:val="16"/>
+              </w:rPr>
+              <w:t xml:space="preserve">  until curl -sf http://localhost:8000/v1/models &gt; /dev/null 2&gt;&amp;1; do</w:t>
+            </w:r>
+          </w:p>
+          <w:p>
+            <w:pPr>
+              <w:spacing w:before="0" w:after="0"/>
+              <w:jc w:val="left"/>
+              <w:keepLines/>
+              <w:keepNext/>
+            </w:pPr>
+            <w:r>
+              <w:rPr>
+                <w:rFonts w:ascii="Courier New" w:hAnsi="Courier New"/>
+                <w:i/>
+                <w:color w:val="555555"/>
+                <w:sz w:val="16"/>
+              </w:rPr>
+              <w:t xml:space="preserve">    sleep 10; echo "  ..."</w:t>
+            </w:r>
+          </w:p>
+          <w:p>
+            <w:pPr>
+              <w:spacing w:before="0" w:after="0"/>
+              <w:jc w:val="left"/>
+              <w:keepLines/>
+              <w:keepNext/>
+            </w:pPr>
+            <w:r>
+              <w:rPr>
+                <w:rFonts w:ascii="Courier New" w:hAnsi="Courier New"/>
+                <w:i/>
+                <w:color w:val="555555"/>
+                <w:sz w:val="16"/>
+              </w:rPr>
+              <w:t xml:space="preserve">  done</w:t>
+            </w:r>
+          </w:p>
+          <w:p>
+            <w:pPr>
+              <w:spacing w:before="0" w:after="0"/>
+              <w:jc w:val="left"/>
+              <w:keepLines/>
+              <w:keepNext/>
+            </w:pPr>
+            <w:r>
+              <w:rPr>
+                <w:rFonts w:ascii="Courier New" w:hAnsi="Courier New"/>
+                <w:color w:val="1A1A1A"/>
+                <w:sz w:val="16"/>
+              </w:rPr>
+              <w:t xml:space="preserve">  echo "  [OK] faster-whisper listo"</w:t>
+            </w:r>
+          </w:p>
+          <w:p>
+            <w:pPr>
+              <w:spacing w:before="0" w:after="0"/>
+              <w:jc w:val="left"/>
+              <w:keepLines/>
+              <w:keepNext/>
+            </w:pPr>
+            <w:r>
+              <w:rPr>
+                <w:rFonts w:ascii="Courier New" w:hAnsi="Courier New"/>
+                <w:i/>
+                <w:color w:val="555555"/>
+                <w:sz w:val="16"/>
+              </w:rPr>
               <w:t>fi</w:t>
             </w:r>
           </w:p>
@@ -9717,74 +10488,240 @@
             <w:r>
               <w:rPr>
                 <w:rFonts w:ascii="Courier New" w:hAnsi="Courier New"/>
+                <w:i/>
+                <w:color w:val="888888"/>
+                <w:sz w:val="16"/>
+              </w:rPr>
+              <w:t># ── Verificar Ollama ──────────────────────────────────</w:t>
+            </w:r>
+          </w:p>
+          <w:p>
+            <w:pPr>
+              <w:spacing w:before="0" w:after="0"/>
+              <w:jc w:val="left"/>
+              <w:keepLines/>
+              <w:keepNext/>
+            </w:pPr>
+            <w:r>
+              <w:rPr>
+                <w:rFonts w:ascii="Courier New" w:hAnsi="Courier New"/>
+                <w:i/>
                 <w:color w:val="555555"/>
                 <w:sz w:val="16"/>
               </w:rPr>
-              <w:t>NOMBRE=$(basename "$INPUT_AUDIO" | sed 's/\.[^.]*$//')</w:t>
-            </w:r>
-          </w:p>
-          <w:p>
-            <w:pPr>
-              <w:spacing w:before="0" w:after="0"/>
-              <w:jc w:val="left"/>
-              <w:keepLines/>
-              <w:keepNext/>
-            </w:pPr>
-            <w:r>
-              <w:rPr>
-                <w:rFonts w:ascii="Courier New" w:hAnsi="Courier New"/>
+              <w:t>if ! curl -sf http://localhost:11434/api/version &gt; /dev/null; then</w:t>
+            </w:r>
+          </w:p>
+          <w:p>
+            <w:pPr>
+              <w:spacing w:before="0" w:after="0"/>
+              <w:jc w:val="left"/>
+              <w:keepLines/>
+              <w:keepNext/>
+            </w:pPr>
+            <w:r>
+              <w:rPr>
+                <w:rFonts w:ascii="Courier New" w:hAnsi="Courier New"/>
+                <w:color w:val="1A1A1A"/>
+                <w:sz w:val="16"/>
+              </w:rPr>
+              <w:t xml:space="preserve">  echo "[WARN]  Ollama no activo — iniciando..."</w:t>
+            </w:r>
+          </w:p>
+          <w:p>
+            <w:pPr>
+              <w:spacing w:before="0" w:after="0"/>
+              <w:jc w:val="left"/>
+              <w:keepLines/>
+              <w:keepNext/>
+            </w:pPr>
+            <w:r>
+              <w:rPr>
+                <w:rFonts w:ascii="Courier New" w:hAnsi="Courier New"/>
+                <w:color w:val="1A1A1A"/>
+                <w:sz w:val="16"/>
+              </w:rPr>
+              <w:t xml:space="preserve">  sudo systemctl start ollama</w:t>
+            </w:r>
+          </w:p>
+          <w:p>
+            <w:pPr>
+              <w:spacing w:before="0" w:after="0"/>
+              <w:jc w:val="left"/>
+              <w:keepLines/>
+              <w:keepNext/>
+            </w:pPr>
+            <w:r>
+              <w:rPr>
+                <w:rFonts w:ascii="Courier New" w:hAnsi="Courier New"/>
+                <w:i/>
                 <w:color w:val="555555"/>
                 <w:sz w:val="16"/>
               </w:rPr>
-              <w:t>TIMESTAMP=$(date +%Y%m%d_%H%M%S)</w:t>
-            </w:r>
-          </w:p>
-          <w:p>
-            <w:pPr>
-              <w:spacing w:before="0" w:after="0"/>
-              <w:jc w:val="left"/>
-              <w:keepLines/>
-              <w:keepNext/>
-            </w:pPr>
-            <w:r>
-              <w:rPr>
-                <w:rFonts w:ascii="Courier New" w:hAnsi="Courier New"/>
+              <w:t xml:space="preserve">  sleep 5</w:t>
+            </w:r>
+          </w:p>
+          <w:p>
+            <w:pPr>
+              <w:spacing w:before="0" w:after="0"/>
+              <w:jc w:val="left"/>
+              <w:keepLines/>
+              <w:keepNext/>
+            </w:pPr>
+            <w:r>
+              <w:rPr>
+                <w:rFonts w:ascii="Courier New" w:hAnsi="Courier New"/>
+                <w:i/>
                 <w:color w:val="555555"/>
                 <w:sz w:val="16"/>
               </w:rPr>
-              <w:t>OUTPUT_BASE="$SCRIPT_DIR/output/${NOMBRE}_${TIMESTAMP}"</w:t>
-            </w:r>
-          </w:p>
-          <w:p>
-            <w:pPr>
-              <w:spacing w:before="0" w:after="0"/>
-              <w:jc w:val="left"/>
-              <w:keepLines/>
-              <w:keepNext/>
-            </w:pPr>
-            <w:r>
-              <w:rPr>
-                <w:rFonts w:ascii="Courier New" w:hAnsi="Courier New"/>
+              <w:t>fi</w:t>
+            </w:r>
+          </w:p>
+          <w:p>
+            <w:pPr>
+              <w:spacing w:before="0" w:after="0"/>
+              <w:jc w:val="left"/>
+              <w:keepLines/>
+              <w:keepNext/>
+            </w:pPr>
+            <w:r>
+              <w:rPr>
+                <w:rFonts w:ascii="Courier New" w:hAnsi="Courier New"/>
+                <w:color w:val="1A1A1A"/>
+                <w:sz w:val="16"/>
+              </w:rPr>
+            </w:r>
+          </w:p>
+          <w:p>
+            <w:pPr>
+              <w:spacing w:before="0" w:after="0"/>
+              <w:jc w:val="left"/>
+              <w:keepLines/>
+              <w:keepNext/>
+            </w:pPr>
+            <w:r>
+              <w:rPr>
+                <w:rFonts w:ascii="Courier New" w:hAnsi="Courier New"/>
+                <w:i/>
+                <w:color w:val="888888"/>
+                <w:sz w:val="16"/>
+              </w:rPr>
+              <w:t># ── PASO 1: Transcripción (30W — STT) ────────────────</w:t>
+            </w:r>
+          </w:p>
+          <w:p>
+            <w:pPr>
+              <w:spacing w:before="0" w:after="0"/>
+              <w:jc w:val="left"/>
+              <w:keepLines/>
+              <w:keepNext/>
+            </w:pPr>
+            <w:r>
+              <w:rPr>
+                <w:rFonts w:ascii="Courier New" w:hAnsi="Courier New"/>
+                <w:color w:val="1A1A1A"/>
+                <w:sz w:val="16"/>
+              </w:rPr>
+              <w:t>echo ""</w:t>
+            </w:r>
+          </w:p>
+          <w:p>
+            <w:pPr>
+              <w:spacing w:before="0" w:after="0"/>
+              <w:jc w:val="left"/>
+              <w:keepLines/>
+              <w:keepNext/>
+            </w:pPr>
+            <w:r>
+              <w:rPr>
+                <w:rFonts w:ascii="Courier New" w:hAnsi="Courier New"/>
+                <w:color w:val="1A1A1A"/>
+                <w:sz w:val="16"/>
+              </w:rPr>
+              <w:t>echo "PASO 1/3 — Transcribiendo audio..."</w:t>
+            </w:r>
+          </w:p>
+          <w:p>
+            <w:pPr>
+              <w:spacing w:before="0" w:after="0"/>
+              <w:jc w:val="left"/>
+              <w:keepLines/>
+              <w:keepNext/>
+            </w:pPr>
+            <w:r>
+              <w:rPr>
+                <w:rFonts w:ascii="Courier New" w:hAnsi="Courier New"/>
+                <w:i/>
                 <w:color w:val="555555"/>
                 <w:sz w:val="16"/>
               </w:rPr>
-              <w:t>TMP_JSON="${OUTPUT_BASE}_transcripcion.json"</w:t>
-            </w:r>
-          </w:p>
-          <w:p>
-            <w:pPr>
-              <w:spacing w:before="0" w:after="0"/>
-              <w:jc w:val="left"/>
-              <w:keepLines/>
-              <w:keepNext/>
-            </w:pPr>
-            <w:r>
-              <w:rPr>
-                <w:rFonts w:ascii="Courier New" w:hAnsi="Courier New"/>
+              <w:t>pwr-30w</w:t>
+            </w:r>
+          </w:p>
+          <w:p>
+            <w:pPr>
+              <w:spacing w:before="0" w:after="0"/>
+              <w:jc w:val="left"/>
+              <w:keepLines/>
+              <w:keepNext/>
+            </w:pPr>
+            <w:r>
+              <w:rPr>
+                <w:rFonts w:ascii="Courier New" w:hAnsi="Courier New"/>
+                <w:color w:val="1A1A1A"/>
+                <w:sz w:val="16"/>
+              </w:rPr>
+              <w:t>TIEMPO_INICIO=$(date +%s)</w:t>
+            </w:r>
+          </w:p>
+          <w:p>
+            <w:pPr>
+              <w:spacing w:before="0" w:after="0"/>
+              <w:jc w:val="left"/>
+              <w:keepLines/>
+              <w:keepNext/>
+            </w:pPr>
+            <w:r>
+              <w:rPr>
+                <w:rFonts w:ascii="Courier New" w:hAnsi="Courier New"/>
+                <w:color w:val="1A1A1A"/>
+                <w:sz w:val="16"/>
+              </w:rPr>
+              <w:t>python "$SCRIPT_DIR/scripts/01_transcribe.py" "$INPUT_AUDIO" "$TMP_JSON"</w:t>
+            </w:r>
+          </w:p>
+          <w:p>
+            <w:pPr>
+              <w:spacing w:before="0" w:after="0"/>
+              <w:jc w:val="left"/>
+              <w:keepLines/>
+              <w:keepNext/>
+            </w:pPr>
+            <w:r>
+              <w:rPr>
+                <w:rFonts w:ascii="Courier New" w:hAnsi="Courier New"/>
+                <w:i/>
                 <w:color w:val="555555"/>
                 <w:sz w:val="16"/>
               </w:rPr>
-              <w:t>INFORME_TXT="${OUTPUT_BASE}_informe.txt"</w:t>
+              <w:t>TIEMPO_1=$(( $(date +%s) - TIEMPO_INICIO ))</w:t>
+            </w:r>
+          </w:p>
+          <w:p>
+            <w:pPr>
+              <w:spacing w:before="0" w:after="0"/>
+              <w:jc w:val="left"/>
+              <w:keepLines/>
+              <w:keepNext/>
+            </w:pPr>
+            <w:r>
+              <w:rPr>
+                <w:rFonts w:ascii="Courier New" w:hAnsi="Courier New"/>
+                <w:color w:val="1A1A1A"/>
+                <w:sz w:val="16"/>
+              </w:rPr>
+              <w:t>echo "  [TIEMPO]  Transcripción: ${TIEMPO_1}s ($((TIEMPO_1/60)) min)"</w:t>
             </w:r>
           </w:p>
           <w:p>
@@ -9816,117 +10753,169 @@
                 <w:color w:val="888888"/>
                 <w:sz w:val="16"/>
               </w:rPr>
-              <w:t># Crear directorio de salida</w:t>
-            </w:r>
-          </w:p>
-          <w:p>
-            <w:pPr>
-              <w:spacing w:before="0" w:after="0"/>
-              <w:jc w:val="left"/>
-              <w:keepLines/>
-              <w:keepNext/>
-            </w:pPr>
-            <w:r>
-              <w:rPr>
-                <w:rFonts w:ascii="Courier New" w:hAnsi="Courier New"/>
-                <w:color w:val="1A1A1A"/>
-                <w:sz w:val="16"/>
-              </w:rPr>
-              <w:t>mkdir -p "$(dirname "$OUTPUT_BASE")"</w:t>
-            </w:r>
-          </w:p>
-          <w:p>
-            <w:pPr>
-              <w:spacing w:before="0" w:after="0"/>
-              <w:jc w:val="left"/>
-              <w:keepLines/>
-              <w:keepNext/>
-            </w:pPr>
-            <w:r>
-              <w:rPr>
-                <w:rFonts w:ascii="Courier New" w:hAnsi="Courier New"/>
-                <w:color w:val="1A1A1A"/>
-                <w:sz w:val="16"/>
-              </w:rPr>
-            </w:r>
-          </w:p>
-          <w:p>
-            <w:pPr>
-              <w:spacing w:before="0" w:after="0"/>
-              <w:jc w:val="left"/>
-              <w:keepLines/>
-              <w:keepNext/>
-            </w:pPr>
-            <w:r>
-              <w:rPr>
-                <w:rFonts w:ascii="Courier New" w:hAnsi="Courier New"/>
-                <w:color w:val="1A1A1A"/>
-                <w:sz w:val="16"/>
-              </w:rPr>
-              <w:t>echo "══════════════════════════════════════════════════════"</w:t>
-            </w:r>
-          </w:p>
-          <w:p>
-            <w:pPr>
-              <w:spacing w:before="0" w:after="0"/>
-              <w:jc w:val="left"/>
-              <w:keepLines/>
-              <w:keepNext/>
-            </w:pPr>
-            <w:r>
-              <w:rPr>
-                <w:rFonts w:ascii="Courier New" w:hAnsi="Courier New"/>
-                <w:color w:val="1A1A1A"/>
-                <w:sz w:val="16"/>
-              </w:rPr>
-              <w:t>echo "  BOT DE TRANSCRIPCIÓN — JETSON AGX ORIN"</w:t>
-            </w:r>
-          </w:p>
-          <w:p>
-            <w:pPr>
-              <w:spacing w:before="0" w:after="0"/>
-              <w:jc w:val="left"/>
-              <w:keepLines/>
-              <w:keepNext/>
-            </w:pPr>
-            <w:r>
-              <w:rPr>
-                <w:rFonts w:ascii="Courier New" w:hAnsi="Courier New"/>
-                <w:color w:val="1A1A1A"/>
-                <w:sz w:val="16"/>
-              </w:rPr>
-              <w:t>echo "  Archivo: $INPUT_AUDIO"</w:t>
-            </w:r>
-          </w:p>
-          <w:p>
-            <w:pPr>
-              <w:spacing w:before="0" w:after="0"/>
-              <w:jc w:val="left"/>
-              <w:keepLines/>
-              <w:keepNext/>
-            </w:pPr>
-            <w:r>
-              <w:rPr>
-                <w:rFonts w:ascii="Courier New" w:hAnsi="Courier New"/>
-                <w:color w:val="1A1A1A"/>
-                <w:sz w:val="16"/>
-              </w:rPr>
-              <w:t>echo "══════════════════════════════════════════════════════"</w:t>
-            </w:r>
-          </w:p>
-          <w:p>
-            <w:pPr>
-              <w:spacing w:before="0" w:after="0"/>
-              <w:jc w:val="left"/>
-              <w:keepLines/>
-              <w:keepNext/>
-            </w:pPr>
-            <w:r>
-              <w:rPr>
-                <w:rFonts w:ascii="Courier New" w:hAnsi="Courier New"/>
-                <w:color w:val="1A1A1A"/>
-                <w:sz w:val="16"/>
-              </w:rPr>
+              <w:t># ── PASO 2: Análisis LLM (MAXN — texto largo) ────────</w:t>
+            </w:r>
+          </w:p>
+          <w:p>
+            <w:pPr>
+              <w:spacing w:before="0" w:after="0"/>
+              <w:jc w:val="left"/>
+              <w:keepLines/>
+              <w:keepNext/>
+            </w:pPr>
+            <w:r>
+              <w:rPr>
+                <w:rFonts w:ascii="Courier New" w:hAnsi="Courier New"/>
+                <w:color w:val="1A1A1A"/>
+                <w:sz w:val="16"/>
+              </w:rPr>
+              <w:t>echo ""</w:t>
+            </w:r>
+          </w:p>
+          <w:p>
+            <w:pPr>
+              <w:spacing w:before="0" w:after="0"/>
+              <w:jc w:val="left"/>
+              <w:keepLines/>
+              <w:keepNext/>
+            </w:pPr>
+            <w:r>
+              <w:rPr>
+                <w:rFonts w:ascii="Courier New" w:hAnsi="Courier New"/>
+                <w:color w:val="1A1A1A"/>
+                <w:sz w:val="16"/>
+              </w:rPr>
+              <w:t>echo "PASO 2/3 — Analizando con LLM..."</w:t>
+            </w:r>
+          </w:p>
+          <w:p>
+            <w:pPr>
+              <w:spacing w:before="0" w:after="0"/>
+              <w:jc w:val="left"/>
+              <w:keepLines/>
+              <w:keepNext/>
+            </w:pPr>
+            <w:r>
+              <w:rPr>
+                <w:rFonts w:ascii="Courier New" w:hAnsi="Courier New"/>
+                <w:i/>
+                <w:color w:val="555555"/>
+                <w:sz w:val="16"/>
+              </w:rPr>
+              <w:t>pwr-maxn</w:t>
+            </w:r>
+          </w:p>
+          <w:p>
+            <w:pPr>
+              <w:spacing w:before="0" w:after="0"/>
+              <w:jc w:val="left"/>
+              <w:keepLines/>
+              <w:keepNext/>
+            </w:pPr>
+            <w:r>
+              <w:rPr>
+                <w:rFonts w:ascii="Courier New" w:hAnsi="Courier New"/>
+                <w:color w:val="1A1A1A"/>
+                <w:sz w:val="16"/>
+              </w:rPr>
+              <w:t>TIEMPO_INICIO=$(date +%s)</w:t>
+            </w:r>
+          </w:p>
+          <w:p>
+            <w:pPr>
+              <w:spacing w:before="0" w:after="0"/>
+              <w:jc w:val="left"/>
+              <w:keepLines/>
+              <w:keepNext/>
+            </w:pPr>
+            <w:r>
+              <w:rPr>
+                <w:rFonts w:ascii="Courier New" w:hAnsi="Courier New"/>
+                <w:color w:val="1A1A1A"/>
+                <w:sz w:val="16"/>
+              </w:rPr>
+            </w:r>
+          </w:p>
+          <w:p>
+            <w:pPr>
+              <w:spacing w:before="0" w:after="0"/>
+              <w:jc w:val="left"/>
+              <w:keepLines/>
+              <w:keepNext/>
+            </w:pPr>
+            <w:r>
+              <w:rPr>
+                <w:rFonts w:ascii="Courier New" w:hAnsi="Courier New"/>
+                <w:color w:val="1A1A1A"/>
+                <w:sz w:val="16"/>
+              </w:rPr>
+              <w:t>python3 - &lt;&lt; 'PYTHON_EOF'</w:t>
+            </w:r>
+          </w:p>
+          <w:p>
+            <w:pPr>
+              <w:spacing w:before="0" w:after="0"/>
+              <w:jc w:val="left"/>
+              <w:keepLines/>
+              <w:keepNext/>
+            </w:pPr>
+            <w:r>
+              <w:rPr>
+                <w:rFonts w:ascii="Courier New" w:hAnsi="Courier New"/>
+                <w:i/>
+                <w:color w:val="555555"/>
+                <w:sz w:val="16"/>
+              </w:rPr>
+              <w:t>import json, sys</w:t>
+            </w:r>
+          </w:p>
+          <w:p>
+            <w:pPr>
+              <w:spacing w:before="0" w:after="0"/>
+              <w:jc w:val="left"/>
+              <w:keepLines/>
+              <w:keepNext/>
+            </w:pPr>
+            <w:r>
+              <w:rPr>
+                <w:rFonts w:ascii="Courier New" w:hAnsi="Courier New"/>
+                <w:i/>
+                <w:color w:val="555555"/>
+                <w:sz w:val="16"/>
+              </w:rPr>
+              <w:t>from pathlib import Path</w:t>
+            </w:r>
+          </w:p>
+          <w:p>
+            <w:pPr>
+              <w:spacing w:before="0" w:after="0"/>
+              <w:jc w:val="left"/>
+              <w:keepLines/>
+              <w:keepNext/>
+            </w:pPr>
+            <w:r>
+              <w:rPr>
+                <w:rFonts w:ascii="Courier New" w:hAnsi="Courier New"/>
+                <w:color w:val="1A1A1A"/>
+                <w:sz w:val="16"/>
+              </w:rPr>
+            </w:r>
+          </w:p>
+          <w:p>
+            <w:pPr>
+              <w:spacing w:before="0" w:after="0"/>
+              <w:jc w:val="left"/>
+              <w:keepLines/>
+              <w:keepNext/>
+            </w:pPr>
+            <w:r>
+              <w:rPr>
+                <w:rFonts w:ascii="Courier New" w:hAnsi="Courier New"/>
+                <w:i/>
+                <w:color w:val="555555"/>
+                <w:sz w:val="16"/>
+              </w:rPr>
+              <w:t>sys.path.insert(0, str(Path(__file__).parent.parent))</w:t>
             </w:r>
           </w:p>
           <w:p>
@@ -9943,23 +10932,190 @@
                 <w:color w:val="888888"/>
                 <w:sz w:val="16"/>
               </w:rPr>
-              <w:t># ── Activar entorno virtual ────────────────────────────</w:t>
-            </w:r>
-          </w:p>
-          <w:p>
-            <w:pPr>
-              <w:spacing w:before="0" w:after="0"/>
-              <w:jc w:val="left"/>
-              <w:keepLines/>
-              <w:keepNext/>
-            </w:pPr>
-            <w:r>
-              <w:rPr>
-                <w:rFonts w:ascii="Courier New" w:hAnsi="Courier New"/>
-                <w:color w:val="1A1A1A"/>
-                <w:sz w:val="16"/>
-              </w:rPr>
-              <w:t>source ~/venvs/dev/bin/activate</w:t>
+              <w:t># Importar scripts</w:t>
+            </w:r>
+          </w:p>
+          <w:p>
+            <w:pPr>
+              <w:spacing w:before="0" w:after="0"/>
+              <w:jc w:val="left"/>
+              <w:keepLines/>
+              <w:keepNext/>
+            </w:pPr>
+            <w:r>
+              <w:rPr>
+                <w:rFonts w:ascii="Courier New" w:hAnsi="Courier New"/>
+                <w:i/>
+                <w:color w:val="555555"/>
+                <w:sz w:val="16"/>
+              </w:rPr>
+              <w:t>import importlib.util</w:t>
+            </w:r>
+          </w:p>
+          <w:p>
+            <w:pPr>
+              <w:spacing w:before="0" w:after="0"/>
+              <w:jc w:val="left"/>
+              <w:keepLines/>
+              <w:keepNext/>
+            </w:pPr>
+            <w:r>
+              <w:rPr>
+                <w:rFonts w:ascii="Courier New" w:hAnsi="Courier New"/>
+                <w:color w:val="1A1A1A"/>
+                <w:sz w:val="16"/>
+              </w:rPr>
+            </w:r>
+          </w:p>
+          <w:p>
+            <w:pPr>
+              <w:spacing w:before="0" w:after="0"/>
+              <w:jc w:val="left"/>
+              <w:keepLines/>
+              <w:keepNext/>
+            </w:pPr>
+            <w:r>
+              <w:rPr>
+                <w:rFonts w:ascii="Courier New" w:hAnsi="Courier New"/>
+                <w:i/>
+                <w:color w:val="555555"/>
+                <w:sz w:val="16"/>
+              </w:rPr>
+              <w:t>def load_script(name):</w:t>
+            </w:r>
+          </w:p>
+          <w:p>
+            <w:pPr>
+              <w:spacing w:before="0" w:after="0"/>
+              <w:jc w:val="left"/>
+              <w:keepLines/>
+              <w:keepNext/>
+            </w:pPr>
+            <w:r>
+              <w:rPr>
+                <w:rFonts w:ascii="Courier New" w:hAnsi="Courier New"/>
+                <w:i/>
+                <w:color w:val="555555"/>
+                <w:sz w:val="16"/>
+              </w:rPr>
+              <w:t xml:space="preserve">    spec = importlib.util.spec_from_file_location(name, f"scripts/{name}.py")</w:t>
+            </w:r>
+          </w:p>
+          <w:p>
+            <w:pPr>
+              <w:spacing w:before="0" w:after="0"/>
+              <w:jc w:val="left"/>
+              <w:keepLines/>
+              <w:keepNext/>
+            </w:pPr>
+            <w:r>
+              <w:rPr>
+                <w:rFonts w:ascii="Courier New" w:hAnsi="Courier New"/>
+                <w:i/>
+                <w:color w:val="555555"/>
+                <w:sz w:val="16"/>
+              </w:rPr>
+              <w:t xml:space="preserve">    mod = importlib.util.module_from_spec(spec)</w:t>
+            </w:r>
+          </w:p>
+          <w:p>
+            <w:pPr>
+              <w:spacing w:before="0" w:after="0"/>
+              <w:jc w:val="left"/>
+              <w:keepLines/>
+              <w:keepNext/>
+            </w:pPr>
+            <w:r>
+              <w:rPr>
+                <w:rFonts w:ascii="Courier New" w:hAnsi="Courier New"/>
+                <w:i/>
+                <w:color w:val="555555"/>
+                <w:sz w:val="16"/>
+              </w:rPr>
+              <w:t xml:space="preserve">    spec.loader.exec_module(mod)</w:t>
+            </w:r>
+          </w:p>
+          <w:p>
+            <w:pPr>
+              <w:spacing w:before="0" w:after="0"/>
+              <w:jc w:val="left"/>
+              <w:keepLines/>
+              <w:keepNext/>
+            </w:pPr>
+            <w:r>
+              <w:rPr>
+                <w:rFonts w:ascii="Courier New" w:hAnsi="Courier New"/>
+                <w:i/>
+                <w:color w:val="555555"/>
+                <w:sz w:val="16"/>
+              </w:rPr>
+              <w:t xml:space="preserve">    return mod</w:t>
+            </w:r>
+          </w:p>
+          <w:p>
+            <w:pPr>
+              <w:spacing w:before="0" w:after="0"/>
+              <w:jc w:val="left"/>
+              <w:keepLines/>
+              <w:keepNext/>
+            </w:pPr>
+            <w:r>
+              <w:rPr>
+                <w:rFonts w:ascii="Courier New" w:hAnsi="Courier New"/>
+                <w:color w:val="1A1A1A"/>
+                <w:sz w:val="16"/>
+              </w:rPr>
+            </w:r>
+          </w:p>
+          <w:p>
+            <w:pPr>
+              <w:spacing w:before="0" w:after="0"/>
+              <w:jc w:val="left"/>
+              <w:keepLines/>
+              <w:keepNext/>
+            </w:pPr>
+            <w:r>
+              <w:rPr>
+                <w:rFonts w:ascii="Courier New" w:hAnsi="Courier New"/>
+                <w:i/>
+                <w:color w:val="555555"/>
+                <w:sz w:val="16"/>
+              </w:rPr>
+              <w:t>s01 = load_script("01_transcribe")</w:t>
+            </w:r>
+          </w:p>
+          <w:p>
+            <w:pPr>
+              <w:spacing w:before="0" w:after="0"/>
+              <w:jc w:val="left"/>
+              <w:keepLines/>
+              <w:keepNext/>
+            </w:pPr>
+            <w:r>
+              <w:rPr>
+                <w:rFonts w:ascii="Courier New" w:hAnsi="Courier New"/>
+                <w:i/>
+                <w:color w:val="555555"/>
+                <w:sz w:val="16"/>
+              </w:rPr>
+              <w:t>s02 = load_script("02_analyze")</w:t>
+            </w:r>
+          </w:p>
+          <w:p>
+            <w:pPr>
+              <w:spacing w:before="0" w:after="0"/>
+              <w:jc w:val="left"/>
+              <w:keepLines/>
+              <w:keepNext/>
+            </w:pPr>
+            <w:r>
+              <w:rPr>
+                <w:rFonts w:ascii="Courier New" w:hAnsi="Courier New"/>
+                <w:i/>
+                <w:color w:val="555555"/>
+                <w:sz w:val="16"/>
+              </w:rPr>
+              <w:t>s03 = load_script("03_send_email")</w:t>
             </w:r>
           </w:p>
           <w:p>
@@ -9991,295 +11147,597 @@
                 <w:color w:val="888888"/>
                 <w:sz w:val="16"/>
               </w:rPr>
-              <w:t># ── Verificar faster-whisper ──────────────────────────</w:t>
-            </w:r>
-          </w:p>
-          <w:p>
-            <w:pPr>
-              <w:spacing w:before="0" w:after="0"/>
-              <w:jc w:val="left"/>
-              <w:keepLines/>
-              <w:keepNext/>
-            </w:pPr>
-            <w:r>
-              <w:rPr>
-                <w:rFonts w:ascii="Courier New" w:hAnsi="Courier New"/>
+              <w:t># Cargar transcripción</w:t>
+            </w:r>
+          </w:p>
+          <w:p>
+            <w:pPr>
+              <w:spacing w:before="0" w:after="0"/>
+              <w:jc w:val="left"/>
+              <w:keepLines/>
+              <w:keepNext/>
+            </w:pPr>
+            <w:r>
+              <w:rPr>
+                <w:rFonts w:ascii="Courier New" w:hAnsi="Courier New"/>
+                <w:i/>
                 <w:color w:val="555555"/>
                 <w:sz w:val="16"/>
               </w:rPr>
-              <w:t>if ! docker ps | grep -q faster-whisper; then</w:t>
-            </w:r>
-          </w:p>
-          <w:p>
-            <w:pPr>
-              <w:spacing w:before="0" w:after="0"/>
-              <w:jc w:val="left"/>
-              <w:keepLines/>
-              <w:keepNext/>
-            </w:pPr>
-            <w:r>
-              <w:rPr>
-                <w:rFonts w:ascii="Courier New" w:hAnsi="Courier New"/>
-                <w:color w:val="1A1A1A"/>
-                <w:sz w:val="16"/>
-              </w:rPr>
-              <w:t xml:space="preserve">  echo "[WARN]  faster-whisper no activo — iniciando..."</w:t>
-            </w:r>
-          </w:p>
-          <w:p>
-            <w:pPr>
-              <w:spacing w:before="0" w:after="0"/>
-              <w:jc w:val="left"/>
-              <w:keepLines/>
-              <w:keepNext/>
-            </w:pPr>
-            <w:r>
-              <w:rPr>
-                <w:rFonts w:ascii="Courier New" w:hAnsi="Courier New"/>
+              <w:t>import os</w:t>
+            </w:r>
+          </w:p>
+          <w:p>
+            <w:pPr>
+              <w:spacing w:before="0" w:after="0"/>
+              <w:jc w:val="left"/>
+              <w:keepLines/>
+              <w:keepNext/>
+            </w:pPr>
+            <w:r>
+              <w:rPr>
+                <w:rFonts w:ascii="Courier New" w:hAnsi="Courier New"/>
+                <w:i/>
                 <w:color w:val="555555"/>
                 <w:sz w:val="16"/>
               </w:rPr>
-              <w:t xml:space="preserve">  pwr-30w</w:t>
-            </w:r>
-          </w:p>
-          <w:p>
-            <w:pPr>
-              <w:spacing w:before="0" w:after="0"/>
-              <w:jc w:val="left"/>
-              <w:keepLines/>
-              <w:keepNext/>
-            </w:pPr>
-            <w:r>
-              <w:rPr>
-                <w:rFonts w:ascii="Courier New" w:hAnsi="Courier New"/>
-                <w:color w:val="1A1A1A"/>
-                <w:sz w:val="16"/>
-              </w:rPr>
-              <w:t xml:space="preserve">  docker run -d \</w:t>
-            </w:r>
-          </w:p>
-          <w:p>
-            <w:pPr>
-              <w:spacing w:before="0" w:after="0"/>
-              <w:jc w:val="left"/>
-              <w:keepLines/>
-              <w:keepNext/>
-            </w:pPr>
-            <w:r>
-              <w:rPr>
-                <w:rFonts w:ascii="Courier New" w:hAnsi="Courier New"/>
+              <w:t>tmp_json = os.environ.get("TMP_JSON")</w:t>
+            </w:r>
+          </w:p>
+          <w:p>
+            <w:pPr>
+              <w:spacing w:before="0" w:after="0"/>
+              <w:jc w:val="left"/>
+              <w:keepLines/>
+              <w:keepNext/>
+            </w:pPr>
+            <w:r>
+              <w:rPr>
+                <w:rFonts w:ascii="Courier New" w:hAnsi="Courier New"/>
+                <w:i/>
                 <w:color w:val="555555"/>
                 <w:sz w:val="16"/>
               </w:rPr>
-              <w:t xml:space="preserve">    --name faster-whisper \</w:t>
-            </w:r>
-          </w:p>
-          <w:p>
-            <w:pPr>
-              <w:spacing w:before="0" w:after="0"/>
-              <w:jc w:val="left"/>
-              <w:keepLines/>
-              <w:keepNext/>
-            </w:pPr>
-            <w:r>
-              <w:rPr>
-                <w:rFonts w:ascii="Courier New" w:hAnsi="Courier New"/>
+              <w:t>informe_txt = os.environ.get("INFORME_TXT")</w:t>
+            </w:r>
+          </w:p>
+          <w:p>
+            <w:pPr>
+              <w:spacing w:before="0" w:after="0"/>
+              <w:jc w:val="left"/>
+              <w:keepLines/>
+              <w:keepNext/>
+            </w:pPr>
+            <w:r>
+              <w:rPr>
+                <w:rFonts w:ascii="Courier New" w:hAnsi="Courier New"/>
+                <w:color w:val="1A1A1A"/>
+                <w:sz w:val="16"/>
+              </w:rPr>
+            </w:r>
+          </w:p>
+          <w:p>
+            <w:pPr>
+              <w:spacing w:before="0" w:after="0"/>
+              <w:jc w:val="left"/>
+              <w:keepLines/>
+              <w:keepNext/>
+            </w:pPr>
+            <w:r>
+              <w:rPr>
+                <w:rFonts w:ascii="Courier New" w:hAnsi="Courier New"/>
+                <w:i/>
                 <w:color w:val="555555"/>
                 <w:sz w:val="16"/>
               </w:rPr>
-              <w:t xml:space="preserve">    --runtime nvidia \</w:t>
-            </w:r>
-          </w:p>
-          <w:p>
-            <w:pPr>
-              <w:spacing w:before="0" w:after="0"/>
-              <w:jc w:val="left"/>
-              <w:keepLines/>
-              <w:keepNext/>
-            </w:pPr>
-            <w:r>
-              <w:rPr>
-                <w:rFonts w:ascii="Courier New" w:hAnsi="Courier New"/>
+              <w:t>with open(tmp_json, encoding="utf-8") as f:</w:t>
+            </w:r>
+          </w:p>
+          <w:p>
+            <w:pPr>
+              <w:spacing w:before="0" w:after="0"/>
+              <w:jc w:val="left"/>
+              <w:keepLines/>
+              <w:keepNext/>
+            </w:pPr>
+            <w:r>
+              <w:rPr>
+                <w:rFonts w:ascii="Courier New" w:hAnsi="Courier New"/>
+                <w:i/>
                 <w:color w:val="555555"/>
                 <w:sz w:val="16"/>
               </w:rPr>
-              <w:t xml:space="preserve">    --restart no \</w:t>
-            </w:r>
-          </w:p>
-          <w:p>
-            <w:pPr>
-              <w:spacing w:before="0" w:after="0"/>
-              <w:jc w:val="left"/>
-              <w:keepLines/>
-              <w:keepNext/>
-            </w:pPr>
-            <w:r>
-              <w:rPr>
-                <w:rFonts w:ascii="Courier New" w:hAnsi="Courier New"/>
+              <w:t xml:space="preserve">    transcripcion = json.load(f)</w:t>
+            </w:r>
+          </w:p>
+          <w:p>
+            <w:pPr>
+              <w:spacing w:before="0" w:after="0"/>
+              <w:jc w:val="left"/>
+              <w:keepLines/>
+              <w:keepNext/>
+            </w:pPr>
+            <w:r>
+              <w:rPr>
+                <w:rFonts w:ascii="Courier New" w:hAnsi="Courier New"/>
+                <w:color w:val="1A1A1A"/>
+                <w:sz w:val="16"/>
+              </w:rPr>
+            </w:r>
+          </w:p>
+          <w:p>
+            <w:pPr>
+              <w:spacing w:before="0" w:after="0"/>
+              <w:jc w:val="left"/>
+              <w:keepLines/>
+              <w:keepNext/>
+            </w:pPr>
+            <w:r>
+              <w:rPr>
+                <w:rFonts w:ascii="Courier New" w:hAnsi="Courier New"/>
+                <w:i/>
+                <w:color w:val="888888"/>
+                <w:sz w:val="16"/>
+              </w:rPr>
+              <w:t># Analizar</w:t>
+            </w:r>
+          </w:p>
+          <w:p>
+            <w:pPr>
+              <w:spacing w:before="0" w:after="0"/>
+              <w:jc w:val="left"/>
+              <w:keepLines/>
+              <w:keepNext/>
+            </w:pPr>
+            <w:r>
+              <w:rPr>
+                <w:rFonts w:ascii="Courier New" w:hAnsi="Courier New"/>
+                <w:i/>
                 <w:color w:val="555555"/>
                 <w:sz w:val="16"/>
               </w:rPr>
-              <w:t xml:space="preserve">    --network host \</w:t>
-            </w:r>
-          </w:p>
-          <w:p>
-            <w:pPr>
-              <w:spacing w:before="0" w:after="0"/>
-              <w:jc w:val="left"/>
-              <w:keepLines/>
-              <w:keepNext/>
-            </w:pPr>
-            <w:r>
-              <w:rPr>
-                <w:rFonts w:ascii="Courier New" w:hAnsi="Courier New"/>
+              <w:t>analisis = s02.analizar_transcripcion(transcripcion)</w:t>
+            </w:r>
+          </w:p>
+          <w:p>
+            <w:pPr>
+              <w:spacing w:before="0" w:after="0"/>
+              <w:jc w:val="left"/>
+              <w:keepLines/>
+              <w:keepNext/>
+            </w:pPr>
+            <w:r>
+              <w:rPr>
+                <w:rFonts w:ascii="Courier New" w:hAnsi="Courier New"/>
+                <w:i/>
                 <w:color w:val="555555"/>
                 <w:sz w:val="16"/>
               </w:rPr>
-              <w:t xml:space="preserve">    -v $HOME/.cache/huggingface:/root/.cache/huggingface \</w:t>
-            </w:r>
-          </w:p>
-          <w:p>
-            <w:pPr>
-              <w:spacing w:before="0" w:after="0"/>
-              <w:jc w:val="left"/>
-              <w:keepLines/>
-              <w:keepNext/>
-            </w:pPr>
-            <w:r>
-              <w:rPr>
-                <w:rFonts w:ascii="Courier New" w:hAnsi="Courier New"/>
+              <w:t>informe = s02.formatear_informe(transcripcion, analisis)</w:t>
+            </w:r>
+          </w:p>
+          <w:p>
+            <w:pPr>
+              <w:spacing w:before="0" w:after="0"/>
+              <w:jc w:val="left"/>
+              <w:keepLines/>
+              <w:keepNext/>
+            </w:pPr>
+            <w:r>
+              <w:rPr>
+                <w:rFonts w:ascii="Courier New" w:hAnsi="Courier New"/>
+                <w:color w:val="1A1A1A"/>
+                <w:sz w:val="16"/>
+              </w:rPr>
+            </w:r>
+          </w:p>
+          <w:p>
+            <w:pPr>
+              <w:spacing w:before="0" w:after="0"/>
+              <w:jc w:val="left"/>
+              <w:keepLines/>
+              <w:keepNext/>
+            </w:pPr>
+            <w:r>
+              <w:rPr>
+                <w:rFonts w:ascii="Courier New" w:hAnsi="Courier New"/>
+                <w:i/>
+                <w:color w:val="888888"/>
+                <w:sz w:val="16"/>
+              </w:rPr>
+              <w:t># Guardar informe</w:t>
+            </w:r>
+          </w:p>
+          <w:p>
+            <w:pPr>
+              <w:spacing w:before="0" w:after="0"/>
+              <w:jc w:val="left"/>
+              <w:keepLines/>
+              <w:keepNext/>
+            </w:pPr>
+            <w:r>
+              <w:rPr>
+                <w:rFonts w:ascii="Courier New" w:hAnsi="Courier New"/>
+                <w:i/>
                 <w:color w:val="555555"/>
                 <w:sz w:val="16"/>
               </w:rPr>
-              <w:t xml:space="preserve">    -e WHISPER_MODEL=large-v3 \</w:t>
-            </w:r>
-          </w:p>
-          <w:p>
-            <w:pPr>
-              <w:spacing w:before="0" w:after="0"/>
-              <w:jc w:val="left"/>
-              <w:keepLines/>
-              <w:keepNext/>
-            </w:pPr>
-            <w:r>
-              <w:rPr>
-                <w:rFonts w:ascii="Courier New" w:hAnsi="Courier New"/>
+              <w:t>with open(informe_txt, "w", encoding="utf-8") as f:</w:t>
+            </w:r>
+          </w:p>
+          <w:p>
+            <w:pPr>
+              <w:spacing w:before="0" w:after="0"/>
+              <w:jc w:val="left"/>
+              <w:keepLines/>
+              <w:keepNext/>
+            </w:pPr>
+            <w:r>
+              <w:rPr>
+                <w:rFonts w:ascii="Courier New" w:hAnsi="Courier New"/>
+                <w:i/>
                 <w:color w:val="555555"/>
                 <w:sz w:val="16"/>
               </w:rPr>
-              <w:t xml:space="preserve">    dustynv/faster-whisper:1.0.3-r39.2.0</w:t>
-            </w:r>
-          </w:p>
-          <w:p>
-            <w:pPr>
-              <w:spacing w:before="0" w:after="0"/>
-              <w:jc w:val="left"/>
-              <w:keepLines/>
-              <w:keepNext/>
-            </w:pPr>
-            <w:r>
-              <w:rPr>
-                <w:rFonts w:ascii="Courier New" w:hAnsi="Courier New"/>
-                <w:color w:val="1A1A1A"/>
-                <w:sz w:val="16"/>
-              </w:rPr>
-              <w:t xml:space="preserve">  </w:t>
-            </w:r>
-          </w:p>
-          <w:p>
-            <w:pPr>
-              <w:spacing w:before="0" w:after="0"/>
-              <w:jc w:val="left"/>
-              <w:keepLines/>
-              <w:keepNext/>
-            </w:pPr>
-            <w:r>
-              <w:rPr>
-                <w:rFonts w:ascii="Courier New" w:hAnsi="Courier New"/>
-                <w:color w:val="1A1A1A"/>
-                <w:sz w:val="16"/>
-              </w:rPr>
-              <w:t xml:space="preserve">  echo "  Esperando que cargue el modelo..."</w:t>
-            </w:r>
-          </w:p>
-          <w:p>
-            <w:pPr>
-              <w:spacing w:before="0" w:after="0"/>
-              <w:jc w:val="left"/>
-              <w:keepLines/>
-              <w:keepNext/>
-            </w:pPr>
-            <w:r>
-              <w:rPr>
-                <w:rFonts w:ascii="Courier New" w:hAnsi="Courier New"/>
+              <w:t xml:space="preserve">    f.write(informe)</w:t>
+            </w:r>
+          </w:p>
+          <w:p>
+            <w:pPr>
+              <w:spacing w:before="0" w:after="0"/>
+              <w:jc w:val="left"/>
+              <w:keepLines/>
+              <w:keepNext/>
+            </w:pPr>
+            <w:r>
+              <w:rPr>
+                <w:rFonts w:ascii="Courier New" w:hAnsi="Courier New"/>
+                <w:color w:val="1A1A1A"/>
+                <w:sz w:val="16"/>
+              </w:rPr>
+            </w:r>
+          </w:p>
+          <w:p>
+            <w:pPr>
+              <w:spacing w:before="0" w:after="0"/>
+              <w:jc w:val="left"/>
+              <w:keepLines/>
+              <w:keepNext/>
+            </w:pPr>
+            <w:r>
+              <w:rPr>
+                <w:rFonts w:ascii="Courier New" w:hAnsi="Courier New"/>
+                <w:i/>
+                <w:color w:val="888888"/>
+                <w:sz w:val="16"/>
+              </w:rPr>
+              <w:t># Guardar analisis por separado</w:t>
+            </w:r>
+          </w:p>
+          <w:p>
+            <w:pPr>
+              <w:spacing w:before="0" w:after="0"/>
+              <w:jc w:val="left"/>
+              <w:keepLines/>
+              <w:keepNext/>
+            </w:pPr>
+            <w:r>
+              <w:rPr>
+                <w:rFonts w:ascii="Courier New" w:hAnsi="Courier New"/>
+                <w:i/>
                 <w:color w:val="555555"/>
                 <w:sz w:val="16"/>
               </w:rPr>
-              <w:t xml:space="preserve">  until curl -sf http://localhost:8000/v1/models &gt; /dev/null 2&gt;&amp;1; do</w:t>
-            </w:r>
-          </w:p>
-          <w:p>
-            <w:pPr>
-              <w:spacing w:before="0" w:after="0"/>
-              <w:jc w:val="left"/>
-              <w:keepLines/>
-              <w:keepNext/>
-            </w:pPr>
-            <w:r>
-              <w:rPr>
-                <w:rFonts w:ascii="Courier New" w:hAnsi="Courier New"/>
+              <w:t>with open(tmp_json.replace("_transcripcion.json", "_analisis.json"), "w", encoding="utf-8") as f:</w:t>
+            </w:r>
+          </w:p>
+          <w:p>
+            <w:pPr>
+              <w:spacing w:before="0" w:after="0"/>
+              <w:jc w:val="left"/>
+              <w:keepLines/>
+              <w:keepNext/>
+            </w:pPr>
+            <w:r>
+              <w:rPr>
+                <w:rFonts w:ascii="Courier New" w:hAnsi="Courier New"/>
+                <w:i/>
                 <w:color w:val="555555"/>
                 <w:sz w:val="16"/>
               </w:rPr>
-              <w:t xml:space="preserve">    sleep 10; echo "  ..."</w:t>
-            </w:r>
-          </w:p>
-          <w:p>
-            <w:pPr>
-              <w:spacing w:before="0" w:after="0"/>
-              <w:jc w:val="left"/>
-              <w:keepLines/>
-              <w:keepNext/>
-            </w:pPr>
-            <w:r>
-              <w:rPr>
-                <w:rFonts w:ascii="Courier New" w:hAnsi="Courier New"/>
+              <w:t xml:space="preserve">    json.dump(analisis, f, ensure_ascii=False, indent=2)</w:t>
+            </w:r>
+          </w:p>
+          <w:p>
+            <w:pPr>
+              <w:spacing w:before="0" w:after="0"/>
+              <w:jc w:val="left"/>
+              <w:keepLines/>
+              <w:keepNext/>
+            </w:pPr>
+            <w:r>
+              <w:rPr>
+                <w:rFonts w:ascii="Courier New" w:hAnsi="Courier New"/>
+                <w:color w:val="1A1A1A"/>
+                <w:sz w:val="16"/>
+              </w:rPr>
+            </w:r>
+          </w:p>
+          <w:p>
+            <w:pPr>
+              <w:spacing w:before="0" w:after="0"/>
+              <w:jc w:val="left"/>
+              <w:keepLines/>
+              <w:keepNext/>
+            </w:pPr>
+            <w:r>
+              <w:rPr>
+                <w:rFonts w:ascii="Courier New" w:hAnsi="Courier New"/>
+                <w:i/>
                 <w:color w:val="555555"/>
                 <w:sz w:val="16"/>
               </w:rPr>
-              <w:t xml:space="preserve">  done</w:t>
-            </w:r>
-          </w:p>
-          <w:p>
-            <w:pPr>
-              <w:spacing w:before="0" w:after="0"/>
-              <w:jc w:val="left"/>
-              <w:keepLines/>
-              <w:keepNext/>
-            </w:pPr>
-            <w:r>
-              <w:rPr>
-                <w:rFonts w:ascii="Courier New" w:hAnsi="Courier New"/>
-                <w:color w:val="1A1A1A"/>
-                <w:sz w:val="16"/>
-              </w:rPr>
-              <w:t xml:space="preserve">  echo "  [OK] faster-whisper listo"</w:t>
-            </w:r>
-          </w:p>
-          <w:p>
-            <w:pPr>
-              <w:spacing w:before="0" w:after="0"/>
-              <w:jc w:val="left"/>
-              <w:keepLines/>
-              <w:keepNext/>
-            </w:pPr>
-            <w:r>
-              <w:rPr>
-                <w:rFonts w:ascii="Courier New" w:hAnsi="Courier New"/>
+              <w:t>print(f"\n[OK] Informe guardado: {informe_txt}")</w:t>
+            </w:r>
+          </w:p>
+          <w:p>
+            <w:pPr>
+              <w:spacing w:before="0" w:after="0"/>
+              <w:jc w:val="left"/>
+              <w:keepLines/>
+              <w:keepNext/>
+            </w:pPr>
+            <w:r>
+              <w:rPr>
+                <w:rFonts w:ascii="Courier New" w:hAnsi="Courier New"/>
+                <w:color w:val="1A1A1A"/>
+                <w:sz w:val="16"/>
+              </w:rPr>
+            </w:r>
+          </w:p>
+          <w:p>
+            <w:pPr>
+              <w:spacing w:before="0" w:after="0"/>
+              <w:jc w:val="left"/>
+              <w:keepLines/>
+              <w:keepNext/>
+            </w:pPr>
+            <w:r>
+              <w:rPr>
+                <w:rFonts w:ascii="Courier New" w:hAnsi="Courier New"/>
+                <w:i/>
+                <w:color w:val="888888"/>
+                <w:sz w:val="16"/>
+              </w:rPr>
+              <w:t># Enviar email si se solicitó</w:t>
+            </w:r>
+          </w:p>
+          <w:p>
+            <w:pPr>
+              <w:spacing w:before="0" w:after="0"/>
+              <w:jc w:val="left"/>
+              <w:keepLines/>
+              <w:keepNext/>
+            </w:pPr>
+            <w:r>
+              <w:rPr>
+                <w:rFonts w:ascii="Courier New" w:hAnsi="Courier New"/>
+                <w:i/>
                 <w:color w:val="555555"/>
                 <w:sz w:val="16"/>
               </w:rPr>
-              <w:t>fi</w:t>
+              <w:t>import sys as _sys</w:t>
+            </w:r>
+          </w:p>
+          <w:p>
+            <w:pPr>
+              <w:spacing w:before="0" w:after="0"/>
+              <w:jc w:val="left"/>
+              <w:keepLines/>
+              <w:keepNext/>
+            </w:pPr>
+            <w:r>
+              <w:rPr>
+                <w:rFonts w:ascii="Courier New" w:hAnsi="Courier New"/>
+                <w:i/>
+                <w:color w:val="555555"/>
+                <w:sz w:val="16"/>
+              </w:rPr>
+              <w:t>if os.environ.get("ENVIAR_EMAIL", "si").lower() == "si":</w:t>
+            </w:r>
+          </w:p>
+          <w:p>
+            <w:pPr>
+              <w:spacing w:before="0" w:after="0"/>
+              <w:jc w:val="left"/>
+              <w:keepLines/>
+              <w:keepNext/>
+            </w:pPr>
+            <w:r>
+              <w:rPr>
+                <w:rFonts w:ascii="Courier New" w:hAnsi="Courier New"/>
+                <w:i/>
+                <w:color w:val="555555"/>
+                <w:sz w:val="16"/>
+              </w:rPr>
+              <w:t xml:space="preserve">    s03.enviar_informe(transcripcion, analisis, informe)</w:t>
+            </w:r>
+          </w:p>
+          <w:p>
+            <w:pPr>
+              <w:spacing w:before="0" w:after="0"/>
+              <w:jc w:val="left"/>
+              <w:keepLines/>
+              <w:keepNext/>
+            </w:pPr>
+            <w:r>
+              <w:rPr>
+                <w:rFonts w:ascii="Courier New" w:hAnsi="Courier New"/>
+                <w:i/>
+                <w:color w:val="555555"/>
+                <w:sz w:val="16"/>
+              </w:rPr>
+              <w:t>else:</w:t>
+            </w:r>
+          </w:p>
+          <w:p>
+            <w:pPr>
+              <w:spacing w:before="0" w:after="0"/>
+              <w:jc w:val="left"/>
+              <w:keepLines/>
+              <w:keepNext/>
+            </w:pPr>
+            <w:r>
+              <w:rPr>
+                <w:rFonts w:ascii="Courier New" w:hAnsi="Courier New"/>
+                <w:i/>
+                <w:color w:val="555555"/>
+                <w:sz w:val="16"/>
+              </w:rPr>
+              <w:t xml:space="preserve">    print("[NOTA] Email desactivado — guardando solo localmente")</w:t>
+            </w:r>
+          </w:p>
+          <w:p>
+            <w:pPr>
+              <w:spacing w:before="0" w:after="0"/>
+              <w:jc w:val="left"/>
+              <w:keepLines/>
+              <w:keepNext/>
+            </w:pPr>
+            <w:r>
+              <w:rPr>
+                <w:rFonts w:ascii="Courier New" w:hAnsi="Courier New"/>
+                <w:color w:val="1A1A1A"/>
+                <w:sz w:val="16"/>
+              </w:rPr>
+            </w:r>
+          </w:p>
+          <w:p>
+            <w:pPr>
+              <w:spacing w:before="0" w:after="0"/>
+              <w:jc w:val="left"/>
+              <w:keepLines/>
+              <w:keepNext/>
+            </w:pPr>
+            <w:r>
+              <w:rPr>
+                <w:rFonts w:ascii="Courier New" w:hAnsi="Courier New"/>
+                <w:i/>
+                <w:color w:val="555555"/>
+                <w:sz w:val="16"/>
+              </w:rPr>
+              <w:t>PYTHON_EOF</w:t>
+            </w:r>
+          </w:p>
+          <w:p>
+            <w:pPr>
+              <w:spacing w:before="0" w:after="0"/>
+              <w:jc w:val="left"/>
+              <w:keepLines/>
+              <w:keepNext/>
+            </w:pPr>
+            <w:r>
+              <w:rPr>
+                <w:rFonts w:ascii="Courier New" w:hAnsi="Courier New"/>
+                <w:color w:val="1A1A1A"/>
+                <w:sz w:val="16"/>
+              </w:rPr>
+            </w:r>
+          </w:p>
+          <w:p>
+            <w:pPr>
+              <w:spacing w:before="0" w:after="0"/>
+              <w:jc w:val="left"/>
+              <w:keepLines/>
+              <w:keepNext/>
+            </w:pPr>
+            <w:r>
+              <w:rPr>
+                <w:rFonts w:ascii="Courier New" w:hAnsi="Courier New"/>
+                <w:color w:val="1A1A1A"/>
+                <w:sz w:val="16"/>
+              </w:rPr>
+              <w:t>export TMP_JSON="$TMP_JSON"</w:t>
+            </w:r>
+          </w:p>
+          <w:p>
+            <w:pPr>
+              <w:spacing w:before="0" w:after="0"/>
+              <w:jc w:val="left"/>
+              <w:keepLines/>
+              <w:keepNext/>
+            </w:pPr>
+            <w:r>
+              <w:rPr>
+                <w:rFonts w:ascii="Courier New" w:hAnsi="Courier New"/>
+                <w:color w:val="1A1A1A"/>
+                <w:sz w:val="16"/>
+              </w:rPr>
+              <w:t>export INFORME_TXT="$INFORME_TXT"</w:t>
+            </w:r>
+          </w:p>
+          <w:p>
+            <w:pPr>
+              <w:spacing w:before="0" w:after="0"/>
+              <w:jc w:val="left"/>
+              <w:keepLines/>
+              <w:keepNext/>
+            </w:pPr>
+            <w:r>
+              <w:rPr>
+                <w:rFonts w:ascii="Courier New" w:hAnsi="Courier New"/>
+                <w:color w:val="1A1A1A"/>
+                <w:sz w:val="16"/>
+              </w:rPr>
+              <w:t>export ENVIAR_EMAIL="$ENVIAR_EMAIL"</w:t>
+            </w:r>
+          </w:p>
+          <w:p>
+            <w:pPr>
+              <w:spacing w:before="0" w:after="0"/>
+              <w:jc w:val="left"/>
+              <w:keepLines/>
+              <w:keepNext/>
+            </w:pPr>
+            <w:r>
+              <w:rPr>
+                <w:rFonts w:ascii="Courier New" w:hAnsi="Courier New"/>
+                <w:color w:val="1A1A1A"/>
+                <w:sz w:val="16"/>
+              </w:rPr>
+            </w:r>
+          </w:p>
+          <w:p>
+            <w:pPr>
+              <w:spacing w:before="0" w:after="0"/>
+              <w:jc w:val="left"/>
+              <w:keepLines/>
+              <w:keepNext/>
+            </w:pPr>
+            <w:r>
+              <w:rPr>
+                <w:rFonts w:ascii="Courier New" w:hAnsi="Courier New"/>
+                <w:i/>
+                <w:color w:val="555555"/>
+                <w:sz w:val="16"/>
+              </w:rPr>
+              <w:t>TIEMPO_2=$(( $(date +%s) - TIEMPO_INICIO ))</w:t>
+            </w:r>
+          </w:p>
+          <w:p>
+            <w:pPr>
+              <w:spacing w:before="0" w:after="0"/>
+              <w:jc w:val="left"/>
+              <w:keepLines/>
+              <w:keepNext/>
+            </w:pPr>
+            <w:r>
+              <w:rPr>
+                <w:rFonts w:ascii="Courier New" w:hAnsi="Courier New"/>
+                <w:color w:val="1A1A1A"/>
+                <w:sz w:val="16"/>
+              </w:rPr>
+              <w:t>echo "  [TIEMPO]  Análisis: ${TIEMPO_2}s"</w:t>
             </w:r>
           </w:p>
           <w:p>
@@ -10311,1310 +11769,72 @@
                 <w:color w:val="888888"/>
                 <w:sz w:val="16"/>
               </w:rPr>
-              <w:t># ── Verificar Ollama ──────────────────────────────────</w:t>
-            </w:r>
-          </w:p>
-          <w:p>
-            <w:pPr>
-              <w:spacing w:before="0" w:after="0"/>
-              <w:jc w:val="left"/>
-              <w:keepLines/>
-              <w:keepNext/>
-            </w:pPr>
-            <w:r>
-              <w:rPr>
-                <w:rFonts w:ascii="Courier New" w:hAnsi="Courier New"/>
+              <w:t># ── PASO 3: Limpieza ──────────────────────────────────</w:t>
+            </w:r>
+          </w:p>
+          <w:p>
+            <w:pPr>
+              <w:spacing w:before="0" w:after="0"/>
+              <w:jc w:val="left"/>
+              <w:keepLines/>
+              <w:keepNext/>
+            </w:pPr>
+            <w:r>
+              <w:rPr>
+                <w:rFonts w:ascii="Courier New" w:hAnsi="Courier New"/>
+                <w:color w:val="1A1A1A"/>
+                <w:sz w:val="16"/>
+              </w:rPr>
+              <w:t>echo ""</w:t>
+            </w:r>
+          </w:p>
+          <w:p>
+            <w:pPr>
+              <w:spacing w:before="0" w:after="0"/>
+              <w:jc w:val="left"/>
+              <w:keepLines/>
+              <w:keepNext/>
+            </w:pPr>
+            <w:r>
+              <w:rPr>
+                <w:rFonts w:ascii="Courier New" w:hAnsi="Courier New"/>
+                <w:color w:val="1A1A1A"/>
+                <w:sz w:val="16"/>
+              </w:rPr>
+              <w:t>echo "PASO 3/3 — Limpieza del sistema..."</w:t>
+            </w:r>
+          </w:p>
+          <w:p>
+            <w:pPr>
+              <w:spacing w:before="0" w:after="0"/>
+              <w:jc w:val="left"/>
+              <w:keepLines/>
+              <w:keepNext/>
+            </w:pPr>
+            <w:r>
+              <w:rPr>
+                <w:rFonts w:ascii="Courier New" w:hAnsi="Courier New"/>
+                <w:i/>
                 <w:color w:val="555555"/>
                 <w:sz w:val="16"/>
               </w:rPr>
-              <w:t>if ! curl -sf http://localhost:11434/api/version &gt; /dev/null; then</w:t>
-            </w:r>
-          </w:p>
-          <w:p>
-            <w:pPr>
-              <w:spacing w:before="0" w:after="0"/>
-              <w:jc w:val="left"/>
-              <w:keepLines/>
-              <w:keepNext/>
-            </w:pPr>
-            <w:r>
-              <w:rPr>
-                <w:rFonts w:ascii="Courier New" w:hAnsi="Courier New"/>
-                <w:color w:val="1A1A1A"/>
-                <w:sz w:val="16"/>
-              </w:rPr>
-              <w:t xml:space="preserve">  echo "[WARN]  Ollama no activo — iniciando..."</w:t>
-            </w:r>
-          </w:p>
-          <w:p>
-            <w:pPr>
-              <w:spacing w:before="0" w:after="0"/>
-              <w:jc w:val="left"/>
-              <w:keepLines/>
-              <w:keepNext/>
-            </w:pPr>
-            <w:r>
-              <w:rPr>
-                <w:rFonts w:ascii="Courier New" w:hAnsi="Courier New"/>
-                <w:color w:val="1A1A1A"/>
-                <w:sz w:val="16"/>
-              </w:rPr>
-              <w:t xml:space="preserve">  sudo systemctl start ollama</w:t>
-            </w:r>
-          </w:p>
-          <w:p>
-            <w:pPr>
-              <w:spacing w:before="0" w:after="0"/>
-              <w:jc w:val="left"/>
-              <w:keepLines/>
-              <w:keepNext/>
-            </w:pPr>
-            <w:r>
-              <w:rPr>
-                <w:rFonts w:ascii="Courier New" w:hAnsi="Courier New"/>
+              <w:t>pwr-15w</w:t>
+            </w:r>
+          </w:p>
+          <w:p>
+            <w:pPr>
+              <w:spacing w:before="0" w:after="0"/>
+              <w:jc w:val="left"/>
+              <w:keepLines/>
+              <w:keepNext/>
+            </w:pPr>
+            <w:r>
+              <w:rPr>
+                <w:rFonts w:ascii="Courier New" w:hAnsi="Courier New"/>
+                <w:i/>
                 <w:color w:val="555555"/>
                 <w:sz w:val="16"/>
               </w:rPr>
-              <w:t xml:space="preserve">  sleep 5</w:t>
-            </w:r>
-          </w:p>
-          <w:p>
-            <w:pPr>
-              <w:spacing w:before="0" w:after="0"/>
-              <w:jc w:val="left"/>
-              <w:keepLines/>
-              <w:keepNext/>
-            </w:pPr>
-            <w:r>
-              <w:rPr>
-                <w:rFonts w:ascii="Courier New" w:hAnsi="Courier New"/>
-                <w:color w:val="555555"/>
-                <w:sz w:val="16"/>
-              </w:rPr>
-              <w:t>fi</w:t>
-            </w:r>
-          </w:p>
-          <w:p>
-            <w:pPr>
-              <w:spacing w:before="0" w:after="0"/>
-              <w:jc w:val="left"/>
-              <w:keepLines/>
-              <w:keepNext/>
-            </w:pPr>
-            <w:r>
-              <w:rPr>
-                <w:rFonts w:ascii="Courier New" w:hAnsi="Courier New"/>
-                <w:color w:val="1A1A1A"/>
-                <w:sz w:val="16"/>
-              </w:rPr>
-            </w:r>
-          </w:p>
-          <w:p>
-            <w:pPr>
-              <w:spacing w:before="0" w:after="0"/>
-              <w:jc w:val="left"/>
-              <w:keepLines/>
-              <w:keepNext/>
-            </w:pPr>
-            <w:r>
-              <w:rPr>
-                <w:rFonts w:ascii="Courier New" w:hAnsi="Courier New"/>
-                <w:i/>
-                <w:color w:val="888888"/>
-                <w:sz w:val="16"/>
-              </w:rPr>
-              <w:t># ── PASO 1: Transcripción (30W — STT) ────────────────</w:t>
-            </w:r>
-          </w:p>
-          <w:p>
-            <w:pPr>
-              <w:spacing w:before="0" w:after="0"/>
-              <w:jc w:val="left"/>
-              <w:keepLines/>
-              <w:keepNext/>
-            </w:pPr>
-            <w:r>
-              <w:rPr>
-                <w:rFonts w:ascii="Courier New" w:hAnsi="Courier New"/>
-                <w:color w:val="1A1A1A"/>
-                <w:sz w:val="16"/>
-              </w:rPr>
-              <w:t>echo ""</w:t>
-            </w:r>
-          </w:p>
-          <w:p>
-            <w:pPr>
-              <w:spacing w:before="0" w:after="0"/>
-              <w:jc w:val="left"/>
-              <w:keepLines/>
-              <w:keepNext/>
-            </w:pPr>
-            <w:r>
-              <w:rPr>
-                <w:rFonts w:ascii="Courier New" w:hAnsi="Courier New"/>
-                <w:color w:val="1A1A1A"/>
-                <w:sz w:val="16"/>
-              </w:rPr>
-              <w:t>echo "PASO 1/3 — Transcribiendo audio..."</w:t>
-            </w:r>
-          </w:p>
-          <w:p>
-            <w:pPr>
-              <w:spacing w:before="0" w:after="0"/>
-              <w:jc w:val="left"/>
-              <w:keepLines/>
-              <w:keepNext/>
-            </w:pPr>
-            <w:r>
-              <w:rPr>
-                <w:rFonts w:ascii="Courier New" w:hAnsi="Courier New"/>
-                <w:color w:val="555555"/>
-                <w:sz w:val="16"/>
-              </w:rPr>
-              <w:t>pwr-30w</w:t>
-            </w:r>
-          </w:p>
-          <w:p>
-            <w:pPr>
-              <w:spacing w:before="0" w:after="0"/>
-              <w:jc w:val="left"/>
-              <w:keepLines/>
-              <w:keepNext/>
-            </w:pPr>
-            <w:r>
-              <w:rPr>
-                <w:rFonts w:ascii="Courier New" w:hAnsi="Courier New"/>
-                <w:color w:val="555555"/>
-                <w:sz w:val="16"/>
-              </w:rPr>
-              <w:t>TIEMPO_INICIO=$(date +%s)</w:t>
-            </w:r>
-          </w:p>
-          <w:p>
-            <w:pPr>
-              <w:spacing w:before="0" w:after="0"/>
-              <w:jc w:val="left"/>
-              <w:keepLines/>
-              <w:keepNext/>
-            </w:pPr>
-            <w:r>
-              <w:rPr>
-                <w:rFonts w:ascii="Courier New" w:hAnsi="Courier New"/>
-                <w:color w:val="1A1A1A"/>
-                <w:sz w:val="16"/>
-              </w:rPr>
-              <w:t>python "$SCRIPT_DIR/scripts/01_transcribe.py" "$INPUT_AUDIO" "$TMP_JSON"</w:t>
-            </w:r>
-          </w:p>
-          <w:p>
-            <w:pPr>
-              <w:spacing w:before="0" w:after="0"/>
-              <w:jc w:val="left"/>
-              <w:keepLines/>
-              <w:keepNext/>
-            </w:pPr>
-            <w:r>
-              <w:rPr>
-                <w:rFonts w:ascii="Courier New" w:hAnsi="Courier New"/>
-                <w:color w:val="555555"/>
-                <w:sz w:val="16"/>
-              </w:rPr>
-              <w:t>TIEMPO_1=$(( $(date +%s) - TIEMPO_INICIO ))</w:t>
-            </w:r>
-          </w:p>
-          <w:p>
-            <w:pPr>
-              <w:spacing w:before="0" w:after="0"/>
-              <w:jc w:val="left"/>
-              <w:keepLines/>
-              <w:keepNext/>
-            </w:pPr>
-            <w:r>
-              <w:rPr>
-                <w:rFonts w:ascii="Courier New" w:hAnsi="Courier New"/>
-                <w:color w:val="1A1A1A"/>
-                <w:sz w:val="16"/>
-              </w:rPr>
-              <w:t>echo "  [TIEMPO]  Transcripción: ${TIEMPO_1}s ($((TIEMPO_1/60)) min)"</w:t>
-            </w:r>
-          </w:p>
-          <w:p>
-            <w:pPr>
-              <w:spacing w:before="0" w:after="0"/>
-              <w:jc w:val="left"/>
-              <w:keepLines/>
-              <w:keepNext/>
-            </w:pPr>
-            <w:r>
-              <w:rPr>
-                <w:rFonts w:ascii="Courier New" w:hAnsi="Courier New"/>
-                <w:color w:val="1A1A1A"/>
-                <w:sz w:val="16"/>
-              </w:rPr>
-            </w:r>
-          </w:p>
-          <w:p>
-            <w:pPr>
-              <w:spacing w:before="0" w:after="0"/>
-              <w:jc w:val="left"/>
-              <w:keepLines/>
-              <w:keepNext/>
-            </w:pPr>
-            <w:r>
-              <w:rPr>
-                <w:rFonts w:ascii="Courier New" w:hAnsi="Courier New"/>
-                <w:i/>
-                <w:color w:val="888888"/>
-                <w:sz w:val="16"/>
-              </w:rPr>
-              <w:t># ── PASO 2: Análisis LLM (MAXN — texto largo) ────────</w:t>
-            </w:r>
-          </w:p>
-          <w:p>
-            <w:pPr>
-              <w:spacing w:before="0" w:after="0"/>
-              <w:jc w:val="left"/>
-              <w:keepLines/>
-              <w:keepNext/>
-            </w:pPr>
-            <w:r>
-              <w:rPr>
-                <w:rFonts w:ascii="Courier New" w:hAnsi="Courier New"/>
-                <w:color w:val="1A1A1A"/>
-                <w:sz w:val="16"/>
-              </w:rPr>
-              <w:t>echo ""</w:t>
-            </w:r>
-          </w:p>
-          <w:p>
-            <w:pPr>
-              <w:spacing w:before="0" w:after="0"/>
-              <w:jc w:val="left"/>
-              <w:keepLines/>
-              <w:keepNext/>
-            </w:pPr>
-            <w:r>
-              <w:rPr>
-                <w:rFonts w:ascii="Courier New" w:hAnsi="Courier New"/>
-                <w:color w:val="1A1A1A"/>
-                <w:sz w:val="16"/>
-              </w:rPr>
-              <w:t>echo "PASO 2/3 — Analizando con LLM..."</w:t>
-            </w:r>
-          </w:p>
-          <w:p>
-            <w:pPr>
-              <w:spacing w:before="0" w:after="0"/>
-              <w:jc w:val="left"/>
-              <w:keepLines/>
-              <w:keepNext/>
-            </w:pPr>
-            <w:r>
-              <w:rPr>
-                <w:rFonts w:ascii="Courier New" w:hAnsi="Courier New"/>
-                <w:color w:val="555555"/>
-                <w:sz w:val="16"/>
-              </w:rPr>
-              <w:t>pwr-maxn</w:t>
-            </w:r>
-          </w:p>
-          <w:p>
-            <w:pPr>
-              <w:spacing w:before="0" w:after="0"/>
-              <w:jc w:val="left"/>
-              <w:keepLines/>
-              <w:keepNext/>
-            </w:pPr>
-            <w:r>
-              <w:rPr>
-                <w:rFonts w:ascii="Courier New" w:hAnsi="Courier New"/>
-                <w:color w:val="555555"/>
-                <w:sz w:val="16"/>
-              </w:rPr>
-              <w:t>TIEMPO_INICIO=$(date +%s)</w:t>
-            </w:r>
-          </w:p>
-          <w:p>
-            <w:pPr>
-              <w:spacing w:before="0" w:after="0"/>
-              <w:jc w:val="left"/>
-              <w:keepLines/>
-              <w:keepNext/>
-            </w:pPr>
-            <w:r>
-              <w:rPr>
-                <w:rFonts w:ascii="Courier New" w:hAnsi="Courier New"/>
-                <w:color w:val="1A1A1A"/>
-                <w:sz w:val="16"/>
-              </w:rPr>
-            </w:r>
-          </w:p>
-          <w:p>
-            <w:pPr>
-              <w:spacing w:before="0" w:after="0"/>
-              <w:jc w:val="left"/>
-              <w:keepLines/>
-              <w:keepNext/>
-            </w:pPr>
-            <w:r>
-              <w:rPr>
-                <w:rFonts w:ascii="Courier New" w:hAnsi="Courier New"/>
-                <w:color w:val="1A1A1A"/>
-                <w:sz w:val="16"/>
-              </w:rPr>
-              <w:t>python3 - &lt;&lt; 'PYTHON_EOF'</w:t>
-            </w:r>
-          </w:p>
-          <w:p>
-            <w:pPr>
-              <w:spacing w:before="0" w:after="0"/>
-              <w:jc w:val="left"/>
-              <w:keepLines/>
-              <w:keepNext/>
-            </w:pPr>
-            <w:r>
-              <w:rPr>
-                <w:rFonts w:ascii="Courier New" w:hAnsi="Courier New"/>
-                <w:color w:val="555555"/>
-                <w:sz w:val="16"/>
-              </w:rPr>
-              <w:t>import json, sys</w:t>
-            </w:r>
-          </w:p>
-          <w:p>
-            <w:pPr>
-              <w:spacing w:before="0" w:after="0"/>
-              <w:jc w:val="left"/>
-              <w:keepLines/>
-              <w:keepNext/>
-            </w:pPr>
-            <w:r>
-              <w:rPr>
-                <w:rFonts w:ascii="Courier New" w:hAnsi="Courier New"/>
-                <w:color w:val="555555"/>
-                <w:sz w:val="16"/>
-              </w:rPr>
-              <w:t>from pathlib import Path</w:t>
-            </w:r>
-          </w:p>
-          <w:p>
-            <w:pPr>
-              <w:spacing w:before="0" w:after="0"/>
-              <w:jc w:val="left"/>
-              <w:keepLines/>
-              <w:keepNext/>
-            </w:pPr>
-            <w:r>
-              <w:rPr>
-                <w:rFonts w:ascii="Courier New" w:hAnsi="Courier New"/>
-                <w:color w:val="1A1A1A"/>
-                <w:sz w:val="16"/>
-              </w:rPr>
-            </w:r>
-          </w:p>
-          <w:p>
-            <w:pPr>
-              <w:spacing w:before="0" w:after="0"/>
-              <w:jc w:val="left"/>
-              <w:keepLines/>
-              <w:keepNext/>
-            </w:pPr>
-            <w:r>
-              <w:rPr>
-                <w:rFonts w:ascii="Courier New" w:hAnsi="Courier New"/>
-                <w:color w:val="555555"/>
-                <w:sz w:val="16"/>
-              </w:rPr>
-              <w:t>sys.path.insert(0, str(Path(__file__).parent.parent))</w:t>
-            </w:r>
-          </w:p>
-          <w:p>
-            <w:pPr>
-              <w:spacing w:before="0" w:after="0"/>
-              <w:jc w:val="left"/>
-              <w:keepLines/>
-              <w:keepNext/>
-            </w:pPr>
-            <w:r>
-              <w:rPr>
-                <w:rFonts w:ascii="Courier New" w:hAnsi="Courier New"/>
-                <w:i/>
-                <w:color w:val="888888"/>
-                <w:sz w:val="16"/>
-              </w:rPr>
-              <w:t># Importar scripts</w:t>
-            </w:r>
-          </w:p>
-          <w:p>
-            <w:pPr>
-              <w:spacing w:before="0" w:after="0"/>
-              <w:jc w:val="left"/>
-              <w:keepLines/>
-              <w:keepNext/>
-            </w:pPr>
-            <w:r>
-              <w:rPr>
-                <w:rFonts w:ascii="Courier New" w:hAnsi="Courier New"/>
-                <w:color w:val="555555"/>
-                <w:sz w:val="16"/>
-              </w:rPr>
-              <w:t>import importlib.util</w:t>
-            </w:r>
-          </w:p>
-          <w:p>
-            <w:pPr>
-              <w:spacing w:before="0" w:after="0"/>
-              <w:jc w:val="left"/>
-              <w:keepLines/>
-              <w:keepNext/>
-            </w:pPr>
-            <w:r>
-              <w:rPr>
-                <w:rFonts w:ascii="Courier New" w:hAnsi="Courier New"/>
-                <w:color w:val="1A1A1A"/>
-                <w:sz w:val="16"/>
-              </w:rPr>
-            </w:r>
-          </w:p>
-          <w:p>
-            <w:pPr>
-              <w:spacing w:before="0" w:after="0"/>
-              <w:jc w:val="left"/>
-              <w:keepLines/>
-              <w:keepNext/>
-            </w:pPr>
-            <w:r>
-              <w:rPr>
-                <w:rFonts w:ascii="Courier New" w:hAnsi="Courier New"/>
-                <w:color w:val="555555"/>
-                <w:sz w:val="16"/>
-              </w:rPr>
-              <w:t>def load_script(name):</w:t>
-            </w:r>
-          </w:p>
-          <w:p>
-            <w:pPr>
-              <w:spacing w:before="0" w:after="0"/>
-              <w:jc w:val="left"/>
-              <w:keepLines/>
-              <w:keepNext/>
-            </w:pPr>
-            <w:r>
-              <w:rPr>
-                <w:rFonts w:ascii="Courier New" w:hAnsi="Courier New"/>
-                <w:color w:val="555555"/>
-                <w:sz w:val="16"/>
-              </w:rPr>
-              <w:t xml:space="preserve">    spec = importlib.util.spec_from_file_location(name, f"scripts/{name}.py")</w:t>
-            </w:r>
-          </w:p>
-          <w:p>
-            <w:pPr>
-              <w:spacing w:before="0" w:after="0"/>
-              <w:jc w:val="left"/>
-              <w:keepLines/>
-              <w:keepNext/>
-            </w:pPr>
-            <w:r>
-              <w:rPr>
-                <w:rFonts w:ascii="Courier New" w:hAnsi="Courier New"/>
-                <w:color w:val="555555"/>
-                <w:sz w:val="16"/>
-              </w:rPr>
-              <w:t xml:space="preserve">    mod = importlib.util.module_from_spec(spec)</w:t>
-            </w:r>
-          </w:p>
-          <w:p>
-            <w:pPr>
-              <w:spacing w:before="0" w:after="0"/>
-              <w:jc w:val="left"/>
-              <w:keepLines/>
-              <w:keepNext/>
-            </w:pPr>
-            <w:r>
-              <w:rPr>
-                <w:rFonts w:ascii="Courier New" w:hAnsi="Courier New"/>
-                <w:color w:val="555555"/>
-                <w:sz w:val="16"/>
-              </w:rPr>
-              <w:t xml:space="preserve">    spec.loader.exec_module(mod)</w:t>
-            </w:r>
-          </w:p>
-          <w:p>
-            <w:pPr>
-              <w:spacing w:before="0" w:after="0"/>
-              <w:jc w:val="left"/>
-              <w:keepLines/>
-              <w:keepNext/>
-            </w:pPr>
-            <w:r>
-              <w:rPr>
-                <w:rFonts w:ascii="Courier New" w:hAnsi="Courier New"/>
-                <w:color w:val="555555"/>
-                <w:sz w:val="16"/>
-              </w:rPr>
-              <w:t xml:space="preserve">    return mod</w:t>
-            </w:r>
-          </w:p>
-          <w:p>
-            <w:pPr>
-              <w:spacing w:before="0" w:after="0"/>
-              <w:jc w:val="left"/>
-              <w:keepLines/>
-              <w:keepNext/>
-            </w:pPr>
-            <w:r>
-              <w:rPr>
-                <w:rFonts w:ascii="Courier New" w:hAnsi="Courier New"/>
-                <w:color w:val="1A1A1A"/>
-                <w:sz w:val="16"/>
-              </w:rPr>
-            </w:r>
-          </w:p>
-          <w:p>
-            <w:pPr>
-              <w:spacing w:before="0" w:after="0"/>
-              <w:jc w:val="left"/>
-              <w:keepLines/>
-              <w:keepNext/>
-            </w:pPr>
-            <w:r>
-              <w:rPr>
-                <w:rFonts w:ascii="Courier New" w:hAnsi="Courier New"/>
-                <w:color w:val="555555"/>
-                <w:sz w:val="16"/>
-              </w:rPr>
-              <w:t>s01 = load_script("01_transcribe")</w:t>
-            </w:r>
-          </w:p>
-          <w:p>
-            <w:pPr>
-              <w:spacing w:before="0" w:after="0"/>
-              <w:jc w:val="left"/>
-              <w:keepLines/>
-              <w:keepNext/>
-            </w:pPr>
-            <w:r>
-              <w:rPr>
-                <w:rFonts w:ascii="Courier New" w:hAnsi="Courier New"/>
-                <w:color w:val="555555"/>
-                <w:sz w:val="16"/>
-              </w:rPr>
-              <w:t>s02 = load_script("02_analyze")</w:t>
-            </w:r>
-          </w:p>
-          <w:p>
-            <w:pPr>
-              <w:spacing w:before="0" w:after="0"/>
-              <w:jc w:val="left"/>
-              <w:keepLines/>
-              <w:keepNext/>
-            </w:pPr>
-            <w:r>
-              <w:rPr>
-                <w:rFonts w:ascii="Courier New" w:hAnsi="Courier New"/>
-                <w:color w:val="555555"/>
-                <w:sz w:val="16"/>
-              </w:rPr>
-              <w:t>s03 = load_script("03_send_email")</w:t>
-            </w:r>
-          </w:p>
-          <w:p>
-            <w:pPr>
-              <w:spacing w:before="0" w:after="0"/>
-              <w:jc w:val="left"/>
-              <w:keepLines/>
-              <w:keepNext/>
-            </w:pPr>
-            <w:r>
-              <w:rPr>
-                <w:rFonts w:ascii="Courier New" w:hAnsi="Courier New"/>
-                <w:color w:val="1A1A1A"/>
-                <w:sz w:val="16"/>
-              </w:rPr>
-            </w:r>
-          </w:p>
-          <w:p>
-            <w:pPr>
-              <w:spacing w:before="0" w:after="0"/>
-              <w:jc w:val="left"/>
-              <w:keepLines/>
-              <w:keepNext/>
-            </w:pPr>
-            <w:r>
-              <w:rPr>
-                <w:rFonts w:ascii="Courier New" w:hAnsi="Courier New"/>
-                <w:i/>
-                <w:color w:val="888888"/>
-                <w:sz w:val="16"/>
-              </w:rPr>
-              <w:t># Cargar transcripción</w:t>
-            </w:r>
-          </w:p>
-          <w:p>
-            <w:pPr>
-              <w:spacing w:before="0" w:after="0"/>
-              <w:jc w:val="left"/>
-              <w:keepLines/>
-              <w:keepNext/>
-            </w:pPr>
-            <w:r>
-              <w:rPr>
-                <w:rFonts w:ascii="Courier New" w:hAnsi="Courier New"/>
-                <w:color w:val="555555"/>
-                <w:sz w:val="16"/>
-              </w:rPr>
-              <w:t>import os</w:t>
-            </w:r>
-          </w:p>
-          <w:p>
-            <w:pPr>
-              <w:spacing w:before="0" w:after="0"/>
-              <w:jc w:val="left"/>
-              <w:keepLines/>
-              <w:keepNext/>
-            </w:pPr>
-            <w:r>
-              <w:rPr>
-                <w:rFonts w:ascii="Courier New" w:hAnsi="Courier New"/>
-                <w:color w:val="555555"/>
-                <w:sz w:val="16"/>
-              </w:rPr>
-              <w:t>tmp_json = os.environ.get("TMP_JSON")</w:t>
-            </w:r>
-          </w:p>
-          <w:p>
-            <w:pPr>
-              <w:spacing w:before="0" w:after="0"/>
-              <w:jc w:val="left"/>
-              <w:keepLines/>
-              <w:keepNext/>
-            </w:pPr>
-            <w:r>
-              <w:rPr>
-                <w:rFonts w:ascii="Courier New" w:hAnsi="Courier New"/>
-                <w:color w:val="555555"/>
-                <w:sz w:val="16"/>
-              </w:rPr>
-              <w:t>informe_txt = os.environ.get("INFORME_TXT")</w:t>
-            </w:r>
-          </w:p>
-          <w:p>
-            <w:pPr>
-              <w:spacing w:before="0" w:after="0"/>
-              <w:jc w:val="left"/>
-              <w:keepLines/>
-              <w:keepNext/>
-            </w:pPr>
-            <w:r>
-              <w:rPr>
-                <w:rFonts w:ascii="Courier New" w:hAnsi="Courier New"/>
-                <w:color w:val="1A1A1A"/>
-                <w:sz w:val="16"/>
-              </w:rPr>
-            </w:r>
-          </w:p>
-          <w:p>
-            <w:pPr>
-              <w:spacing w:before="0" w:after="0"/>
-              <w:jc w:val="left"/>
-              <w:keepLines/>
-              <w:keepNext/>
-            </w:pPr>
-            <w:r>
-              <w:rPr>
-                <w:rFonts w:ascii="Courier New" w:hAnsi="Courier New"/>
-                <w:color w:val="555555"/>
-                <w:sz w:val="16"/>
-              </w:rPr>
-              <w:t>with open(tmp_json, encoding="utf-8") as f:</w:t>
-            </w:r>
-          </w:p>
-          <w:p>
-            <w:pPr>
-              <w:spacing w:before="0" w:after="0"/>
-              <w:jc w:val="left"/>
-              <w:keepLines/>
-              <w:keepNext/>
-            </w:pPr>
-            <w:r>
-              <w:rPr>
-                <w:rFonts w:ascii="Courier New" w:hAnsi="Courier New"/>
-                <w:color w:val="555555"/>
-                <w:sz w:val="16"/>
-              </w:rPr>
-              <w:t xml:space="preserve">    transcripcion = json.load(f)</w:t>
-            </w:r>
-          </w:p>
-          <w:p>
-            <w:pPr>
-              <w:spacing w:before="0" w:after="0"/>
-              <w:jc w:val="left"/>
-              <w:keepLines/>
-              <w:keepNext/>
-            </w:pPr>
-            <w:r>
-              <w:rPr>
-                <w:rFonts w:ascii="Courier New" w:hAnsi="Courier New"/>
-                <w:color w:val="1A1A1A"/>
-                <w:sz w:val="16"/>
-              </w:rPr>
-            </w:r>
-          </w:p>
-          <w:p>
-            <w:pPr>
-              <w:spacing w:before="0" w:after="0"/>
-              <w:jc w:val="left"/>
-              <w:keepLines/>
-              <w:keepNext/>
-            </w:pPr>
-            <w:r>
-              <w:rPr>
-                <w:rFonts w:ascii="Courier New" w:hAnsi="Courier New"/>
-                <w:i/>
-                <w:color w:val="888888"/>
-                <w:sz w:val="16"/>
-              </w:rPr>
-              <w:t># Analizar</w:t>
-            </w:r>
-          </w:p>
-          <w:p>
-            <w:pPr>
-              <w:spacing w:before="0" w:after="0"/>
-              <w:jc w:val="left"/>
-              <w:keepLines/>
-              <w:keepNext/>
-            </w:pPr>
-            <w:r>
-              <w:rPr>
-                <w:rFonts w:ascii="Courier New" w:hAnsi="Courier New"/>
-                <w:color w:val="555555"/>
-                <w:sz w:val="16"/>
-              </w:rPr>
-              <w:t>analisis = s02.analizar_transcripcion(transcripcion)</w:t>
-            </w:r>
-          </w:p>
-          <w:p>
-            <w:pPr>
-              <w:spacing w:before="0" w:after="0"/>
-              <w:jc w:val="left"/>
-              <w:keepLines/>
-              <w:keepNext/>
-            </w:pPr>
-            <w:r>
-              <w:rPr>
-                <w:rFonts w:ascii="Courier New" w:hAnsi="Courier New"/>
-                <w:color w:val="555555"/>
-                <w:sz w:val="16"/>
-              </w:rPr>
-              <w:t>informe = s02.formatear_informe(transcripcion, analisis)</w:t>
-            </w:r>
-          </w:p>
-          <w:p>
-            <w:pPr>
-              <w:spacing w:before="0" w:after="0"/>
-              <w:jc w:val="left"/>
-              <w:keepLines/>
-              <w:keepNext/>
-            </w:pPr>
-            <w:r>
-              <w:rPr>
-                <w:rFonts w:ascii="Courier New" w:hAnsi="Courier New"/>
-                <w:color w:val="1A1A1A"/>
-                <w:sz w:val="16"/>
-              </w:rPr>
-            </w:r>
-          </w:p>
-          <w:p>
-            <w:pPr>
-              <w:spacing w:before="0" w:after="0"/>
-              <w:jc w:val="left"/>
-              <w:keepLines/>
-              <w:keepNext/>
-            </w:pPr>
-            <w:r>
-              <w:rPr>
-                <w:rFonts w:ascii="Courier New" w:hAnsi="Courier New"/>
-                <w:i/>
-                <w:color w:val="888888"/>
-                <w:sz w:val="16"/>
-              </w:rPr>
-              <w:t># Guardar informe</w:t>
-            </w:r>
-          </w:p>
-          <w:p>
-            <w:pPr>
-              <w:spacing w:before="0" w:after="0"/>
-              <w:jc w:val="left"/>
-              <w:keepLines/>
-              <w:keepNext/>
-            </w:pPr>
-            <w:r>
-              <w:rPr>
-                <w:rFonts w:ascii="Courier New" w:hAnsi="Courier New"/>
-                <w:color w:val="555555"/>
-                <w:sz w:val="16"/>
-              </w:rPr>
-              <w:t>with open(informe_txt, "w", encoding="utf-8") as f:</w:t>
-            </w:r>
-          </w:p>
-          <w:p>
-            <w:pPr>
-              <w:spacing w:before="0" w:after="0"/>
-              <w:jc w:val="left"/>
-              <w:keepLines/>
-              <w:keepNext/>
-            </w:pPr>
-            <w:r>
-              <w:rPr>
-                <w:rFonts w:ascii="Courier New" w:hAnsi="Courier New"/>
-                <w:color w:val="555555"/>
-                <w:sz w:val="16"/>
-              </w:rPr>
-              <w:t xml:space="preserve">    f.write(informe)</w:t>
-            </w:r>
-          </w:p>
-          <w:p>
-            <w:pPr>
-              <w:spacing w:before="0" w:after="0"/>
-              <w:jc w:val="left"/>
-              <w:keepLines/>
-              <w:keepNext/>
-            </w:pPr>
-            <w:r>
-              <w:rPr>
-                <w:rFonts w:ascii="Courier New" w:hAnsi="Courier New"/>
-                <w:color w:val="1A1A1A"/>
-                <w:sz w:val="16"/>
-              </w:rPr>
-            </w:r>
-          </w:p>
-          <w:p>
-            <w:pPr>
-              <w:spacing w:before="0" w:after="0"/>
-              <w:jc w:val="left"/>
-              <w:keepLines/>
-              <w:keepNext/>
-            </w:pPr>
-            <w:r>
-              <w:rPr>
-                <w:rFonts w:ascii="Courier New" w:hAnsi="Courier New"/>
-                <w:i/>
-                <w:color w:val="888888"/>
-                <w:sz w:val="16"/>
-              </w:rPr>
-              <w:t># Guardar analisis por separado</w:t>
-            </w:r>
-          </w:p>
-          <w:p>
-            <w:pPr>
-              <w:spacing w:before="0" w:after="0"/>
-              <w:jc w:val="left"/>
-              <w:keepLines/>
-              <w:keepNext/>
-            </w:pPr>
-            <w:r>
-              <w:rPr>
-                <w:rFonts w:ascii="Courier New" w:hAnsi="Courier New"/>
-                <w:color w:val="555555"/>
-                <w:sz w:val="16"/>
-              </w:rPr>
-              <w:t>with open(tmp_json.replace("_transcripcion.json", "_analisis.json"), "w", encoding="utf-8") as f:</w:t>
-            </w:r>
-          </w:p>
-          <w:p>
-            <w:pPr>
-              <w:spacing w:before="0" w:after="0"/>
-              <w:jc w:val="left"/>
-              <w:keepLines/>
-              <w:keepNext/>
-            </w:pPr>
-            <w:r>
-              <w:rPr>
-                <w:rFonts w:ascii="Courier New" w:hAnsi="Courier New"/>
-                <w:color w:val="555555"/>
-                <w:sz w:val="16"/>
-              </w:rPr>
-              <w:t xml:space="preserve">    json.dump(analisis, f, ensure_ascii=False, indent=2)</w:t>
-            </w:r>
-          </w:p>
-          <w:p>
-            <w:pPr>
-              <w:spacing w:before="0" w:after="0"/>
-              <w:jc w:val="left"/>
-              <w:keepLines/>
-              <w:keepNext/>
-            </w:pPr>
-            <w:r>
-              <w:rPr>
-                <w:rFonts w:ascii="Courier New" w:hAnsi="Courier New"/>
-                <w:color w:val="1A1A1A"/>
-                <w:sz w:val="16"/>
-              </w:rPr>
-            </w:r>
-          </w:p>
-          <w:p>
-            <w:pPr>
-              <w:spacing w:before="0" w:after="0"/>
-              <w:jc w:val="left"/>
-              <w:keepLines/>
-              <w:keepNext/>
-            </w:pPr>
-            <w:r>
-              <w:rPr>
-                <w:rFonts w:ascii="Courier New" w:hAnsi="Courier New"/>
-                <w:color w:val="555555"/>
-                <w:sz w:val="16"/>
-              </w:rPr>
-              <w:t>print(f"\n[OK] Informe guardado: {informe_txt}")</w:t>
-            </w:r>
-          </w:p>
-          <w:p>
-            <w:pPr>
-              <w:spacing w:before="0" w:after="0"/>
-              <w:jc w:val="left"/>
-              <w:keepLines/>
-              <w:keepNext/>
-            </w:pPr>
-            <w:r>
-              <w:rPr>
-                <w:rFonts w:ascii="Courier New" w:hAnsi="Courier New"/>
-                <w:color w:val="1A1A1A"/>
-                <w:sz w:val="16"/>
-              </w:rPr>
-            </w:r>
-          </w:p>
-          <w:p>
-            <w:pPr>
-              <w:spacing w:before="0" w:after="0"/>
-              <w:jc w:val="left"/>
-              <w:keepLines/>
-              <w:keepNext/>
-            </w:pPr>
-            <w:r>
-              <w:rPr>
-                <w:rFonts w:ascii="Courier New" w:hAnsi="Courier New"/>
-                <w:i/>
-                <w:color w:val="888888"/>
-                <w:sz w:val="16"/>
-              </w:rPr>
-              <w:t># Enviar email si se solicitó</w:t>
-            </w:r>
-          </w:p>
-          <w:p>
-            <w:pPr>
-              <w:spacing w:before="0" w:after="0"/>
-              <w:jc w:val="left"/>
-              <w:keepLines/>
-              <w:keepNext/>
-            </w:pPr>
-            <w:r>
-              <w:rPr>
-                <w:rFonts w:ascii="Courier New" w:hAnsi="Courier New"/>
-                <w:color w:val="555555"/>
-                <w:sz w:val="16"/>
-              </w:rPr>
-              <w:t>import sys as _sys</w:t>
-            </w:r>
-          </w:p>
-          <w:p>
-            <w:pPr>
-              <w:spacing w:before="0" w:after="0"/>
-              <w:jc w:val="left"/>
-              <w:keepLines/>
-              <w:keepNext/>
-            </w:pPr>
-            <w:r>
-              <w:rPr>
-                <w:rFonts w:ascii="Courier New" w:hAnsi="Courier New"/>
-                <w:color w:val="555555"/>
-                <w:sz w:val="16"/>
-              </w:rPr>
-              <w:t>if os.environ.get("ENVIAR_EMAIL", "si").lower() == "si":</w:t>
-            </w:r>
-          </w:p>
-          <w:p>
-            <w:pPr>
-              <w:spacing w:before="0" w:after="0"/>
-              <w:jc w:val="left"/>
-              <w:keepLines/>
-              <w:keepNext/>
-            </w:pPr>
-            <w:r>
-              <w:rPr>
-                <w:rFonts w:ascii="Courier New" w:hAnsi="Courier New"/>
-                <w:color w:val="555555"/>
-                <w:sz w:val="16"/>
-              </w:rPr>
-              <w:t xml:space="preserve">    s03.enviar_informe(transcripcion, analisis, informe)</w:t>
-            </w:r>
-          </w:p>
-          <w:p>
-            <w:pPr>
-              <w:spacing w:before="0" w:after="0"/>
-              <w:jc w:val="left"/>
-              <w:keepLines/>
-              <w:keepNext/>
-            </w:pPr>
-            <w:r>
-              <w:rPr>
-                <w:rFonts w:ascii="Courier New" w:hAnsi="Courier New"/>
-                <w:color w:val="555555"/>
-                <w:sz w:val="16"/>
-              </w:rPr>
-              <w:t>else:</w:t>
-            </w:r>
-          </w:p>
-          <w:p>
-            <w:pPr>
-              <w:spacing w:before="0" w:after="0"/>
-              <w:jc w:val="left"/>
-              <w:keepLines/>
-              <w:keepNext/>
-            </w:pPr>
-            <w:r>
-              <w:rPr>
-                <w:rFonts w:ascii="Courier New" w:hAnsi="Courier New"/>
-                <w:color w:val="555555"/>
-                <w:sz w:val="16"/>
-              </w:rPr>
-              <w:t xml:space="preserve">    print("[NOTA] Email desactivado — guardando solo localmente")</w:t>
-            </w:r>
-          </w:p>
-          <w:p>
-            <w:pPr>
-              <w:spacing w:before="0" w:after="0"/>
-              <w:jc w:val="left"/>
-              <w:keepLines/>
-              <w:keepNext/>
-            </w:pPr>
-            <w:r>
-              <w:rPr>
-                <w:rFonts w:ascii="Courier New" w:hAnsi="Courier New"/>
-                <w:color w:val="1A1A1A"/>
-                <w:sz w:val="16"/>
-              </w:rPr>
-            </w:r>
-          </w:p>
-          <w:p>
-            <w:pPr>
-              <w:spacing w:before="0" w:after="0"/>
-              <w:jc w:val="left"/>
-              <w:keepLines/>
-              <w:keepNext/>
-            </w:pPr>
-            <w:r>
-              <w:rPr>
-                <w:rFonts w:ascii="Courier New" w:hAnsi="Courier New"/>
-                <w:color w:val="555555"/>
-                <w:sz w:val="16"/>
-              </w:rPr>
-              <w:t>PYTHON_EOF</w:t>
-            </w:r>
-          </w:p>
-          <w:p>
-            <w:pPr>
-              <w:spacing w:before="0" w:after="0"/>
-              <w:jc w:val="left"/>
-              <w:keepLines/>
-              <w:keepNext/>
-            </w:pPr>
-            <w:r>
-              <w:rPr>
-                <w:rFonts w:ascii="Courier New" w:hAnsi="Courier New"/>
-                <w:color w:val="1A1A1A"/>
-                <w:sz w:val="16"/>
-              </w:rPr>
-            </w:r>
-          </w:p>
-          <w:p>
-            <w:pPr>
-              <w:spacing w:before="0" w:after="0"/>
-              <w:jc w:val="left"/>
-              <w:keepLines/>
-              <w:keepNext/>
-            </w:pPr>
-            <w:r>
-              <w:rPr>
-                <w:rFonts w:ascii="Courier New" w:hAnsi="Courier New"/>
-                <w:color w:val="1A1A1A"/>
-                <w:sz w:val="16"/>
-              </w:rPr>
-              <w:t>export TMP_JSON="$TMP_JSON"</w:t>
-            </w:r>
-          </w:p>
-          <w:p>
-            <w:pPr>
-              <w:spacing w:before="0" w:after="0"/>
-              <w:jc w:val="left"/>
-              <w:keepLines/>
-              <w:keepNext/>
-            </w:pPr>
-            <w:r>
-              <w:rPr>
-                <w:rFonts w:ascii="Courier New" w:hAnsi="Courier New"/>
-                <w:color w:val="1A1A1A"/>
-                <w:sz w:val="16"/>
-              </w:rPr>
-              <w:t>export INFORME_TXT="$INFORME_TXT"</w:t>
-            </w:r>
-          </w:p>
-          <w:p>
-            <w:pPr>
-              <w:spacing w:before="0" w:after="0"/>
-              <w:jc w:val="left"/>
-              <w:keepLines/>
-              <w:keepNext/>
-            </w:pPr>
-            <w:r>
-              <w:rPr>
-                <w:rFonts w:ascii="Courier New" w:hAnsi="Courier New"/>
-                <w:color w:val="1A1A1A"/>
-                <w:sz w:val="16"/>
-              </w:rPr>
-              <w:t>export ENVIAR_EMAIL="$ENVIAR_EMAIL"</w:t>
-            </w:r>
-          </w:p>
-          <w:p>
-            <w:pPr>
-              <w:spacing w:before="0" w:after="0"/>
-              <w:jc w:val="left"/>
-              <w:keepLines/>
-              <w:keepNext/>
-            </w:pPr>
-            <w:r>
-              <w:rPr>
-                <w:rFonts w:ascii="Courier New" w:hAnsi="Courier New"/>
-                <w:color w:val="1A1A1A"/>
-                <w:sz w:val="16"/>
-              </w:rPr>
-            </w:r>
-          </w:p>
-          <w:p>
-            <w:pPr>
-              <w:spacing w:before="0" w:after="0"/>
-              <w:jc w:val="left"/>
-              <w:keepLines/>
-              <w:keepNext/>
-            </w:pPr>
-            <w:r>
-              <w:rPr>
-                <w:rFonts w:ascii="Courier New" w:hAnsi="Courier New"/>
-                <w:color w:val="555555"/>
-                <w:sz w:val="16"/>
-              </w:rPr>
-              <w:t>TIEMPO_2=$(( $(date +%s) - TIEMPO_INICIO ))</w:t>
-            </w:r>
-          </w:p>
-          <w:p>
-            <w:pPr>
-              <w:spacing w:before="0" w:after="0"/>
-              <w:jc w:val="left"/>
-              <w:keepLines/>
-              <w:keepNext/>
-            </w:pPr>
-            <w:r>
-              <w:rPr>
-                <w:rFonts w:ascii="Courier New" w:hAnsi="Courier New"/>
-                <w:color w:val="1A1A1A"/>
-                <w:sz w:val="16"/>
-              </w:rPr>
-              <w:t>echo "  [TIEMPO]  Análisis: ${TIEMPO_2}s"</w:t>
-            </w:r>
-          </w:p>
-          <w:p>
-            <w:pPr>
-              <w:spacing w:before="0" w:after="0"/>
-              <w:jc w:val="left"/>
-              <w:keepLines/>
-              <w:keepNext/>
-            </w:pPr>
-            <w:r>
-              <w:rPr>
-                <w:rFonts w:ascii="Courier New" w:hAnsi="Courier New"/>
-                <w:color w:val="1A1A1A"/>
-                <w:sz w:val="16"/>
-              </w:rPr>
-            </w:r>
-          </w:p>
-          <w:p>
-            <w:pPr>
-              <w:spacing w:before="0" w:after="0"/>
-              <w:jc w:val="left"/>
-              <w:keepLines/>
-              <w:keepNext/>
-            </w:pPr>
-            <w:r>
-              <w:rPr>
-                <w:rFonts w:ascii="Courier New" w:hAnsi="Courier New"/>
-                <w:i/>
-                <w:color w:val="888888"/>
-                <w:sz w:val="16"/>
-              </w:rPr>
-              <w:t># ── PASO 3: Limpieza ──────────────────────────────────</w:t>
-            </w:r>
-          </w:p>
-          <w:p>
-            <w:pPr>
-              <w:spacing w:before="0" w:after="0"/>
-              <w:jc w:val="left"/>
-              <w:keepLines/>
-              <w:keepNext/>
-            </w:pPr>
-            <w:r>
-              <w:rPr>
-                <w:rFonts w:ascii="Courier New" w:hAnsi="Courier New"/>
-                <w:color w:val="1A1A1A"/>
-                <w:sz w:val="16"/>
-              </w:rPr>
-              <w:t>echo ""</w:t>
-            </w:r>
-          </w:p>
-          <w:p>
-            <w:pPr>
-              <w:spacing w:before="0" w:after="0"/>
-              <w:jc w:val="left"/>
-              <w:keepLines/>
-              <w:keepNext/>
-            </w:pPr>
-            <w:r>
-              <w:rPr>
-                <w:rFonts w:ascii="Courier New" w:hAnsi="Courier New"/>
-                <w:color w:val="1A1A1A"/>
-                <w:sz w:val="16"/>
-              </w:rPr>
-              <w:t>echo "PASO 3/3 — Limpieza del sistema..."</w:t>
-            </w:r>
-          </w:p>
-          <w:p>
-            <w:pPr>
-              <w:spacing w:before="0" w:after="0"/>
-              <w:jc w:val="left"/>
-              <w:keepLines/>
-              <w:keepNext/>
-            </w:pPr>
-            <w:r>
-              <w:rPr>
-                <w:rFonts w:ascii="Courier New" w:hAnsi="Courier New"/>
-                <w:color w:val="555555"/>
-                <w:sz w:val="16"/>
-              </w:rPr>
-              <w:t>pwr-15w</w:t>
-            </w:r>
-          </w:p>
-          <w:p>
-            <w:pPr>
-              <w:spacing w:before="0" w:after="0"/>
-              <w:jc w:val="left"/>
-              <w:keepLines/>
-              <w:keepNext/>
-            </w:pPr>
-            <w:r>
-              <w:rPr>
-                <w:rFonts w:ascii="Courier New" w:hAnsi="Courier New"/>
-                <w:color w:val="555555"/>
-                <w:sz w:val="16"/>
-              </w:rPr>
               <w:t>sync</w:t>
             </w:r>
           </w:p>
@@ -11659,7 +11879,7 @@
             <w:r>
               <w:rPr>
                 <w:rFonts w:ascii="Courier New" w:hAnsi="Courier New"/>
-                <w:color w:val="555555"/>
+                <w:color w:val="1A1A1A"/>
                 <w:sz w:val="16"/>
               </w:rPr>
               <w:t>TIEMPO_TOTAL=$(( TIEMPO_1 + TIEMPO_2 ))</w:t>
@@ -11813,7 +12033,7 @@
         <w:tc>
           <w:tcPr>
             <w:tcW w:type="dxa" w:w="8152"/>
-            <w:shd w:val="clear" w:color="auto" w:fill="F2F2F2"/>
+            <w:shd w:val="clear" w:color="auto" w:fill="EAEAEA"/>
             <w:tcBorders>
               <w:left w:val="thick" w:sz="24" w:color="1A5A6A"/>
             </w:tcBorders>
@@ -11918,16 +12138,24 @@
         <w:pStyle w:val="Endure-Subhead"/>
         <w:keepNext/>
         <w:spacing w:before="240" w:after="60"/>
+        <w:outlineLvl w:val="1"/>
       </w:pPr>
       <w:r>
+        <w:rPr>
+          <w:sz w:val="24"/>
+        </w:rPr>
         <w:t>20.8 Caso de Uso — Procesamiento por Lotes</w:t>
       </w:r>
     </w:p>
     <w:p>
       <w:pPr>
         <w:pStyle w:val="Endure-FirstParagraphBodyText"/>
+        <w:spacing w:before="100" w:after="100"/>
       </w:pPr>
       <w:r>
+        <w:rPr>
+          <w:sz w:val="20"/>
+        </w:rPr>
         <w:t>Para procesar múltiples archivos automáticamente:</w:t>
       </w:r>
     </w:p>
@@ -11944,7 +12172,7 @@
         <w:tc>
           <w:tcPr>
             <w:tcW w:type="dxa" w:w="8152"/>
-            <w:shd w:val="clear" w:color="auto" w:fill="F2F2F2"/>
+            <w:shd w:val="clear" w:color="auto" w:fill="EAEAEA"/>
             <w:tcBorders>
               <w:left w:val="thick" w:sz="24" w:color="1A5A6A"/>
             </w:tcBorders>
@@ -12014,89 +12242,303 @@
             <w:r>
               <w:rPr>
                 <w:rFonts w:ascii="Courier New" w:hAnsi="Courier New"/>
+                <w:color w:val="1A1A1A"/>
+                <w:sz w:val="16"/>
+              </w:rPr>
+              <w:t>DIRECTORIO_INPUT="$HOME/projects/transcription-bot/input"</w:t>
+            </w:r>
+          </w:p>
+          <w:p>
+            <w:pPr>
+              <w:spacing w:before="0" w:after="0"/>
+              <w:jc w:val="left"/>
+              <w:keepLines/>
+              <w:keepNext/>
+            </w:pPr>
+            <w:r>
+              <w:rPr>
+                <w:rFonts w:ascii="Courier New" w:hAnsi="Courier New"/>
+                <w:color w:val="1A1A1A"/>
+                <w:sz w:val="16"/>
+              </w:rPr>
+              <w:t>PROCESADOS=0</w:t>
+            </w:r>
+          </w:p>
+          <w:p>
+            <w:pPr>
+              <w:spacing w:before="0" w:after="0"/>
+              <w:jc w:val="left"/>
+              <w:keepLines/>
+              <w:keepNext/>
+            </w:pPr>
+            <w:r>
+              <w:rPr>
+                <w:rFonts w:ascii="Courier New" w:hAnsi="Courier New"/>
+                <w:color w:val="1A1A1A"/>
+                <w:sz w:val="16"/>
+              </w:rPr>
+              <w:t>ERRORES=0</w:t>
+            </w:r>
+          </w:p>
+          <w:p>
+            <w:pPr>
+              <w:spacing w:before="0" w:after="0"/>
+              <w:jc w:val="left"/>
+              <w:keepLines/>
+              <w:keepNext/>
+            </w:pPr>
+            <w:r>
+              <w:rPr>
+                <w:rFonts w:ascii="Courier New" w:hAnsi="Courier New"/>
+                <w:color w:val="1A1A1A"/>
+                <w:sz w:val="16"/>
+              </w:rPr>
+            </w:r>
+          </w:p>
+          <w:p>
+            <w:pPr>
+              <w:spacing w:before="0" w:after="0"/>
+              <w:jc w:val="left"/>
+              <w:keepLines/>
+              <w:keepNext/>
+            </w:pPr>
+            <w:r>
+              <w:rPr>
+                <w:rFonts w:ascii="Courier New" w:hAnsi="Courier New"/>
+                <w:i/>
                 <w:color w:val="555555"/>
                 <w:sz w:val="16"/>
               </w:rPr>
-              <w:t>DIRECTORIO_INPUT="$HOME/projects/transcription-bot/input"</w:t>
-            </w:r>
-          </w:p>
-          <w:p>
-            <w:pPr>
-              <w:spacing w:before="0" w:after="0"/>
-              <w:jc w:val="left"/>
-              <w:keepLines/>
-              <w:keepNext/>
-            </w:pPr>
-            <w:r>
-              <w:rPr>
-                <w:rFonts w:ascii="Courier New" w:hAnsi="Courier New"/>
+              <w:t>for archivo in "$DIRECTORIO_INPUT"/*.{mp3,wav,m4a,ogg} 2&gt;/dev/null; do</w:t>
+            </w:r>
+          </w:p>
+          <w:p>
+            <w:pPr>
+              <w:spacing w:before="0" w:after="0"/>
+              <w:jc w:val="left"/>
+              <w:keepLines/>
+              <w:keepNext/>
+            </w:pPr>
+            <w:r>
+              <w:rPr>
+                <w:rFonts w:ascii="Courier New" w:hAnsi="Courier New"/>
+                <w:i/>
                 <w:color w:val="555555"/>
                 <w:sz w:val="16"/>
               </w:rPr>
-              <w:t>PROCESADOS=0</w:t>
-            </w:r>
-          </w:p>
-          <w:p>
-            <w:pPr>
-              <w:spacing w:before="0" w:after="0"/>
-              <w:jc w:val="left"/>
-              <w:keepLines/>
-              <w:keepNext/>
-            </w:pPr>
-            <w:r>
-              <w:rPr>
-                <w:rFonts w:ascii="Courier New" w:hAnsi="Courier New"/>
+              <w:t xml:space="preserve">  [ -f "$archivo" ] || continue</w:t>
+            </w:r>
+          </w:p>
+          <w:p>
+            <w:pPr>
+              <w:spacing w:before="0" w:after="0"/>
+              <w:jc w:val="left"/>
+              <w:keepLines/>
+              <w:keepNext/>
+            </w:pPr>
+            <w:r>
+              <w:rPr>
+                <w:rFonts w:ascii="Courier New" w:hAnsi="Courier New"/>
+                <w:color w:val="1A1A1A"/>
+                <w:sz w:val="16"/>
+              </w:rPr>
+              <w:t xml:space="preserve">  </w:t>
+            </w:r>
+          </w:p>
+          <w:p>
+            <w:pPr>
+              <w:spacing w:before="0" w:after="0"/>
+              <w:jc w:val="left"/>
+              <w:keepLines/>
+              <w:keepNext/>
+            </w:pPr>
+            <w:r>
+              <w:rPr>
+                <w:rFonts w:ascii="Courier New" w:hAnsi="Courier New"/>
+                <w:color w:val="1A1A1A"/>
+                <w:sz w:val="16"/>
+              </w:rPr>
+              <w:t xml:space="preserve">  echo ""</w:t>
+            </w:r>
+          </w:p>
+          <w:p>
+            <w:pPr>
+              <w:spacing w:before="0" w:after="0"/>
+              <w:jc w:val="left"/>
+              <w:keepLines/>
+              <w:keepNext/>
+            </w:pPr>
+            <w:r>
+              <w:rPr>
+                <w:rFonts w:ascii="Courier New" w:hAnsi="Courier New"/>
+                <w:color w:val="1A1A1A"/>
+                <w:sz w:val="16"/>
+              </w:rPr>
+              <w:t xml:space="preserve">  echo "═══ Procesando: $(basename $archivo) ═══"</w:t>
+            </w:r>
+          </w:p>
+          <w:p>
+            <w:pPr>
+              <w:spacing w:before="0" w:after="0"/>
+              <w:jc w:val="left"/>
+              <w:keepLines/>
+              <w:keepNext/>
+            </w:pPr>
+            <w:r>
+              <w:rPr>
+                <w:rFonts w:ascii="Courier New" w:hAnsi="Courier New"/>
+                <w:color w:val="1A1A1A"/>
+                <w:sz w:val="16"/>
+              </w:rPr>
+              <w:t xml:space="preserve">  </w:t>
+            </w:r>
+          </w:p>
+          <w:p>
+            <w:pPr>
+              <w:spacing w:before="0" w:after="0"/>
+              <w:jc w:val="left"/>
+              <w:keepLines/>
+              <w:keepNext/>
+            </w:pPr>
+            <w:r>
+              <w:rPr>
+                <w:rFonts w:ascii="Courier New" w:hAnsi="Courier New"/>
+                <w:i/>
                 <w:color w:val="555555"/>
                 <w:sz w:val="16"/>
               </w:rPr>
-              <w:t>ERRORES=0</w:t>
-            </w:r>
-          </w:p>
-          <w:p>
-            <w:pPr>
-              <w:spacing w:before="0" w:after="0"/>
-              <w:jc w:val="left"/>
-              <w:keepLines/>
-              <w:keepNext/>
-            </w:pPr>
-            <w:r>
-              <w:rPr>
-                <w:rFonts w:ascii="Courier New" w:hAnsi="Courier New"/>
-                <w:color w:val="1A1A1A"/>
-                <w:sz w:val="16"/>
-              </w:rPr>
-            </w:r>
-          </w:p>
-          <w:p>
-            <w:pPr>
-              <w:spacing w:before="0" w:after="0"/>
-              <w:jc w:val="left"/>
-              <w:keepLines/>
-              <w:keepNext/>
-            </w:pPr>
-            <w:r>
-              <w:rPr>
-                <w:rFonts w:ascii="Courier New" w:hAnsi="Courier New"/>
+              <w:t xml:space="preserve">  if ./transcription_bot.sh "$archivo" "si"; then</w:t>
+            </w:r>
+          </w:p>
+          <w:p>
+            <w:pPr>
+              <w:spacing w:before="0" w:after="0"/>
+              <w:jc w:val="left"/>
+              <w:keepLines/>
+              <w:keepNext/>
+            </w:pPr>
+            <w:r>
+              <w:rPr>
+                <w:rFonts w:ascii="Courier New" w:hAnsi="Courier New"/>
+                <w:color w:val="1A1A1A"/>
+                <w:sz w:val="16"/>
+              </w:rPr>
+              <w:t xml:space="preserve">    PROCESADOS=$((PROCESADOS+1))</w:t>
+            </w:r>
+          </w:p>
+          <w:p>
+            <w:pPr>
+              <w:spacing w:before="0" w:after="0"/>
+              <w:jc w:val="left"/>
+              <w:keepLines/>
+              <w:keepNext/>
+            </w:pPr>
+            <w:r>
+              <w:rPr>
+                <w:rFonts w:ascii="Courier New" w:hAnsi="Courier New"/>
+                <w:i/>
+                <w:color w:val="888888"/>
+                <w:sz w:val="16"/>
+              </w:rPr>
+              <w:t xml:space="preserve">    # Mover a carpeta de procesados para no repetir</w:t>
+            </w:r>
+          </w:p>
+          <w:p>
+            <w:pPr>
+              <w:spacing w:before="0" w:after="0"/>
+              <w:jc w:val="left"/>
+              <w:keepLines/>
+              <w:keepNext/>
+            </w:pPr>
+            <w:r>
+              <w:rPr>
+                <w:rFonts w:ascii="Courier New" w:hAnsi="Courier New"/>
+                <w:color w:val="1A1A1A"/>
+                <w:sz w:val="16"/>
+              </w:rPr>
+              <w:t xml:space="preserve">    mkdir -p "$DIRECTORIO_INPUT/procesados"</w:t>
+            </w:r>
+          </w:p>
+          <w:p>
+            <w:pPr>
+              <w:spacing w:before="0" w:after="0"/>
+              <w:jc w:val="left"/>
+              <w:keepLines/>
+              <w:keepNext/>
+            </w:pPr>
+            <w:r>
+              <w:rPr>
+                <w:rFonts w:ascii="Courier New" w:hAnsi="Courier New"/>
+                <w:color w:val="1A1A1A"/>
+                <w:sz w:val="16"/>
+              </w:rPr>
+              <w:t xml:space="preserve">    mv "$archivo" "$DIRECTORIO_INPUT/procesados/"</w:t>
+            </w:r>
+          </w:p>
+          <w:p>
+            <w:pPr>
+              <w:spacing w:before="0" w:after="0"/>
+              <w:jc w:val="left"/>
+              <w:keepLines/>
+              <w:keepNext/>
+            </w:pPr>
+            <w:r>
+              <w:rPr>
+                <w:rFonts w:ascii="Courier New" w:hAnsi="Courier New"/>
+                <w:i/>
                 <w:color w:val="555555"/>
                 <w:sz w:val="16"/>
               </w:rPr>
-              <w:t>for archivo in "$DIRECTORIO_INPUT"/*.{mp3,wav,m4a,ogg} 2&gt;/dev/null; do</w:t>
-            </w:r>
-          </w:p>
-          <w:p>
-            <w:pPr>
-              <w:spacing w:before="0" w:after="0"/>
-              <w:jc w:val="left"/>
-              <w:keepLines/>
-              <w:keepNext/>
-            </w:pPr>
-            <w:r>
-              <w:rPr>
-                <w:rFonts w:ascii="Courier New" w:hAnsi="Courier New"/>
+              <w:t xml:space="preserve">  else</w:t>
+            </w:r>
+          </w:p>
+          <w:p>
+            <w:pPr>
+              <w:spacing w:before="0" w:after="0"/>
+              <w:jc w:val="left"/>
+              <w:keepLines/>
+              <w:keepNext/>
+            </w:pPr>
+            <w:r>
+              <w:rPr>
+                <w:rFonts w:ascii="Courier New" w:hAnsi="Courier New"/>
+                <w:color w:val="1A1A1A"/>
+                <w:sz w:val="16"/>
+              </w:rPr>
+              <w:t xml:space="preserve">    ERRORES=$((ERRORES+1))</w:t>
+            </w:r>
+          </w:p>
+          <w:p>
+            <w:pPr>
+              <w:spacing w:before="0" w:after="0"/>
+              <w:jc w:val="left"/>
+              <w:keepLines/>
+              <w:keepNext/>
+            </w:pPr>
+            <w:r>
+              <w:rPr>
+                <w:rFonts w:ascii="Courier New" w:hAnsi="Courier New"/>
+                <w:color w:val="1A1A1A"/>
+                <w:sz w:val="16"/>
+              </w:rPr>
+              <w:t xml:space="preserve">    echo "[ERROR] Error procesando: $archivo"</w:t>
+            </w:r>
+          </w:p>
+          <w:p>
+            <w:pPr>
+              <w:spacing w:before="0" w:after="0"/>
+              <w:jc w:val="left"/>
+              <w:keepLines/>
+              <w:keepNext/>
+            </w:pPr>
+            <w:r>
+              <w:rPr>
+                <w:rFonts w:ascii="Courier New" w:hAnsi="Courier New"/>
+                <w:i/>
                 <w:color w:val="555555"/>
                 <w:sz w:val="16"/>
               </w:rPr>
-              <w:t xml:space="preserve">  [ -f "$archivo" ] || continue</w:t>
+              <w:t xml:space="preserve">  fi</w:t>
             </w:r>
           </w:p>
           <w:p>
@@ -12125,235 +12567,27 @@
             <w:r>
               <w:rPr>
                 <w:rFonts w:ascii="Courier New" w:hAnsi="Courier New"/>
-                <w:color w:val="1A1A1A"/>
-                <w:sz w:val="16"/>
-              </w:rPr>
-              <w:t xml:space="preserve">  echo ""</w:t>
-            </w:r>
-          </w:p>
-          <w:p>
-            <w:pPr>
-              <w:spacing w:before="0" w:after="0"/>
-              <w:jc w:val="left"/>
-              <w:keepLines/>
-              <w:keepNext/>
-            </w:pPr>
-            <w:r>
-              <w:rPr>
-                <w:rFonts w:ascii="Courier New" w:hAnsi="Courier New"/>
-                <w:color w:val="1A1A1A"/>
-                <w:sz w:val="16"/>
-              </w:rPr>
-              <w:t xml:space="preserve">  echo "═══ Procesando: $(basename $archivo) ═══"</w:t>
-            </w:r>
-          </w:p>
-          <w:p>
-            <w:pPr>
-              <w:spacing w:before="0" w:after="0"/>
-              <w:jc w:val="left"/>
-              <w:keepLines/>
-              <w:keepNext/>
-            </w:pPr>
-            <w:r>
-              <w:rPr>
-                <w:rFonts w:ascii="Courier New" w:hAnsi="Courier New"/>
-                <w:color w:val="1A1A1A"/>
-                <w:sz w:val="16"/>
-              </w:rPr>
-              <w:t xml:space="preserve">  </w:t>
-            </w:r>
-          </w:p>
-          <w:p>
-            <w:pPr>
-              <w:spacing w:before="0" w:after="0"/>
-              <w:jc w:val="left"/>
-              <w:keepLines/>
-              <w:keepNext/>
-            </w:pPr>
-            <w:r>
-              <w:rPr>
-                <w:rFonts w:ascii="Courier New" w:hAnsi="Courier New"/>
+                <w:i/>
+                <w:color w:val="888888"/>
+                <w:sz w:val="16"/>
+              </w:rPr>
+              <w:t xml:space="preserve">  # Esperar 30 segundos entre archivos para enfriar el sistema</w:t>
+            </w:r>
+          </w:p>
+          <w:p>
+            <w:pPr>
+              <w:spacing w:before="0" w:after="0"/>
+              <w:jc w:val="left"/>
+              <w:keepLines/>
+              <w:keepNext/>
+            </w:pPr>
+            <w:r>
+              <w:rPr>
+                <w:rFonts w:ascii="Courier New" w:hAnsi="Courier New"/>
+                <w:i/>
                 <w:color w:val="555555"/>
                 <w:sz w:val="16"/>
               </w:rPr>
-              <w:t xml:space="preserve">  if ./transcription_bot.sh "$archivo" "si"; then</w:t>
-            </w:r>
-          </w:p>
-          <w:p>
-            <w:pPr>
-              <w:spacing w:before="0" w:after="0"/>
-              <w:jc w:val="left"/>
-              <w:keepLines/>
-              <w:keepNext/>
-            </w:pPr>
-            <w:r>
-              <w:rPr>
-                <w:rFonts w:ascii="Courier New" w:hAnsi="Courier New"/>
-                <w:color w:val="555555"/>
-                <w:sz w:val="16"/>
-              </w:rPr>
-              <w:t xml:space="preserve">    PROCESADOS=$((PROCESADOS+1))</w:t>
-            </w:r>
-          </w:p>
-          <w:p>
-            <w:pPr>
-              <w:spacing w:before="0" w:after="0"/>
-              <w:jc w:val="left"/>
-              <w:keepLines/>
-              <w:keepNext/>
-            </w:pPr>
-            <w:r>
-              <w:rPr>
-                <w:rFonts w:ascii="Courier New" w:hAnsi="Courier New"/>
-                <w:i/>
-                <w:color w:val="888888"/>
-                <w:sz w:val="16"/>
-              </w:rPr>
-              <w:t xml:space="preserve">    # Mover a carpeta de procesados para no repetir</w:t>
-            </w:r>
-          </w:p>
-          <w:p>
-            <w:pPr>
-              <w:spacing w:before="0" w:after="0"/>
-              <w:jc w:val="left"/>
-              <w:keepLines/>
-              <w:keepNext/>
-            </w:pPr>
-            <w:r>
-              <w:rPr>
-                <w:rFonts w:ascii="Courier New" w:hAnsi="Courier New"/>
-                <w:color w:val="1A1A1A"/>
-                <w:sz w:val="16"/>
-              </w:rPr>
-              <w:t xml:space="preserve">    mkdir -p "$DIRECTORIO_INPUT/procesados"</w:t>
-            </w:r>
-          </w:p>
-          <w:p>
-            <w:pPr>
-              <w:spacing w:before="0" w:after="0"/>
-              <w:jc w:val="left"/>
-              <w:keepLines/>
-              <w:keepNext/>
-            </w:pPr>
-            <w:r>
-              <w:rPr>
-                <w:rFonts w:ascii="Courier New" w:hAnsi="Courier New"/>
-                <w:color w:val="1A1A1A"/>
-                <w:sz w:val="16"/>
-              </w:rPr>
-              <w:t xml:space="preserve">    mv "$archivo" "$DIRECTORIO_INPUT/procesados/"</w:t>
-            </w:r>
-          </w:p>
-          <w:p>
-            <w:pPr>
-              <w:spacing w:before="0" w:after="0"/>
-              <w:jc w:val="left"/>
-              <w:keepLines/>
-              <w:keepNext/>
-            </w:pPr>
-            <w:r>
-              <w:rPr>
-                <w:rFonts w:ascii="Courier New" w:hAnsi="Courier New"/>
-                <w:color w:val="555555"/>
-                <w:sz w:val="16"/>
-              </w:rPr>
-              <w:t xml:space="preserve">  else</w:t>
-            </w:r>
-          </w:p>
-          <w:p>
-            <w:pPr>
-              <w:spacing w:before="0" w:after="0"/>
-              <w:jc w:val="left"/>
-              <w:keepLines/>
-              <w:keepNext/>
-            </w:pPr>
-            <w:r>
-              <w:rPr>
-                <w:rFonts w:ascii="Courier New" w:hAnsi="Courier New"/>
-                <w:color w:val="555555"/>
-                <w:sz w:val="16"/>
-              </w:rPr>
-              <w:t xml:space="preserve">    ERRORES=$((ERRORES+1))</w:t>
-            </w:r>
-          </w:p>
-          <w:p>
-            <w:pPr>
-              <w:spacing w:before="0" w:after="0"/>
-              <w:jc w:val="left"/>
-              <w:keepLines/>
-              <w:keepNext/>
-            </w:pPr>
-            <w:r>
-              <w:rPr>
-                <w:rFonts w:ascii="Courier New" w:hAnsi="Courier New"/>
-                <w:color w:val="1A1A1A"/>
-                <w:sz w:val="16"/>
-              </w:rPr>
-              <w:t xml:space="preserve">    echo "[ERROR] Error procesando: $archivo"</w:t>
-            </w:r>
-          </w:p>
-          <w:p>
-            <w:pPr>
-              <w:spacing w:before="0" w:after="0"/>
-              <w:jc w:val="left"/>
-              <w:keepLines/>
-              <w:keepNext/>
-            </w:pPr>
-            <w:r>
-              <w:rPr>
-                <w:rFonts w:ascii="Courier New" w:hAnsi="Courier New"/>
-                <w:color w:val="555555"/>
-                <w:sz w:val="16"/>
-              </w:rPr>
-              <w:t xml:space="preserve">  fi</w:t>
-            </w:r>
-          </w:p>
-          <w:p>
-            <w:pPr>
-              <w:spacing w:before="0" w:after="0"/>
-              <w:jc w:val="left"/>
-              <w:keepLines/>
-              <w:keepNext/>
-            </w:pPr>
-            <w:r>
-              <w:rPr>
-                <w:rFonts w:ascii="Courier New" w:hAnsi="Courier New"/>
-                <w:color w:val="1A1A1A"/>
-                <w:sz w:val="16"/>
-              </w:rPr>
-              <w:t xml:space="preserve">  </w:t>
-            </w:r>
-          </w:p>
-          <w:p>
-            <w:pPr>
-              <w:spacing w:before="0" w:after="0"/>
-              <w:jc w:val="left"/>
-              <w:keepLines/>
-              <w:keepNext/>
-            </w:pPr>
-            <w:r>
-              <w:rPr>
-                <w:rFonts w:ascii="Courier New" w:hAnsi="Courier New"/>
-                <w:i/>
-                <w:color w:val="888888"/>
-                <w:sz w:val="16"/>
-              </w:rPr>
-              <w:t xml:space="preserve">  # Esperar 30 segundos entre archivos para enfriar el sistema</w:t>
-            </w:r>
-          </w:p>
-          <w:p>
-            <w:pPr>
-              <w:spacing w:before="0" w:after="0"/>
-              <w:jc w:val="left"/>
-              <w:keepLines/>
-              <w:keepNext/>
-            </w:pPr>
-            <w:r>
-              <w:rPr>
-                <w:rFonts w:ascii="Courier New" w:hAnsi="Courier New"/>
-                <w:color w:val="555555"/>
-                <w:sz w:val="16"/>
-              </w:rPr>
               <w:t xml:space="preserve">  sleep 30</w:t>
             </w:r>
           </w:p>
@@ -12367,6 +12601,7 @@
             <w:r>
               <w:rPr>
                 <w:rFonts w:ascii="Courier New" w:hAnsi="Courier New"/>
+                <w:i/>
                 <w:color w:val="555555"/>
                 <w:sz w:val="16"/>
               </w:rPr>
@@ -12433,8 +12668,12 @@
         <w:pStyle w:val="Endure-Subhead"/>
         <w:keepNext/>
         <w:spacing w:before="240" w:after="60"/>
+        <w:outlineLvl w:val="1"/>
       </w:pPr>
       <w:r>
+        <w:rPr>
+          <w:sz w:val="24"/>
+        </w:rPr>
         <w:t>20.9 Limpieza Post-Pipeline</w:t>
       </w:r>
     </w:p>
@@ -12451,7 +12690,7 @@
         <w:tc>
           <w:tcPr>
             <w:tcW w:type="dxa" w:w="8152"/>
-            <w:shd w:val="clear" w:color="auto" w:fill="F2F2F2"/>
+            <w:shd w:val="clear" w:color="auto" w:fill="EAEAEA"/>
             <w:tcBorders>
               <w:left w:val="thick" w:sz="24" w:color="1A5A6A"/>
             </w:tcBorders>
@@ -12617,6 +12856,7 @@
             <w:r>
               <w:rPr>
                 <w:rFonts w:ascii="Courier New" w:hAnsi="Courier New"/>
+                <w:i/>
                 <w:color w:val="555555"/>
                 <w:sz w:val="16"/>
               </w:rPr>
@@ -12665,6 +12905,7 @@
             <w:r>
               <w:rPr>
                 <w:rFonts w:ascii="Courier New" w:hAnsi="Courier New"/>
+                <w:i/>
                 <w:color w:val="555555"/>
                 <w:sz w:val="16"/>
               </w:rPr>
@@ -12713,6 +12954,7 @@
             <w:r>
               <w:rPr>
                 <w:rFonts w:ascii="Courier New" w:hAnsi="Courier New"/>
+                <w:i/>
                 <w:color w:val="555555"/>
                 <w:sz w:val="16"/>
               </w:rPr>
@@ -12732,8 +12974,12 @@
         <w:pStyle w:val="Endure-Subhead"/>
         <w:keepNext/>
         <w:spacing w:before="240" w:after="60"/>
+        <w:outlineLvl w:val="1"/>
       </w:pPr>
       <w:r>
+        <w:rPr>
+          <w:sz w:val="24"/>
+        </w:rPr>
         <w:t>20.10 Verificación Final del Capítulo</w:t>
       </w:r>
     </w:p>
@@ -12750,7 +12996,7 @@
         <w:tc>
           <w:tcPr>
             <w:tcW w:type="dxa" w:w="8152"/>
-            <w:shd w:val="clear" w:color="auto" w:fill="F2F2F2"/>
+            <w:shd w:val="clear" w:color="auto" w:fill="EAEAEA"/>
             <w:tcBorders>
               <w:left w:val="thick" w:sz="24" w:color="1A5A6A"/>
             </w:tcBorders>
@@ -12930,6 +13176,7 @@
             <w:r>
               <w:rPr>
                 <w:rFonts w:ascii="Courier New" w:hAnsi="Courier New"/>
+                <w:i/>
                 <w:color w:val="555555"/>
                 <w:sz w:val="16"/>
               </w:rPr>
@@ -12946,6 +13193,7 @@
             <w:r>
               <w:rPr>
                 <w:rFonts w:ascii="Courier New" w:hAnsi="Courier New"/>
+                <w:i/>
                 <w:color w:val="555555"/>
                 <w:sz w:val="16"/>
               </w:rPr>
@@ -12962,6 +13210,7 @@
             <w:r>
               <w:rPr>
                 <w:rFonts w:ascii="Courier New" w:hAnsi="Courier New"/>
+                <w:i/>
                 <w:color w:val="555555"/>
                 <w:sz w:val="16"/>
               </w:rPr>
@@ -12978,6 +13227,7 @@
             <w:r>
               <w:rPr>
                 <w:rFonts w:ascii="Courier New" w:hAnsi="Courier New"/>
+                <w:i/>
                 <w:color w:val="555555"/>
                 <w:sz w:val="16"/>
               </w:rPr>
@@ -12994,6 +13244,7 @@
             <w:r>
               <w:rPr>
                 <w:rFonts w:ascii="Courier New" w:hAnsi="Courier New"/>
+                <w:i/>
                 <w:color w:val="555555"/>
                 <w:sz w:val="16"/>
               </w:rPr>
@@ -13010,6 +13261,7 @@
             <w:r>
               <w:rPr>
                 <w:rFonts w:ascii="Courier New" w:hAnsi="Courier New"/>
+                <w:i/>
                 <w:color w:val="555555"/>
                 <w:sz w:val="16"/>
               </w:rPr>
@@ -13026,6 +13278,7 @@
             <w:r>
               <w:rPr>
                 <w:rFonts w:ascii="Courier New" w:hAnsi="Courier New"/>
+                <w:i/>
                 <w:color w:val="555555"/>
                 <w:sz w:val="16"/>
               </w:rPr>
@@ -13042,6 +13295,7 @@
             <w:r>
               <w:rPr>
                 <w:rFonts w:ascii="Courier New" w:hAnsi="Courier New"/>
+                <w:i/>
                 <w:color w:val="555555"/>
                 <w:sz w:val="16"/>
               </w:rPr>
@@ -13121,6 +13375,7 @@
             <w:r>
               <w:rPr>
                 <w:rFonts w:ascii="Courier New" w:hAnsi="Courier New"/>
+                <w:i/>
                 <w:color w:val="555555"/>
                 <w:sz w:val="16"/>
               </w:rPr>
@@ -13137,6 +13392,7 @@
             <w:r>
               <w:rPr>
                 <w:rFonts w:ascii="Courier New" w:hAnsi="Courier New"/>
+                <w:i/>
                 <w:color w:val="555555"/>
                 <w:sz w:val="16"/>
               </w:rPr>
@@ -13169,6 +13425,7 @@
             <w:r>
               <w:rPr>
                 <w:rFonts w:ascii="Courier New" w:hAnsi="Courier New"/>
+                <w:i/>
                 <w:color w:val="555555"/>
                 <w:sz w:val="16"/>
               </w:rPr>
@@ -13185,6 +13442,7 @@
             <w:r>
               <w:rPr>
                 <w:rFonts w:ascii="Courier New" w:hAnsi="Courier New"/>
+                <w:i/>
                 <w:color w:val="555555"/>
                 <w:sz w:val="16"/>
               </w:rPr>
@@ -13248,6 +13506,7 @@
             <w:r>
               <w:rPr>
                 <w:rFonts w:ascii="Courier New" w:hAnsi="Courier New"/>
+                <w:i/>
                 <w:color w:val="555555"/>
                 <w:sz w:val="16"/>
               </w:rPr>
@@ -13264,6 +13523,7 @@
             <w:r>
               <w:rPr>
                 <w:rFonts w:ascii="Courier New" w:hAnsi="Courier New"/>
+                <w:i/>
                 <w:color w:val="555555"/>
                 <w:sz w:val="16"/>
               </w:rPr>
@@ -13280,6 +13540,7 @@
             <w:r>
               <w:rPr>
                 <w:rFonts w:ascii="Courier New" w:hAnsi="Courier New"/>
+                <w:i/>
                 <w:color w:val="555555"/>
                 <w:sz w:val="16"/>
               </w:rPr>
@@ -13346,16 +13607,24 @@
         <w:pStyle w:val="Endure-Subhead"/>
         <w:keepNext/>
         <w:spacing w:before="240" w:after="60"/>
+        <w:outlineLvl w:val="1"/>
       </w:pPr>
       <w:r>
+        <w:rPr>
+          <w:sz w:val="24"/>
+        </w:rPr>
         <w:t>20.11 Escalabilidad — Workflow de Transcripción vía Telegram</w:t>
       </w:r>
     </w:p>
     <w:p>
       <w:pPr>
         <w:pStyle w:val="Endure-FirstParagraphBodyText"/>
+        <w:spacing w:before="100" w:after="100"/>
       </w:pPr>
       <w:r>
+        <w:rPr>
+          <w:sz w:val="20"/>
+        </w:rPr>
         <w:t>El bot de transcripción puede integrarse con Telegram para operar de forma completamente autónoma: el usuario envía la grabación de una reunión o clase y recibe la transcripción detallada o el resumen en su chat, en el formato que prefiera.</w:t>
       </w:r>
     </w:p>
@@ -13364,10 +13633,11 @@
         <w:pStyle w:val="Endure-Subhead"/>
         <w:keepNext/>
         <w:spacing w:before="160" w:after="60"/>
+        <w:outlineLvl w:val="2"/>
       </w:pPr>
       <w:r>
         <w:rPr>
-          <w:sz w:val="18"/>
+          <w:sz w:val="22"/>
         </w:rPr>
         <w:t>20.11.1 Flujo Telegram → Jetson → Resumen</w:t>
       </w:r>
@@ -13385,7 +13655,7 @@
         <w:tc>
           <w:tcPr>
             <w:tcW w:type="dxa" w:w="8152"/>
-            <w:shd w:val="clear" w:color="auto" w:fill="F2F2F2"/>
+            <w:shd w:val="clear" w:color="auto" w:fill="EAEAEA"/>
             <w:tcBorders>
               <w:left w:val="thick" w:sz="24" w:color="1A5A6A"/>
             </w:tcBorders>
@@ -13406,6 +13676,7 @@
             <w:r>
               <w:rPr>
                 <w:rFonts w:ascii="Courier New" w:hAnsi="Courier New"/>
+                <w:i/>
                 <w:color w:val="555555"/>
                 <w:sz w:val="16"/>
               </w:rPr>
@@ -13422,6 +13693,7 @@
             <w:r>
               <w:rPr>
                 <w:rFonts w:ascii="Courier New" w:hAnsi="Courier New"/>
+                <w:i/>
                 <w:color w:val="555555"/>
                 <w:sz w:val="16"/>
               </w:rPr>
@@ -13438,6 +13710,7 @@
             <w:r>
               <w:rPr>
                 <w:rFonts w:ascii="Courier New" w:hAnsi="Courier New"/>
+                <w:i/>
                 <w:color w:val="555555"/>
                 <w:sz w:val="16"/>
               </w:rPr>
@@ -13454,6 +13727,7 @@
             <w:r>
               <w:rPr>
                 <w:rFonts w:ascii="Courier New" w:hAnsi="Courier New"/>
+                <w:i/>
                 <w:color w:val="555555"/>
                 <w:sz w:val="16"/>
               </w:rPr>
@@ -13470,6 +13744,7 @@
             <w:r>
               <w:rPr>
                 <w:rFonts w:ascii="Courier New" w:hAnsi="Courier New"/>
+                <w:i/>
                 <w:color w:val="555555"/>
                 <w:sz w:val="16"/>
               </w:rPr>
@@ -13486,6 +13761,7 @@
             <w:r>
               <w:rPr>
                 <w:rFonts w:ascii="Courier New" w:hAnsi="Courier New"/>
+                <w:i/>
                 <w:color w:val="555555"/>
                 <w:sz w:val="16"/>
               </w:rPr>
@@ -13502,6 +13778,7 @@
             <w:r>
               <w:rPr>
                 <w:rFonts w:ascii="Courier New" w:hAnsi="Courier New"/>
+                <w:i/>
                 <w:color w:val="555555"/>
                 <w:sz w:val="16"/>
               </w:rPr>
@@ -13518,6 +13795,7 @@
             <w:r>
               <w:rPr>
                 <w:rFonts w:ascii="Courier New" w:hAnsi="Courier New"/>
+                <w:i/>
                 <w:color w:val="555555"/>
                 <w:sz w:val="16"/>
               </w:rPr>
@@ -13534,6 +13812,7 @@
             <w:r>
               <w:rPr>
                 <w:rFonts w:ascii="Courier New" w:hAnsi="Courier New"/>
+                <w:i/>
                 <w:color w:val="555555"/>
                 <w:sz w:val="16"/>
               </w:rPr>
@@ -13550,6 +13829,7 @@
             <w:r>
               <w:rPr>
                 <w:rFonts w:ascii="Courier New" w:hAnsi="Courier New"/>
+                <w:i/>
                 <w:color w:val="555555"/>
                 <w:sz w:val="16"/>
               </w:rPr>
@@ -13566,6 +13846,7 @@
             <w:r>
               <w:rPr>
                 <w:rFonts w:ascii="Courier New" w:hAnsi="Courier New"/>
+                <w:i/>
                 <w:color w:val="555555"/>
                 <w:sz w:val="16"/>
               </w:rPr>
@@ -13583,14 +13864,19 @@
     <w:p>
       <w:pPr>
         <w:pStyle w:val="Endure-ChapterBodyText"/>
+        <w:spacing w:before="100" w:after="100"/>
       </w:pPr>
       <w:r>
         <w:rPr>
           <w:b/>
+          <w:sz w:val="20"/>
         </w:rPr>
         <w:t>Implementación con N8N</w:t>
       </w:r>
       <w:r>
+        <w:rPr>
+          <w:sz w:val="20"/>
+        </w:rPr>
         <w:t xml:space="preserve"> (ver Capítulo 14):</w:t>
       </w:r>
     </w:p>
@@ -13607,7 +13893,7 @@
         <w:tc>
           <w:tcPr>
             <w:tcW w:type="dxa" w:w="8152"/>
-            <w:shd w:val="clear" w:color="auto" w:fill="F2F2F2"/>
+            <w:shd w:val="clear" w:color="auto" w:fill="EAEAEA"/>
             <w:tcBorders>
               <w:left w:val="thick" w:sz="24" w:color="1A5A6A"/>
             </w:tcBorders>
@@ -13978,10 +14264,12 @@
     <w:p>
       <w:pPr>
         <w:pStyle w:val="Endure-ChapterBodyText"/>
+        <w:spacing w:before="100" w:after="100"/>
       </w:pPr>
       <w:r>
         <w:rPr>
           <w:b/>
+          <w:sz w:val="20"/>
         </w:rPr>
         <w:t>Implementación con OpenClaw:</w:t>
       </w:r>
@@ -13999,7 +14287,7 @@
         <w:tc>
           <w:tcPr>
             <w:tcW w:type="dxa" w:w="8152"/>
-            <w:shd w:val="clear" w:color="auto" w:fill="F2F2F2"/>
+            <w:shd w:val="clear" w:color="auto" w:fill="EAEAEA"/>
             <w:tcBorders>
               <w:left w:val="thick" w:sz="24" w:color="1A5A6A"/>
             </w:tcBorders>
@@ -14151,10 +14439,11 @@
         <w:pStyle w:val="Endure-Subhead"/>
         <w:keepNext/>
         <w:spacing w:before="160" w:after="60"/>
+        <w:outlineLvl w:val="2"/>
       </w:pPr>
       <w:r>
         <w:rPr>
-          <w:sz w:val="18"/>
+          <w:sz w:val="22"/>
         </w:rPr>
         <w:t>20.11.2 Formatos de Salida</w:t>
       </w:r>
@@ -14162,8 +14451,12 @@
     <w:p>
       <w:pPr>
         <w:pStyle w:val="Endure-FirstParagraphBodyText"/>
+        <w:spacing w:before="100" w:after="100"/>
       </w:pPr>
       <w:r>
+        <w:rPr>
+          <w:sz w:val="20"/>
+        </w:rPr>
         <w:t>El script de análisis (§20.5) puede generar la salida en múltiples formatos según el tipo de reunión:</w:t>
       </w:r>
     </w:p>
@@ -14180,7 +14473,7 @@
         <w:tc>
           <w:tcPr>
             <w:tcW w:type="dxa" w:w="8152"/>
-            <w:shd w:val="clear" w:color="auto" w:fill="F2F2F2"/>
+            <w:shd w:val="clear" w:color="auto" w:fill="EAEAEA"/>
             <w:tcBorders>
               <w:left w:val="thick" w:sz="24" w:color="1A5A6A"/>
             </w:tcBorders>
@@ -14331,10 +14624,12 @@
     <w:p>
       <w:pPr>
         <w:pStyle w:val="Endure-ChapterBodyText"/>
+        <w:spacing w:before="100" w:after="100"/>
       </w:pPr>
       <w:r>
         <w:rPr>
           <w:b/>
+          <w:sz w:val="20"/>
         </w:rPr>
         <w:t>Prompt sugerido para el LLM (añadir en `02_analyze.py`):</w:t>
       </w:r>
@@ -14352,7 +14647,7 @@
         <w:tc>
           <w:tcPr>
             <w:tcW w:type="dxa" w:w="8152"/>
-            <w:shd w:val="clear" w:color="auto" w:fill="F2F2F2"/>
+            <w:shd w:val="clear" w:color="auto" w:fill="EAEAEA"/>
             <w:tcBorders>
               <w:left w:val="thick" w:sz="24" w:color="1A5A6A"/>
             </w:tcBorders>
@@ -14550,10 +14845,11 @@
         <w:pStyle w:val="Endure-Subhead"/>
         <w:keepNext/>
         <w:spacing w:before="160" w:after="60"/>
+        <w:outlineLvl w:val="2"/>
       </w:pPr>
       <w:r>
         <w:rPr>
-          <w:sz w:val="18"/>
+          <w:sz w:val="22"/>
         </w:rPr>
         <w:t>20.11.3 Modo Mixto con OpenRouter</w:t>
       </w:r>
@@ -14561,8 +14857,12 @@
     <w:p>
       <w:pPr>
         <w:pStyle w:val="Endure-FirstParagraphBodyText"/>
+        <w:spacing w:before="100" w:after="100"/>
       </w:pPr>
       <w:r>
+        <w:rPr>
+          <w:sz w:val="20"/>
+        </w:rPr>
         <w:t>Para reuniones con vocabulario técnico complejo o cuando el modelo local no genere suficiente calidad de resumen, integre OpenRouter como fallback:</w:t>
       </w:r>
     </w:p>
@@ -14579,7 +14879,7 @@
         <w:tc>
           <w:tcPr>
             <w:tcW w:type="dxa" w:w="8152"/>
-            <w:shd w:val="clear" w:color="auto" w:fill="F2F2F2"/>
+            <w:shd w:val="clear" w:color="auto" w:fill="EAEAEA"/>
             <w:tcBorders>
               <w:left w:val="thick" w:sz="24" w:color="1A5A6A"/>
             </w:tcBorders>
@@ -14833,7 +15133,7 @@
         <w:tc>
           <w:tcPr>
             <w:tcW w:type="dxa" w:w="8152"/>
-            <w:shd w:val="clear" w:color="auto" w:fill="F2F2F2"/>
+            <w:shd w:val="clear" w:color="auto" w:fill="EAEAEA"/>
             <w:tcBorders>
               <w:left w:val="thick" w:sz="24" w:color="1A5A6A"/>
             </w:tcBorders>
@@ -14871,6 +15171,7 @@
             <w:r>
               <w:rPr>
                 <w:rFonts w:ascii="Courier New" w:hAnsi="Courier New"/>
+                <w:i/>
                 <w:color w:val="555555"/>
                 <w:sz w:val="16"/>
               </w:rPr>
@@ -14887,6 +15188,7 @@
             <w:r>
               <w:rPr>
                 <w:rFonts w:ascii="Courier New" w:hAnsi="Courier New"/>
+                <w:i/>
                 <w:color w:val="555555"/>
                 <w:sz w:val="16"/>
               </w:rPr>

--- a/book/docx-por-capitulo/capitulo-22-transcripcion-reuniones.docx
+++ b/book/docx-por-capitulo/capitulo-22-transcripcion-reuniones.docx
@@ -26,7 +26,7 @@
       <w:pPr>
         <w:pStyle w:val="Endure-Subhead"/>
         <w:keepNext/>
-        <w:spacing w:before="240" w:after="60"/>
+        <w:spacing w:before="240" w:after="60" w:line="240" w:lineRule="auto"/>
         <w:outlineLvl w:val="1"/>
       </w:pPr>
       <w:r>
@@ -39,7 +39,7 @@
     <w:p>
       <w:pPr>
         <w:pStyle w:val="Endure-FirstParagraphBodyText"/>
-        <w:spacing w:before="100" w:after="100"/>
+        <w:spacing w:before="100" w:after="100" w:line="240" w:lineRule="auto"/>
       </w:pPr>
       <w:r>
         <w:rPr>
@@ -51,7 +51,7 @@
     <w:p>
       <w:pPr>
         <w:pStyle w:val="Endure-ChapterBodyText"/>
-        <w:spacing w:before="100" w:after="100"/>
+        <w:spacing w:before="100" w:after="100" w:line="240" w:lineRule="auto"/>
       </w:pPr>
       <w:r>
         <w:rPr>
@@ -70,7 +70,7 @@
     <w:p>
       <w:pPr>
         <w:pStyle w:val="Endure-ChapterBodyText"/>
-        <w:spacing w:before="100" w:after="100"/>
+        <w:spacing w:before="100" w:after="100" w:line="240" w:lineRule="auto"/>
       </w:pPr>
       <w:r>
         <w:rPr>
@@ -83,7 +83,7 @@
     <w:p>
       <w:pPr>
         <w:pStyle w:val="Endure-ChapterBodyText"/>
-        <w:spacing w:before="40" w:after="40"/>
+        <w:spacing w:before="40" w:after="40" w:line="240" w:lineRule="auto"/>
         <w:ind w:left="360" w:hanging="216"/>
       </w:pPr>
       <w:r>
@@ -102,7 +102,7 @@
     <w:p>
       <w:pPr>
         <w:pStyle w:val="Endure-ChapterBodyText"/>
-        <w:spacing w:before="40" w:after="40"/>
+        <w:spacing w:before="40" w:after="40" w:line="240" w:lineRule="auto"/>
         <w:ind w:left="360" w:hanging="216"/>
       </w:pPr>
       <w:r>
@@ -128,7 +128,7 @@
     <w:p>
       <w:pPr>
         <w:pStyle w:val="Endure-ChapterBodyText"/>
-        <w:spacing w:before="40" w:after="40"/>
+        <w:spacing w:before="40" w:after="40" w:line="240" w:lineRule="auto"/>
         <w:ind w:left="360" w:hanging="216"/>
       </w:pPr>
       <w:r>
@@ -147,7 +147,7 @@
     <w:p>
       <w:pPr>
         <w:pStyle w:val="Endure-ChapterBodyText"/>
-        <w:spacing w:before="40" w:after="40"/>
+        <w:spacing w:before="40" w:after="40" w:line="240" w:lineRule="auto"/>
         <w:ind w:left="360" w:hanging="216"/>
       </w:pPr>
       <w:r>
@@ -178,7 +178,7 @@
     <w:p>
       <w:pPr>
         <w:pStyle w:val="Endure-ChapterBodyText"/>
-        <w:spacing w:before="100" w:after="100"/>
+        <w:spacing w:before="100" w:after="100" w:line="240" w:lineRule="auto"/>
       </w:pPr>
       <w:r>
         <w:rPr>
@@ -191,7 +191,7 @@
     <w:p>
       <w:pPr>
         <w:pStyle w:val="Endure-ChapterBodyText"/>
-        <w:spacing w:before="40" w:after="40"/>
+        <w:spacing w:before="40" w:after="40" w:line="240" w:lineRule="auto"/>
         <w:ind w:left="360" w:hanging="216"/>
       </w:pPr>
       <w:r>
@@ -210,7 +210,7 @@
     <w:p>
       <w:pPr>
         <w:pStyle w:val="Endure-ChapterBodyText"/>
-        <w:spacing w:before="40" w:after="40"/>
+        <w:spacing w:before="40" w:after="40" w:line="240" w:lineRule="auto"/>
         <w:ind w:left="360" w:hanging="216"/>
       </w:pPr>
       <w:r>
@@ -229,7 +229,7 @@
     <w:p>
       <w:pPr>
         <w:pStyle w:val="Endure-ChapterBodyText"/>
-        <w:spacing w:before="40" w:after="40"/>
+        <w:spacing w:before="40" w:after="40" w:line="240" w:lineRule="auto"/>
         <w:ind w:left="360" w:hanging="216"/>
       </w:pPr>
       <w:r>
@@ -248,7 +248,7 @@
     <w:p>
       <w:pPr>
         <w:pStyle w:val="Endure-ChapterBodyText"/>
-        <w:spacing w:before="40" w:after="40"/>
+        <w:spacing w:before="40" w:after="40" w:line="240" w:lineRule="auto"/>
         <w:ind w:left="360" w:hanging="216"/>
       </w:pPr>
       <w:r>
@@ -286,11 +286,11 @@
               <a:graphicData uri="http://schemas.openxmlformats.org/drawingml/2006/picture">
                 <pic:pic>
                   <pic:nvPicPr>
-                    <pic:cNvPr id="0" name="ascii_54081.png"/>
+                    <pic:cNvPr id="0" name="ascii_19074.png"/>
                     <pic:cNvPicPr/>
                   </pic:nvPicPr>
                   <pic:blipFill>
-                    <a:blip r:embed="rId46"/>
+                    <a:blip r:embed="rId51"/>
                     <a:stretch>
                       <a:fillRect/>
                     </a:stretch>
@@ -313,14 +313,14 @@
       <w:pPr>
         <w:pStyle w:val="Endure-Subhead"/>
         <w:keepNext/>
-        <w:spacing w:before="240" w:after="60"/>
+        <w:spacing w:before="240" w:after="60" w:line="240" w:lineRule="auto"/>
         <w:outlineLvl w:val="1"/>
       </w:pPr>
       <w:r>
         <w:rPr>
           <w:sz w:val="24"/>
         </w:rPr>
-        <w:t>20.1 Prerrequisito — Verificación del Sistema</w:t>
+        <w:t>22.1 Prerrequisito — Verificación del Sistema</w:t>
       </w:r>
     </w:p>
     <w:tbl>
@@ -739,14 +739,14 @@
       <w:pPr>
         <w:pStyle w:val="Endure-Subhead"/>
         <w:keepNext/>
-        <w:spacing w:before="240" w:after="60"/>
+        <w:spacing w:before="240" w:after="60" w:line="240" w:lineRule="auto"/>
         <w:outlineLvl w:val="1"/>
       </w:pPr>
       <w:r>
         <w:rPr>
           <w:sz w:val="24"/>
         </w:rPr>
-        <w:t>20.2 Estructura del Proyecto</w:t>
+        <w:t>22.2 Estructura del Proyecto</w:t>
       </w:r>
     </w:p>
     <w:tbl>
@@ -1019,14 +1019,14 @@
       <w:pPr>
         <w:pStyle w:val="Endure-Subhead"/>
         <w:keepNext/>
-        <w:spacing w:before="240" w:after="60"/>
+        <w:spacing w:before="240" w:after="60" w:line="240" w:lineRule="auto"/>
         <w:outlineLvl w:val="1"/>
       </w:pPr>
       <w:r>
         <w:rPr>
           <w:sz w:val="24"/>
         </w:rPr>
-        <w:t>20.3 Configuración</w:t>
+        <w:t>22.3 Configuración</w:t>
       </w:r>
     </w:p>
     <w:tbl>
@@ -1736,14 +1736,14 @@
       <w:pPr>
         <w:pStyle w:val="Endure-Subhead"/>
         <w:keepNext/>
-        <w:spacing w:before="240" w:after="60"/>
+        <w:spacing w:before="240" w:after="60" w:line="240" w:lineRule="auto"/>
         <w:outlineLvl w:val="1"/>
       </w:pPr>
       <w:r>
         <w:rPr>
           <w:sz w:val="24"/>
         </w:rPr>
-        <w:t>20.4 Script 1 — Transcripción con faster-whisper</w:t>
+        <w:t>22.4 Script 1 — Transcripción con faster-whisper</w:t>
       </w:r>
     </w:p>
     <w:tbl>
@@ -4371,14 +4371,14 @@
       <w:pPr>
         <w:pStyle w:val="Endure-Subhead"/>
         <w:keepNext/>
-        <w:spacing w:before="240" w:after="60"/>
+        <w:spacing w:before="240" w:after="60" w:line="240" w:lineRule="auto"/>
         <w:outlineLvl w:val="1"/>
       </w:pPr>
       <w:r>
         <w:rPr>
           <w:sz w:val="24"/>
         </w:rPr>
-        <w:t>20.5 Script 2 — Análisis con LLM</w:t>
+        <w:t>22.5 Script 2 — Análisis con LLM</w:t>
       </w:r>
     </w:p>
     <w:tbl>
@@ -7746,14 +7746,14 @@
       <w:pPr>
         <w:pStyle w:val="Endure-Subhead"/>
         <w:keepNext/>
-        <w:spacing w:before="240" w:after="60"/>
+        <w:spacing w:before="240" w:after="60" w:line="240" w:lineRule="auto"/>
         <w:outlineLvl w:val="1"/>
       </w:pPr>
       <w:r>
         <w:rPr>
           <w:sz w:val="24"/>
         </w:rPr>
-        <w:t>20.6 Script 3 — Envío por Email</w:t>
+        <w:t>22.6 Script 3 — Envío por Email</w:t>
       </w:r>
     </w:p>
     <w:tbl>
@@ -9485,14 +9485,14 @@
       <w:pPr>
         <w:pStyle w:val="Endure-Subhead"/>
         <w:keepNext/>
-        <w:spacing w:before="240" w:after="60"/>
+        <w:spacing w:before="240" w:after="60" w:line="240" w:lineRule="auto"/>
         <w:outlineLvl w:val="1"/>
       </w:pPr>
       <w:r>
         <w:rPr>
           <w:sz w:val="24"/>
         </w:rPr>
-        <w:t>20.7 Orquestador Completo</w:t>
+        <w:t>22.7 Orquestador Completo</w:t>
       </w:r>
     </w:p>
     <w:tbl>
@@ -12137,20 +12137,20 @@
       <w:pPr>
         <w:pStyle w:val="Endure-Subhead"/>
         <w:keepNext/>
-        <w:spacing w:before="240" w:after="60"/>
+        <w:spacing w:before="240" w:after="60" w:line="240" w:lineRule="auto"/>
         <w:outlineLvl w:val="1"/>
       </w:pPr>
       <w:r>
         <w:rPr>
           <w:sz w:val="24"/>
         </w:rPr>
-        <w:t>20.8 Caso de Uso — Procesamiento por Lotes</w:t>
+        <w:t>22.8 Caso de Uso — Procesamiento por Lotes</w:t>
       </w:r>
     </w:p>
     <w:p>
       <w:pPr>
         <w:pStyle w:val="Endure-FirstParagraphBodyText"/>
-        <w:spacing w:before="100" w:after="100"/>
+        <w:spacing w:before="100" w:after="100" w:line="240" w:lineRule="auto"/>
       </w:pPr>
       <w:r>
         <w:rPr>
@@ -12667,14 +12667,14 @@
       <w:pPr>
         <w:pStyle w:val="Endure-Subhead"/>
         <w:keepNext/>
-        <w:spacing w:before="240" w:after="60"/>
+        <w:spacing w:before="240" w:after="60" w:line="240" w:lineRule="auto"/>
         <w:outlineLvl w:val="1"/>
       </w:pPr>
       <w:r>
         <w:rPr>
           <w:sz w:val="24"/>
         </w:rPr>
-        <w:t>20.9 Limpieza Post-Pipeline</w:t>
+        <w:t>22.9 Limpieza Post-Pipeline</w:t>
       </w:r>
     </w:p>
     <w:tbl>
@@ -12973,14 +12973,14 @@
       <w:pPr>
         <w:pStyle w:val="Endure-Subhead"/>
         <w:keepNext/>
-        <w:spacing w:before="240" w:after="60"/>
+        <w:spacing w:before="240" w:after="60" w:line="240" w:lineRule="auto"/>
         <w:outlineLvl w:val="1"/>
       </w:pPr>
       <w:r>
         <w:rPr>
           <w:sz w:val="24"/>
         </w:rPr>
-        <w:t>20.10 Verificación Final del Capítulo</w:t>
+        <w:t>22.10 Verificación Final del Capítulo</w:t>
       </w:r>
     </w:p>
     <w:tbl>
@@ -13606,20 +13606,20 @@
       <w:pPr>
         <w:pStyle w:val="Endure-Subhead"/>
         <w:keepNext/>
-        <w:spacing w:before="240" w:after="60"/>
+        <w:spacing w:before="240" w:after="60" w:line="240" w:lineRule="auto"/>
         <w:outlineLvl w:val="1"/>
       </w:pPr>
       <w:r>
         <w:rPr>
           <w:sz w:val="24"/>
         </w:rPr>
-        <w:t>20.11 Escalabilidad — Workflow de Transcripción vía Telegram</w:t>
+        <w:t>22.11 Escalabilidad — Workflow de Transcripción vía Telegram</w:t>
       </w:r>
     </w:p>
     <w:p>
       <w:pPr>
         <w:pStyle w:val="Endure-FirstParagraphBodyText"/>
-        <w:spacing w:before="100" w:after="100"/>
+        <w:spacing w:before="100" w:after="100" w:line="240" w:lineRule="auto"/>
       </w:pPr>
       <w:r>
         <w:rPr>
@@ -13632,14 +13632,14 @@
       <w:pPr>
         <w:pStyle w:val="Endure-Subhead"/>
         <w:keepNext/>
-        <w:spacing w:before="160" w:after="60"/>
+        <w:spacing w:before="160" w:after="60" w:line="240" w:lineRule="auto"/>
         <w:outlineLvl w:val="2"/>
       </w:pPr>
       <w:r>
         <w:rPr>
           <w:sz w:val="22"/>
         </w:rPr>
-        <w:t>20.11.1 Flujo Telegram → Jetson → Resumen</w:t>
+        <w:t>22.11.1 Flujo Telegram → Jetson → Resumen</w:t>
       </w:r>
     </w:p>
     <w:tbl>
@@ -13864,7 +13864,7 @@
     <w:p>
       <w:pPr>
         <w:pStyle w:val="Endure-ChapterBodyText"/>
-        <w:spacing w:before="100" w:after="100"/>
+        <w:spacing w:before="100" w:after="100" w:line="240" w:lineRule="auto"/>
       </w:pPr>
       <w:r>
         <w:rPr>
@@ -14264,7 +14264,7 @@
     <w:p>
       <w:pPr>
         <w:pStyle w:val="Endure-ChapterBodyText"/>
-        <w:spacing w:before="100" w:after="100"/>
+        <w:spacing w:before="100" w:after="100" w:line="240" w:lineRule="auto"/>
       </w:pPr>
       <w:r>
         <w:rPr>
@@ -14438,20 +14438,20 @@
       <w:pPr>
         <w:pStyle w:val="Endure-Subhead"/>
         <w:keepNext/>
-        <w:spacing w:before="160" w:after="60"/>
+        <w:spacing w:before="160" w:after="60" w:line="240" w:lineRule="auto"/>
         <w:outlineLvl w:val="2"/>
       </w:pPr>
       <w:r>
         <w:rPr>
           <w:sz w:val="22"/>
         </w:rPr>
-        <w:t>20.11.2 Formatos de Salida</w:t>
+        <w:t>22.11.2 Formatos de Salida</w:t>
       </w:r>
     </w:p>
     <w:p>
       <w:pPr>
         <w:pStyle w:val="Endure-FirstParagraphBodyText"/>
-        <w:spacing w:before="100" w:after="100"/>
+        <w:spacing w:before="100" w:after="100" w:line="240" w:lineRule="auto"/>
       </w:pPr>
       <w:r>
         <w:rPr>
@@ -14624,7 +14624,7 @@
     <w:p>
       <w:pPr>
         <w:pStyle w:val="Endure-ChapterBodyText"/>
-        <w:spacing w:before="100" w:after="100"/>
+        <w:spacing w:before="100" w:after="100" w:line="240" w:lineRule="auto"/>
       </w:pPr>
       <w:r>
         <w:rPr>
@@ -14844,20 +14844,20 @@
       <w:pPr>
         <w:pStyle w:val="Endure-Subhead"/>
         <w:keepNext/>
-        <w:spacing w:before="160" w:after="60"/>
+        <w:spacing w:before="160" w:after="60" w:line="240" w:lineRule="auto"/>
         <w:outlineLvl w:val="2"/>
       </w:pPr>
       <w:r>
         <w:rPr>
           <w:sz w:val="22"/>
         </w:rPr>
-        <w:t>20.11.3 Modo Mixto con OpenRouter</w:t>
+        <w:t>22.11.3 Modo Mixto con OpenRouter</w:t>
       </w:r>
     </w:p>
     <w:p>
       <w:pPr>
         <w:pStyle w:val="Endure-FirstParagraphBodyText"/>
-        <w:spacing w:before="100" w:after="100"/>
+        <w:spacing w:before="100" w:after="100" w:line="240" w:lineRule="auto"/>
       </w:pPr>
       <w:r>
         <w:rPr>
@@ -15309,6 +15309,11 @@
     </w:p>
     <w:sectPr>
       <w:footerReference w:type="first" r:id="rId43"/>
+      <w:headerReference w:type="default" r:id="rId46"/>
+      <w:footerReference w:type="default" r:id="rId47"/>
+      <w:headerReference w:type="even" r:id="rId48"/>
+      <w:footerReference w:type="even" r:id="rId49"/>
+      <w:headerReference w:type="first" r:id="rId50"/>
       <w:type w:val="nextColumn"/>
       <w:pgSz w:w="10080" w:h="14400"/>
       <w:pgMar w:top="794" w:right="851" w:bottom="794" w:left="1077" w:header="454" w:footer="454" w:gutter="0"/>
@@ -16553,6 +16558,26 @@
 </w:ftr>
 </file>
 
+<file path=word/footer34.xml><?xml version="1.0" encoding="utf-8"?>
+<w:ftr xmlns:m="http://schemas.openxmlformats.org/officeDocument/2006/math" xmlns:mc="http://schemas.openxmlformats.org/markup-compatibility/2006" xmlns:mo="http://schemas.microsoft.com/office/mac/office/2008/main" xmlns:mv="urn:schemas-microsoft-com:mac:vml" xmlns:o="urn:schemas-microsoft-com:office:office" xmlns:r="http://schemas.openxmlformats.org/officeDocument/2006/relationships" xmlns:v="urn:schemas-microsoft-com:vml" xmlns:w10="urn:schemas-microsoft-com:office:word" xmlns:w14="http://schemas.microsoft.com/office/word/2010/wordml" xmlns:w="http://schemas.openxmlformats.org/wordprocessingml/2006/main" xmlns:wne="http://schemas.microsoft.com/office/word/2006/wordml" xmlns:wp14="http://schemas.microsoft.com/office/word/2010/wordprocessingDrawing" xmlns:wp="http://schemas.openxmlformats.org/drawingml/2006/wordprocessingDrawing" xmlns:wpc="http://schemas.microsoft.com/office/word/2010/wordprocessingCanvas" xmlns:wpg="http://schemas.microsoft.com/office/word/2010/wordprocessingGroup" xmlns:wpi="http://schemas.microsoft.com/office/word/2010/wordprocessingInk" xmlns:wps="http://schemas.microsoft.com/office/word/2010/wordprocessingShape" mc:Ignorable="w14 wp14">
+  <w:p>
+    <w:pPr>
+      <w:pStyle w:val="Footer"/>
+    </w:pPr>
+  </w:p>
+</w:ftr>
+</file>
+
+<file path=word/footer35.xml><?xml version="1.0" encoding="utf-8"?>
+<w:ftr xmlns:m="http://schemas.openxmlformats.org/officeDocument/2006/math" xmlns:mc="http://schemas.openxmlformats.org/markup-compatibility/2006" xmlns:mo="http://schemas.microsoft.com/office/mac/office/2008/main" xmlns:mv="urn:schemas-microsoft-com:mac:vml" xmlns:o="urn:schemas-microsoft-com:office:office" xmlns:r="http://schemas.openxmlformats.org/officeDocument/2006/relationships" xmlns:v="urn:schemas-microsoft-com:vml" xmlns:w10="urn:schemas-microsoft-com:office:word" xmlns:w14="http://schemas.microsoft.com/office/word/2010/wordml" xmlns:w="http://schemas.openxmlformats.org/wordprocessingml/2006/main" xmlns:wne="http://schemas.microsoft.com/office/word/2006/wordml" xmlns:wp14="http://schemas.microsoft.com/office/word/2010/wordprocessingDrawing" xmlns:wp="http://schemas.openxmlformats.org/drawingml/2006/wordprocessingDrawing" xmlns:wpc="http://schemas.microsoft.com/office/word/2010/wordprocessingCanvas" xmlns:wpg="http://schemas.microsoft.com/office/word/2010/wordprocessingGroup" xmlns:wpi="http://schemas.microsoft.com/office/word/2010/wordprocessingInk" xmlns:wps="http://schemas.microsoft.com/office/word/2010/wordprocessingShape" mc:Ignorable="w14 wp14">
+  <w:p>
+    <w:pPr>
+      <w:pStyle w:val="Footer"/>
+    </w:pPr>
+  </w:p>
+</w:ftr>
+</file>
+
 <file path=word/footer4.xml><?xml version="1.0" encoding="utf-8"?>
 <w:ftr xmlns:wpc="http://schemas.microsoft.com/office/word/2010/wordprocessingCanvas" xmlns:cx="http://schemas.microsoft.com/office/drawing/2014/chartex" xmlns:cx1="http://schemas.microsoft.com/office/drawing/2015/9/8/chartex" xmlns:cx2="http://schemas.microsoft.com/office/drawing/2015/10/21/chartex" xmlns:cx3="http://schemas.microsoft.com/office/drawing/2016/5/9/chartex" xmlns:cx4="http://schemas.microsoft.com/office/drawing/2016/5/10/chartex" xmlns:cx5="http://schemas.microsoft.com/office/drawing/2016/5/11/chartex" xmlns:cx6="http://schemas.microsoft.com/office/drawing/2016/5/12/chartex" xmlns:cx7="http://schemas.microsoft.com/office/drawing/2016/5/13/chartex" xmlns:cx8="http://schemas.microsoft.com/office/drawing/2016/5/14/chartex" xmlns:mc="http://schemas.openxmlformats.org/markup-compatibility/2006" xmlns:aink="http://schemas.microsoft.com/office/drawing/2016/ink" xmlns:am3d="http://schemas.microsoft.com/office/drawing/2017/model3d" xmlns:o="urn:schemas-microsoft-com:office:office" xmlns:oel="http://schemas.microsoft.com/office/2019/extlst" xmlns:r="http://schemas.openxmlformats.org/officeDocument/2006/relationships" xmlns:m="http://schemas.openxmlformats.org/officeDocument/2006/math" xmlns:v="urn:schemas-microsoft-com:vml" xmlns:wp14="http://schemas.microsoft.com/office/word/2010/wordprocessingDrawing" xmlns:wp="http://schemas.openxmlformats.org/drawingml/2006/wordprocessingDrawing" xmlns:w10="urn:schemas-microsoft-com:office:word" xmlns:w="http://schemas.openxmlformats.org/wordprocessingml/2006/main" xmlns:w14="http://schemas.microsoft.com/office/word/2010/wordml" xmlns:w15="http://schemas.microsoft.com/office/word/2012/wordml" xmlns:w16cex="http://schemas.microsoft.com/office/word/2018/wordml/cex" xmlns:w16cid="http://schemas.microsoft.com/office/word/2016/wordml/cid" xmlns:w16="http://schemas.microsoft.com/office/word/2018/wordml" xmlns:w16du="http://schemas.microsoft.com/office/word/2023/wordml/word16du" xmlns:w16sdtdh="http://schemas.microsoft.com/office/word/2020/wordml/sdtdatahash" xmlns:w16sdtfl="http://schemas.microsoft.com/office/word/2024/wordml/sdtformatlock" xmlns:w16se="http://schemas.microsoft.com/office/word/2015/wordml/symex" xmlns:wpg="http://schemas.microsoft.com/office/word/2010/wordprocessingGroup" xmlns:wpi="http://schemas.microsoft.com/office/word/2010/wordprocessingInk" xmlns:wne="http://schemas.microsoft.com/office/word/2006/wordml" xmlns:wps="http://schemas.microsoft.com/office/word/2010/wordprocessingShape" mc:Ignorable="w14 w15 w16se w16cid w16 w16cex w16sdtdh w16sdtfl w16du wp14">
   <w:p>
@@ -16810,6 +16835,36 @@
     <w:r>
       <w:t>TÍTULO DEL LIBRO</w:t>
     </w:r>
+  </w:p>
+</w:hdr>
+</file>
+
+<file path=word/header3.xml><?xml version="1.0" encoding="utf-8"?>
+<w:hdr xmlns:m="http://schemas.openxmlformats.org/officeDocument/2006/math" xmlns:mc="http://schemas.openxmlformats.org/markup-compatibility/2006" xmlns:mo="http://schemas.microsoft.com/office/mac/office/2008/main" xmlns:mv="urn:schemas-microsoft-com:mac:vml" xmlns:o="urn:schemas-microsoft-com:office:office" xmlns:r="http://schemas.openxmlformats.org/officeDocument/2006/relationships" xmlns:v="urn:schemas-microsoft-com:vml" xmlns:w10="urn:schemas-microsoft-com:office:word" xmlns:w14="http://schemas.microsoft.com/office/word/2010/wordml" xmlns:w="http://schemas.openxmlformats.org/wordprocessingml/2006/main" xmlns:wne="http://schemas.microsoft.com/office/word/2006/wordml" xmlns:wp14="http://schemas.microsoft.com/office/word/2010/wordprocessingDrawing" xmlns:wp="http://schemas.openxmlformats.org/drawingml/2006/wordprocessingDrawing" xmlns:wpc="http://schemas.microsoft.com/office/word/2010/wordprocessingCanvas" xmlns:wpg="http://schemas.microsoft.com/office/word/2010/wordprocessingGroup" xmlns:wpi="http://schemas.microsoft.com/office/word/2010/wordprocessingInk" xmlns:wps="http://schemas.microsoft.com/office/word/2010/wordprocessingShape" mc:Ignorable="w14 wp14">
+  <w:p>
+    <w:pPr>
+      <w:pStyle w:val="Header"/>
+    </w:pPr>
+  </w:p>
+</w:hdr>
+</file>
+
+<file path=word/header4.xml><?xml version="1.0" encoding="utf-8"?>
+<w:hdr xmlns:m="http://schemas.openxmlformats.org/officeDocument/2006/math" xmlns:mc="http://schemas.openxmlformats.org/markup-compatibility/2006" xmlns:mo="http://schemas.microsoft.com/office/mac/office/2008/main" xmlns:mv="urn:schemas-microsoft-com:mac:vml" xmlns:o="urn:schemas-microsoft-com:office:office" xmlns:r="http://schemas.openxmlformats.org/officeDocument/2006/relationships" xmlns:v="urn:schemas-microsoft-com:vml" xmlns:w10="urn:schemas-microsoft-com:office:word" xmlns:w14="http://schemas.microsoft.com/office/word/2010/wordml" xmlns:w="http://schemas.openxmlformats.org/wordprocessingml/2006/main" xmlns:wne="http://schemas.microsoft.com/office/word/2006/wordml" xmlns:wp14="http://schemas.microsoft.com/office/word/2010/wordprocessingDrawing" xmlns:wp="http://schemas.openxmlformats.org/drawingml/2006/wordprocessingDrawing" xmlns:wpc="http://schemas.microsoft.com/office/word/2010/wordprocessingCanvas" xmlns:wpg="http://schemas.microsoft.com/office/word/2010/wordprocessingGroup" xmlns:wpi="http://schemas.microsoft.com/office/word/2010/wordprocessingInk" xmlns:wps="http://schemas.microsoft.com/office/word/2010/wordprocessingShape" mc:Ignorable="w14 wp14">
+  <w:p>
+    <w:pPr>
+      <w:pStyle w:val="Header"/>
+    </w:pPr>
+  </w:p>
+</w:hdr>
+</file>
+
+<file path=word/header5.xml><?xml version="1.0" encoding="utf-8"?>
+<w:hdr xmlns:m="http://schemas.openxmlformats.org/officeDocument/2006/math" xmlns:mc="http://schemas.openxmlformats.org/markup-compatibility/2006" xmlns:mo="http://schemas.microsoft.com/office/mac/office/2008/main" xmlns:mv="urn:schemas-microsoft-com:mac:vml" xmlns:o="urn:schemas-microsoft-com:office:office" xmlns:r="http://schemas.openxmlformats.org/officeDocument/2006/relationships" xmlns:v="urn:schemas-microsoft-com:vml" xmlns:w10="urn:schemas-microsoft-com:office:word" xmlns:w14="http://schemas.microsoft.com/office/word/2010/wordml" xmlns:w="http://schemas.openxmlformats.org/wordprocessingml/2006/main" xmlns:wne="http://schemas.microsoft.com/office/word/2006/wordml" xmlns:wp14="http://schemas.microsoft.com/office/word/2010/wordprocessingDrawing" xmlns:wp="http://schemas.openxmlformats.org/drawingml/2006/wordprocessingDrawing" xmlns:wpc="http://schemas.microsoft.com/office/word/2010/wordprocessingCanvas" xmlns:wpg="http://schemas.microsoft.com/office/word/2010/wordprocessingGroup" xmlns:wpi="http://schemas.microsoft.com/office/word/2010/wordprocessingInk" xmlns:wps="http://schemas.microsoft.com/office/word/2010/wordprocessingShape" mc:Ignorable="w14 wp14">
+  <w:p>
+    <w:pPr>
+      <w:pStyle w:val="Header"/>
+    </w:pPr>
   </w:p>
 </w:hdr>
 </file>
